--- a/Алгоритмизация ЛАБЫ/Отчет(ДКР) ЛАБА 1/Отчет(ДКР) ЛАБА 1.docx
+++ b/Алгоритмизация ЛАБЫ/Отчет(ДКР) ЛАБА 1/Отчет(ДКР) ЛАБА 1.docx
@@ -650,7 +650,7 @@
           <w:szCs w:val="28"/>
           <w:u w:val="single"/>
         </w:rPr>
-        <w:t>Сергеева Елизавета Григорьевна</w:t>
+        <w:t>Бычкова Дарья</w:t>
       </w:r>
     </w:p>
     <w:p>
@@ -947,6 +947,7 @@
       <w:r>
         <w:rPr>
           <w:rFonts w:ascii="Times New Roman" w:hAnsi="Times New Roman" w:cs="Times New Roman"/>
+          <w:noProof/>
           <w:color w:val="000000" w:themeColor="text1"/>
           <w:sz w:val="28"/>
           <w:szCs w:val="28"/>
@@ -1464,25 +1465,118 @@
     </w:p>
     <w:p>
       <w:pPr>
-        <w:pStyle w:val="a4"/>
-        <w:spacing w:line="259" w:lineRule="auto"/>
-        <w:rPr>
-          <w:rFonts w:ascii="Times New Roman" w:hAnsi="Times New Roman" w:cs="Times New Roman"/>
-          <w:b/>
-          <w:bCs/>
-          <w:color w:val="000000" w:themeColor="text1"/>
-          <w:sz w:val="28"/>
-          <w:szCs w:val="28"/>
-        </w:rPr>
-      </w:pPr>
-      <w:r>
-        <w:rPr>
-          <w:rFonts w:ascii="Times New Roman" w:hAnsi="Times New Roman" w:cs="Times New Roman"/>
-          <w:color w:val="000000" w:themeColor="text1"/>
-          <w:sz w:val="28"/>
-          <w:szCs w:val="28"/>
-        </w:rPr>
-        <w:t xml:space="preserve"> </w:t>
+        <w:spacing w:line="259" w:lineRule="auto"/>
+        <w:rPr>
+          <w:rFonts w:ascii="Times New Roman" w:hAnsi="Times New Roman" w:cs="Times New Roman"/>
+          <w:b/>
+          <w:bCs/>
+          <w:color w:val="000000" w:themeColor="text1"/>
+          <w:sz w:val="28"/>
+          <w:szCs w:val="28"/>
+        </w:rPr>
+      </w:pPr>
+    </w:p>
+    <w:p>
+      <w:pPr>
+        <w:spacing w:line="259" w:lineRule="auto"/>
+        <w:rPr>
+          <w:rFonts w:ascii="Times New Roman" w:hAnsi="Times New Roman" w:cs="Times New Roman"/>
+          <w:b/>
+          <w:bCs/>
+          <w:color w:val="000000" w:themeColor="text1"/>
+          <w:sz w:val="28"/>
+          <w:szCs w:val="28"/>
+          <w:lang w:val="en-US"/>
+        </w:rPr>
+      </w:pPr>
+      <w:r>
+        <w:rPr>
+          <w:rFonts w:ascii="Times New Roman" w:hAnsi="Times New Roman" w:cs="Times New Roman"/>
+          <w:b/>
+          <w:bCs/>
+          <w:color w:val="000000" w:themeColor="text1"/>
+          <w:sz w:val="28"/>
+          <w:szCs w:val="28"/>
+        </w:rPr>
+        <w:t>Описание алгоритма:</w:t>
+      </w:r>
+    </w:p>
+    <w:p>
+      <w:pPr>
+        <w:spacing w:line="259" w:lineRule="auto"/>
+        <w:rPr>
+          <w:rFonts w:ascii="Times New Roman" w:hAnsi="Times New Roman" w:cs="Times New Roman"/>
+          <w:color w:val="000000" w:themeColor="text1"/>
+          <w:sz w:val="28"/>
+          <w:szCs w:val="28"/>
+          <w:lang w:val="en-US"/>
+        </w:rPr>
+      </w:pPr>
+    </w:p>
+    <w:p>
+      <w:pPr>
+        <w:spacing w:line="259" w:lineRule="auto"/>
+        <w:rPr>
+          <w:rFonts w:ascii="Times New Roman" w:hAnsi="Times New Roman" w:cs="Times New Roman"/>
+          <w:color w:val="000000" w:themeColor="text1"/>
+          <w:sz w:val="28"/>
+          <w:szCs w:val="28"/>
+        </w:rPr>
+      </w:pPr>
+      <w:r>
+        <w:rPr>
+          <w:rFonts w:ascii="Times New Roman" w:hAnsi="Times New Roman" w:cs="Times New Roman"/>
+          <w:color w:val="000000" w:themeColor="text1"/>
+          <w:sz w:val="28"/>
+          <w:szCs w:val="28"/>
+        </w:rPr>
+        <w:t>В задании №1 в зависимости от передаваемого в функцию значения. Она смотрит в какой диапазон попадает значение и выполняет определенный ряд операций.</w:t>
+      </w:r>
+      <w:r>
+        <w:rPr>
+          <w:rFonts w:ascii="Times New Roman" w:hAnsi="Times New Roman" w:cs="Times New Roman"/>
+          <w:color w:val="000000" w:themeColor="text1"/>
+          <w:sz w:val="28"/>
+          <w:szCs w:val="28"/>
+        </w:rPr>
+        <w:br/>
+        <w:t>В задании № 2 в зависимости какую из процедур на нужно прогнать по диапазону</w:t>
+      </w:r>
+      <w:r>
+        <w:rPr>
+          <w:rFonts w:ascii="Times New Roman" w:hAnsi="Times New Roman" w:cs="Times New Roman"/>
+          <w:color w:val="000000" w:themeColor="text1"/>
+          <w:sz w:val="28"/>
+          <w:szCs w:val="28"/>
+        </w:rPr>
+        <w:t xml:space="preserve">, </w:t>
+      </w:r>
+      <w:r>
+        <w:rPr>
+          <w:rFonts w:ascii="Times New Roman" w:hAnsi="Times New Roman" w:cs="Times New Roman"/>
+          <w:color w:val="000000" w:themeColor="text1"/>
+          <w:sz w:val="28"/>
+          <w:szCs w:val="28"/>
+        </w:rPr>
+        <w:t xml:space="preserve"> мы передаем аргумент в вызывающую процедуру аргумент – номер вспомогательной процедуры</w:t>
+      </w:r>
+      <w:r>
+        <w:rPr>
+          <w:rFonts w:ascii="Times New Roman" w:hAnsi="Times New Roman" w:cs="Times New Roman"/>
+          <w:color w:val="000000" w:themeColor="text1"/>
+          <w:sz w:val="28"/>
+          <w:szCs w:val="28"/>
+        </w:rPr>
+        <w:t xml:space="preserve">, </w:t>
+      </w:r>
+      <w:r>
+        <w:rPr>
+          <w:rFonts w:ascii="Times New Roman" w:hAnsi="Times New Roman" w:cs="Times New Roman"/>
+          <w:color w:val="000000" w:themeColor="text1"/>
+          <w:sz w:val="28"/>
+          <w:szCs w:val="28"/>
+        </w:rPr>
+        <w:t xml:space="preserve">которую необходимо прогнать по диапазону и вывести результат. </w:t>
       </w:r>
     </w:p>
     <w:p>
@@ -1564,6 +1658,7 @@
           <w:rFonts w:ascii="Times New Roman" w:hAnsi="Times New Roman" w:cs="Times New Roman"/>
           <w:b/>
           <w:bCs/>
+          <w:noProof/>
           <w:color w:val="000000" w:themeColor="text1"/>
           <w:sz w:val="28"/>
           <w:szCs w:val="28"/>
@@ -2024,6 +2119,7 @@
           <w:rFonts w:ascii="Times New Roman" w:hAnsi="Times New Roman" w:cs="Times New Roman"/>
           <w:b/>
           <w:bCs/>
+          <w:noProof/>
           <w:color w:val="000000" w:themeColor="text1"/>
           <w:sz w:val="28"/>
           <w:szCs w:val="28"/>
@@ -2353,14 +2449,14 @@
           <w:color w:val="000000" w:themeColor="text1"/>
           <w:sz w:val="28"/>
           <w:szCs w:val="28"/>
-          <w:lang w:val="en-US"/>
-        </w:rPr>
-      </w:pPr>
-      <w:r>
-        <w:rPr>
-          <w:rFonts w:ascii="Times New Roman" w:hAnsi="Times New Roman" w:cs="Times New Roman"/>
-          <w:b/>
-          <w:bCs/>
+        </w:rPr>
+      </w:pPr>
+      <w:r>
+        <w:rPr>
+          <w:rFonts w:ascii="Times New Roman" w:hAnsi="Times New Roman" w:cs="Times New Roman"/>
+          <w:b/>
+          <w:bCs/>
+          <w:noProof/>
           <w:color w:val="000000" w:themeColor="text1"/>
           <w:sz w:val="28"/>
           <w:szCs w:val="28"/>
@@ -2442,363 +2538,350 @@
           <w:szCs w:val="28"/>
           <w:lang w:val="en-US"/>
         </w:rPr>
-        <w:t>Task1</w:t>
-      </w:r>
-    </w:p>
-    <w:p>
-      <w:pPr>
-        <w:spacing w:line="259" w:lineRule="auto"/>
-        <w:rPr>
-          <w:rFonts w:ascii="Times New Roman" w:hAnsi="Times New Roman" w:cs="Times New Roman"/>
-          <w:b/>
-          <w:bCs/>
-          <w:color w:val="000000" w:themeColor="text1"/>
-          <w:sz w:val="28"/>
-          <w:szCs w:val="28"/>
-          <w:lang w:val="en-US"/>
-        </w:rPr>
-      </w:pPr>
-    </w:p>
-    <w:p>
-      <w:pPr>
-        <w:spacing w:line="259" w:lineRule="auto"/>
-        <w:rPr>
-          <w:rFonts w:ascii="Times New Roman" w:hAnsi="Times New Roman" w:cs="Times New Roman"/>
-          <w:b/>
-          <w:bCs/>
-          <w:color w:val="000000" w:themeColor="text1"/>
-          <w:sz w:val="28"/>
-          <w:szCs w:val="28"/>
-          <w:lang w:val="en-US"/>
-        </w:rPr>
-      </w:pPr>
-    </w:p>
-    <w:p>
-      <w:pPr>
-        <w:spacing w:line="259" w:lineRule="auto"/>
-        <w:rPr>
-          <w:rFonts w:ascii="Times New Roman" w:hAnsi="Times New Roman" w:cs="Times New Roman"/>
-          <w:b/>
-          <w:bCs/>
-          <w:color w:val="000000" w:themeColor="text1"/>
-          <w:sz w:val="28"/>
-          <w:szCs w:val="28"/>
-          <w:lang w:val="en-US"/>
-        </w:rPr>
-      </w:pPr>
-    </w:p>
-    <w:p>
-      <w:pPr>
-        <w:spacing w:line="259" w:lineRule="auto"/>
-        <w:rPr>
-          <w:rFonts w:ascii="Times New Roman" w:hAnsi="Times New Roman" w:cs="Times New Roman"/>
-          <w:b/>
-          <w:bCs/>
-          <w:color w:val="000000" w:themeColor="text1"/>
-          <w:sz w:val="28"/>
-          <w:szCs w:val="28"/>
-          <w:lang w:val="en-US"/>
-        </w:rPr>
-      </w:pPr>
-    </w:p>
-    <w:p>
-      <w:pPr>
-        <w:spacing w:line="259" w:lineRule="auto"/>
-        <w:rPr>
-          <w:rFonts w:ascii="Times New Roman" w:hAnsi="Times New Roman" w:cs="Times New Roman"/>
-          <w:b/>
-          <w:bCs/>
-          <w:color w:val="000000" w:themeColor="text1"/>
-          <w:sz w:val="28"/>
-          <w:szCs w:val="28"/>
-          <w:lang w:val="en-US"/>
-        </w:rPr>
-      </w:pPr>
-    </w:p>
-    <w:p>
-      <w:pPr>
-        <w:spacing w:line="259" w:lineRule="auto"/>
-        <w:rPr>
-          <w:rFonts w:ascii="Times New Roman" w:hAnsi="Times New Roman" w:cs="Times New Roman"/>
-          <w:b/>
-          <w:bCs/>
-          <w:color w:val="000000" w:themeColor="text1"/>
-          <w:sz w:val="28"/>
-          <w:szCs w:val="28"/>
-          <w:lang w:val="en-US"/>
-        </w:rPr>
-      </w:pPr>
-    </w:p>
-    <w:p>
-      <w:pPr>
-        <w:spacing w:line="259" w:lineRule="auto"/>
-        <w:rPr>
-          <w:rFonts w:ascii="Times New Roman" w:hAnsi="Times New Roman" w:cs="Times New Roman"/>
-          <w:b/>
-          <w:bCs/>
-          <w:color w:val="000000" w:themeColor="text1"/>
-          <w:sz w:val="28"/>
-          <w:szCs w:val="28"/>
-          <w:lang w:val="en-US"/>
-        </w:rPr>
-      </w:pPr>
-    </w:p>
-    <w:p>
-      <w:pPr>
-        <w:spacing w:line="259" w:lineRule="auto"/>
-        <w:rPr>
-          <w:rFonts w:ascii="Times New Roman" w:hAnsi="Times New Roman" w:cs="Times New Roman"/>
-          <w:b/>
-          <w:bCs/>
-          <w:color w:val="000000" w:themeColor="text1"/>
-          <w:sz w:val="28"/>
-          <w:szCs w:val="28"/>
-          <w:lang w:val="en-US"/>
-        </w:rPr>
-      </w:pPr>
-    </w:p>
-    <w:p>
-      <w:pPr>
-        <w:spacing w:line="259" w:lineRule="auto"/>
-        <w:rPr>
-          <w:rFonts w:ascii="Times New Roman" w:hAnsi="Times New Roman" w:cs="Times New Roman"/>
-          <w:b/>
-          <w:bCs/>
-          <w:color w:val="000000" w:themeColor="text1"/>
-          <w:sz w:val="28"/>
-          <w:szCs w:val="28"/>
-          <w:lang w:val="en-US"/>
-        </w:rPr>
-      </w:pPr>
-    </w:p>
-    <w:p>
-      <w:pPr>
-        <w:spacing w:line="259" w:lineRule="auto"/>
-        <w:rPr>
-          <w:rFonts w:ascii="Times New Roman" w:hAnsi="Times New Roman" w:cs="Times New Roman"/>
-          <w:b/>
-          <w:bCs/>
-          <w:color w:val="000000" w:themeColor="text1"/>
-          <w:sz w:val="28"/>
-          <w:szCs w:val="28"/>
-          <w:lang w:val="en-US"/>
-        </w:rPr>
-      </w:pPr>
-    </w:p>
-    <w:p>
-      <w:pPr>
-        <w:spacing w:line="259" w:lineRule="auto"/>
-        <w:rPr>
-          <w:rFonts w:ascii="Times New Roman" w:hAnsi="Times New Roman" w:cs="Times New Roman"/>
-          <w:b/>
-          <w:bCs/>
-          <w:color w:val="000000" w:themeColor="text1"/>
-          <w:sz w:val="28"/>
-          <w:szCs w:val="28"/>
-          <w:lang w:val="en-US"/>
-        </w:rPr>
-      </w:pPr>
-    </w:p>
-    <w:p>
-      <w:pPr>
-        <w:spacing w:line="259" w:lineRule="auto"/>
-        <w:rPr>
-          <w:rFonts w:ascii="Times New Roman" w:hAnsi="Times New Roman" w:cs="Times New Roman"/>
-          <w:b/>
-          <w:bCs/>
-          <w:color w:val="000000" w:themeColor="text1"/>
-          <w:sz w:val="28"/>
-          <w:szCs w:val="28"/>
-          <w:lang w:val="en-US"/>
-        </w:rPr>
-      </w:pPr>
-    </w:p>
-    <w:p>
-      <w:pPr>
-        <w:spacing w:line="259" w:lineRule="auto"/>
-        <w:rPr>
-          <w:rFonts w:ascii="Times New Roman" w:hAnsi="Times New Roman" w:cs="Times New Roman"/>
-          <w:b/>
-          <w:bCs/>
-          <w:color w:val="000000" w:themeColor="text1"/>
-          <w:sz w:val="28"/>
-          <w:szCs w:val="28"/>
-          <w:lang w:val="en-US"/>
-        </w:rPr>
-      </w:pPr>
-    </w:p>
-    <w:p>
-      <w:pPr>
-        <w:spacing w:line="259" w:lineRule="auto"/>
-        <w:rPr>
-          <w:rFonts w:ascii="Times New Roman" w:hAnsi="Times New Roman" w:cs="Times New Roman"/>
-          <w:b/>
-          <w:bCs/>
-          <w:color w:val="000000" w:themeColor="text1"/>
-          <w:sz w:val="28"/>
-          <w:szCs w:val="28"/>
-          <w:lang w:val="en-US"/>
-        </w:rPr>
-      </w:pPr>
-    </w:p>
-    <w:p>
-      <w:pPr>
-        <w:spacing w:line="259" w:lineRule="auto"/>
-        <w:rPr>
-          <w:rFonts w:ascii="Times New Roman" w:hAnsi="Times New Roman" w:cs="Times New Roman"/>
-          <w:b/>
-          <w:bCs/>
-          <w:color w:val="000000" w:themeColor="text1"/>
-          <w:sz w:val="28"/>
-          <w:szCs w:val="28"/>
-          <w:lang w:val="en-US"/>
-        </w:rPr>
-      </w:pPr>
-    </w:p>
-    <w:p>
-      <w:pPr>
-        <w:spacing w:line="259" w:lineRule="auto"/>
-        <w:rPr>
-          <w:rFonts w:ascii="Times New Roman" w:hAnsi="Times New Roman" w:cs="Times New Roman"/>
-          <w:b/>
-          <w:bCs/>
-          <w:color w:val="000000" w:themeColor="text1"/>
-          <w:sz w:val="28"/>
-          <w:szCs w:val="28"/>
-          <w:lang w:val="en-US"/>
-        </w:rPr>
-      </w:pPr>
-    </w:p>
-    <w:p>
-      <w:pPr>
-        <w:spacing w:line="259" w:lineRule="auto"/>
-        <w:rPr>
-          <w:rFonts w:ascii="Times New Roman" w:hAnsi="Times New Roman" w:cs="Times New Roman"/>
-          <w:b/>
-          <w:bCs/>
-          <w:color w:val="000000" w:themeColor="text1"/>
-          <w:sz w:val="28"/>
-          <w:szCs w:val="28"/>
-          <w:lang w:val="en-US"/>
-        </w:rPr>
-      </w:pPr>
-    </w:p>
-    <w:p>
-      <w:pPr>
-        <w:spacing w:line="259" w:lineRule="auto"/>
-        <w:rPr>
-          <w:rFonts w:ascii="Times New Roman" w:hAnsi="Times New Roman" w:cs="Times New Roman"/>
-          <w:b/>
-          <w:bCs/>
-          <w:color w:val="000000" w:themeColor="text1"/>
-          <w:sz w:val="28"/>
-          <w:szCs w:val="28"/>
-          <w:lang w:val="en-US"/>
-        </w:rPr>
-      </w:pPr>
-    </w:p>
-    <w:p>
-      <w:pPr>
-        <w:spacing w:line="259" w:lineRule="auto"/>
-        <w:rPr>
-          <w:rFonts w:ascii="Times New Roman" w:hAnsi="Times New Roman" w:cs="Times New Roman"/>
-          <w:b/>
-          <w:bCs/>
-          <w:color w:val="000000" w:themeColor="text1"/>
-          <w:sz w:val="28"/>
-          <w:szCs w:val="28"/>
-          <w:lang w:val="en-US"/>
-        </w:rPr>
-      </w:pPr>
-    </w:p>
-    <w:p>
-      <w:pPr>
-        <w:spacing w:line="259" w:lineRule="auto"/>
-        <w:rPr>
-          <w:rFonts w:ascii="Times New Roman" w:hAnsi="Times New Roman" w:cs="Times New Roman"/>
-          <w:b/>
-          <w:bCs/>
-          <w:color w:val="000000" w:themeColor="text1"/>
-          <w:sz w:val="28"/>
-          <w:szCs w:val="28"/>
-          <w:lang w:val="en-US"/>
-        </w:rPr>
-      </w:pPr>
-    </w:p>
-    <w:p>
-      <w:pPr>
-        <w:spacing w:line="259" w:lineRule="auto"/>
-        <w:rPr>
-          <w:rFonts w:ascii="Times New Roman" w:hAnsi="Times New Roman" w:cs="Times New Roman"/>
-          <w:b/>
-          <w:bCs/>
-          <w:color w:val="000000" w:themeColor="text1"/>
-          <w:sz w:val="28"/>
-          <w:szCs w:val="28"/>
-          <w:lang w:val="en-US"/>
-        </w:rPr>
-      </w:pPr>
-    </w:p>
-    <w:p>
-      <w:pPr>
-        <w:spacing w:line="259" w:lineRule="auto"/>
-        <w:rPr>
-          <w:rFonts w:ascii="Times New Roman" w:hAnsi="Times New Roman" w:cs="Times New Roman"/>
-          <w:b/>
-          <w:bCs/>
-          <w:color w:val="000000" w:themeColor="text1"/>
-          <w:sz w:val="28"/>
-          <w:szCs w:val="28"/>
-          <w:lang w:val="en-US"/>
-        </w:rPr>
-      </w:pPr>
-    </w:p>
-    <w:p>
-      <w:pPr>
-        <w:spacing w:line="259" w:lineRule="auto"/>
-        <w:rPr>
-          <w:rFonts w:ascii="Times New Roman" w:hAnsi="Times New Roman" w:cs="Times New Roman"/>
-          <w:b/>
-          <w:bCs/>
-          <w:color w:val="000000" w:themeColor="text1"/>
-          <w:sz w:val="28"/>
-          <w:szCs w:val="28"/>
-          <w:lang w:val="en-US"/>
-        </w:rPr>
-      </w:pPr>
-    </w:p>
-    <w:p>
-      <w:pPr>
-        <w:spacing w:line="259" w:lineRule="auto"/>
-        <w:rPr>
-          <w:rFonts w:ascii="Times New Roman" w:hAnsi="Times New Roman" w:cs="Times New Roman"/>
-          <w:b/>
-          <w:bCs/>
-          <w:color w:val="000000" w:themeColor="text1"/>
-          <w:sz w:val="28"/>
-          <w:szCs w:val="28"/>
-          <w:lang w:val="en-US"/>
-        </w:rPr>
-      </w:pPr>
-    </w:p>
-    <w:p>
-      <w:pPr>
-        <w:spacing w:line="259" w:lineRule="auto"/>
-        <w:rPr>
-          <w:rFonts w:ascii="Times New Roman" w:hAnsi="Times New Roman" w:cs="Times New Roman"/>
-          <w:b/>
-          <w:bCs/>
-          <w:color w:val="000000" w:themeColor="text1"/>
-          <w:sz w:val="28"/>
-          <w:szCs w:val="28"/>
-          <w:lang w:val="en-US"/>
-        </w:rPr>
-      </w:pPr>
-      <w:r>
-        <w:rPr>
-          <w:rFonts w:ascii="Times New Roman" w:hAnsi="Times New Roman" w:cs="Times New Roman"/>
-          <w:b/>
-          <w:bCs/>
+        <w:t>Task</w:t>
+      </w:r>
+      <w:r>
+        <w:rPr>
+          <w:rFonts w:ascii="Times New Roman" w:hAnsi="Times New Roman" w:cs="Times New Roman"/>
+          <w:b/>
+          <w:bCs/>
+          <w:color w:val="000000" w:themeColor="text1"/>
+          <w:sz w:val="28"/>
+          <w:szCs w:val="28"/>
+        </w:rPr>
+        <w:t>1</w:t>
+      </w:r>
+    </w:p>
+    <w:p>
+      <w:pPr>
+        <w:spacing w:line="259" w:lineRule="auto"/>
+        <w:rPr>
+          <w:rFonts w:ascii="Times New Roman" w:hAnsi="Times New Roman" w:cs="Times New Roman"/>
+          <w:b/>
+          <w:bCs/>
+          <w:color w:val="000000" w:themeColor="text1"/>
+          <w:sz w:val="28"/>
+          <w:szCs w:val="28"/>
+        </w:rPr>
+      </w:pPr>
+    </w:p>
+    <w:p>
+      <w:pPr>
+        <w:spacing w:line="259" w:lineRule="auto"/>
+        <w:rPr>
+          <w:rFonts w:ascii="Times New Roman" w:hAnsi="Times New Roman" w:cs="Times New Roman"/>
+          <w:b/>
+          <w:bCs/>
+          <w:color w:val="000000" w:themeColor="text1"/>
+          <w:sz w:val="28"/>
+          <w:szCs w:val="28"/>
+        </w:rPr>
+      </w:pPr>
+    </w:p>
+    <w:p>
+      <w:pPr>
+        <w:spacing w:line="259" w:lineRule="auto"/>
+        <w:rPr>
+          <w:rFonts w:ascii="Times New Roman" w:hAnsi="Times New Roman" w:cs="Times New Roman"/>
+          <w:b/>
+          <w:bCs/>
+          <w:color w:val="000000" w:themeColor="text1"/>
+          <w:sz w:val="28"/>
+          <w:szCs w:val="28"/>
+        </w:rPr>
+      </w:pPr>
+    </w:p>
+    <w:p>
+      <w:pPr>
+        <w:spacing w:line="259" w:lineRule="auto"/>
+        <w:rPr>
+          <w:rFonts w:ascii="Times New Roman" w:hAnsi="Times New Roman" w:cs="Times New Roman"/>
+          <w:b/>
+          <w:bCs/>
+          <w:color w:val="000000" w:themeColor="text1"/>
+          <w:sz w:val="28"/>
+          <w:szCs w:val="28"/>
+        </w:rPr>
+      </w:pPr>
+    </w:p>
+    <w:p>
+      <w:pPr>
+        <w:spacing w:line="259" w:lineRule="auto"/>
+        <w:rPr>
+          <w:rFonts w:ascii="Times New Roman" w:hAnsi="Times New Roman" w:cs="Times New Roman"/>
+          <w:b/>
+          <w:bCs/>
+          <w:color w:val="000000" w:themeColor="text1"/>
+          <w:sz w:val="28"/>
+          <w:szCs w:val="28"/>
+        </w:rPr>
+      </w:pPr>
+    </w:p>
+    <w:p>
+      <w:pPr>
+        <w:spacing w:line="259" w:lineRule="auto"/>
+        <w:rPr>
+          <w:rFonts w:ascii="Times New Roman" w:hAnsi="Times New Roman" w:cs="Times New Roman"/>
+          <w:b/>
+          <w:bCs/>
+          <w:color w:val="000000" w:themeColor="text1"/>
+          <w:sz w:val="28"/>
+          <w:szCs w:val="28"/>
+        </w:rPr>
+      </w:pPr>
+    </w:p>
+    <w:p>
+      <w:pPr>
+        <w:spacing w:line="259" w:lineRule="auto"/>
+        <w:rPr>
+          <w:rFonts w:ascii="Times New Roman" w:hAnsi="Times New Roman" w:cs="Times New Roman"/>
+          <w:b/>
+          <w:bCs/>
+          <w:color w:val="000000" w:themeColor="text1"/>
+          <w:sz w:val="28"/>
+          <w:szCs w:val="28"/>
+        </w:rPr>
+      </w:pPr>
+    </w:p>
+    <w:p>
+      <w:pPr>
+        <w:spacing w:line="259" w:lineRule="auto"/>
+        <w:rPr>
+          <w:rFonts w:ascii="Times New Roman" w:hAnsi="Times New Roman" w:cs="Times New Roman"/>
+          <w:b/>
+          <w:bCs/>
+          <w:color w:val="000000" w:themeColor="text1"/>
+          <w:sz w:val="28"/>
+          <w:szCs w:val="28"/>
+        </w:rPr>
+      </w:pPr>
+    </w:p>
+    <w:p>
+      <w:pPr>
+        <w:spacing w:line="259" w:lineRule="auto"/>
+        <w:rPr>
+          <w:rFonts w:ascii="Times New Roman" w:hAnsi="Times New Roman" w:cs="Times New Roman"/>
+          <w:b/>
+          <w:bCs/>
+          <w:color w:val="000000" w:themeColor="text1"/>
+          <w:sz w:val="28"/>
+          <w:szCs w:val="28"/>
+        </w:rPr>
+      </w:pPr>
+    </w:p>
+    <w:p>
+      <w:pPr>
+        <w:spacing w:line="259" w:lineRule="auto"/>
+        <w:rPr>
+          <w:rFonts w:ascii="Times New Roman" w:hAnsi="Times New Roman" w:cs="Times New Roman"/>
+          <w:b/>
+          <w:bCs/>
+          <w:color w:val="000000" w:themeColor="text1"/>
+          <w:sz w:val="28"/>
+          <w:szCs w:val="28"/>
+        </w:rPr>
+      </w:pPr>
+    </w:p>
+    <w:p>
+      <w:pPr>
+        <w:spacing w:line="259" w:lineRule="auto"/>
+        <w:rPr>
+          <w:rFonts w:ascii="Times New Roman" w:hAnsi="Times New Roman" w:cs="Times New Roman"/>
+          <w:b/>
+          <w:bCs/>
+          <w:color w:val="000000" w:themeColor="text1"/>
+          <w:sz w:val="28"/>
+          <w:szCs w:val="28"/>
+        </w:rPr>
+      </w:pPr>
+    </w:p>
+    <w:p>
+      <w:pPr>
+        <w:spacing w:line="259" w:lineRule="auto"/>
+        <w:rPr>
+          <w:rFonts w:ascii="Times New Roman" w:hAnsi="Times New Roman" w:cs="Times New Roman"/>
+          <w:b/>
+          <w:bCs/>
+          <w:color w:val="000000" w:themeColor="text1"/>
+          <w:sz w:val="28"/>
+          <w:szCs w:val="28"/>
+        </w:rPr>
+      </w:pPr>
+    </w:p>
+    <w:p>
+      <w:pPr>
+        <w:spacing w:line="259" w:lineRule="auto"/>
+        <w:rPr>
+          <w:rFonts w:ascii="Times New Roman" w:hAnsi="Times New Roman" w:cs="Times New Roman"/>
+          <w:b/>
+          <w:bCs/>
+          <w:color w:val="000000" w:themeColor="text1"/>
+          <w:sz w:val="28"/>
+          <w:szCs w:val="28"/>
+        </w:rPr>
+      </w:pPr>
+    </w:p>
+    <w:p>
+      <w:pPr>
+        <w:spacing w:line="259" w:lineRule="auto"/>
+        <w:rPr>
+          <w:rFonts w:ascii="Times New Roman" w:hAnsi="Times New Roman" w:cs="Times New Roman"/>
+          <w:b/>
+          <w:bCs/>
+          <w:color w:val="000000" w:themeColor="text1"/>
+          <w:sz w:val="28"/>
+          <w:szCs w:val="28"/>
+        </w:rPr>
+      </w:pPr>
+    </w:p>
+    <w:p>
+      <w:pPr>
+        <w:spacing w:line="259" w:lineRule="auto"/>
+        <w:rPr>
+          <w:rFonts w:ascii="Times New Roman" w:hAnsi="Times New Roman" w:cs="Times New Roman"/>
+          <w:b/>
+          <w:bCs/>
+          <w:color w:val="000000" w:themeColor="text1"/>
+          <w:sz w:val="28"/>
+          <w:szCs w:val="28"/>
+        </w:rPr>
+      </w:pPr>
+    </w:p>
+    <w:p>
+      <w:pPr>
+        <w:spacing w:line="259" w:lineRule="auto"/>
+        <w:rPr>
+          <w:rFonts w:ascii="Times New Roman" w:hAnsi="Times New Roman" w:cs="Times New Roman"/>
+          <w:b/>
+          <w:bCs/>
+          <w:color w:val="000000" w:themeColor="text1"/>
+          <w:sz w:val="28"/>
+          <w:szCs w:val="28"/>
+        </w:rPr>
+      </w:pPr>
+    </w:p>
+    <w:p>
+      <w:pPr>
+        <w:spacing w:line="259" w:lineRule="auto"/>
+        <w:rPr>
+          <w:rFonts w:ascii="Times New Roman" w:hAnsi="Times New Roman" w:cs="Times New Roman"/>
+          <w:b/>
+          <w:bCs/>
+          <w:color w:val="000000" w:themeColor="text1"/>
+          <w:sz w:val="28"/>
+          <w:szCs w:val="28"/>
+        </w:rPr>
+      </w:pPr>
+    </w:p>
+    <w:p>
+      <w:pPr>
+        <w:spacing w:line="259" w:lineRule="auto"/>
+        <w:rPr>
+          <w:rFonts w:ascii="Times New Roman" w:hAnsi="Times New Roman" w:cs="Times New Roman"/>
+          <w:b/>
+          <w:bCs/>
+          <w:color w:val="000000" w:themeColor="text1"/>
+          <w:sz w:val="28"/>
+          <w:szCs w:val="28"/>
+        </w:rPr>
+      </w:pPr>
+    </w:p>
+    <w:p>
+      <w:pPr>
+        <w:spacing w:line="259" w:lineRule="auto"/>
+        <w:rPr>
+          <w:rFonts w:ascii="Times New Roman" w:hAnsi="Times New Roman" w:cs="Times New Roman"/>
+          <w:b/>
+          <w:bCs/>
+          <w:color w:val="000000" w:themeColor="text1"/>
+          <w:sz w:val="28"/>
+          <w:szCs w:val="28"/>
+        </w:rPr>
+      </w:pPr>
+    </w:p>
+    <w:p>
+      <w:pPr>
+        <w:spacing w:line="259" w:lineRule="auto"/>
+        <w:rPr>
+          <w:rFonts w:ascii="Times New Roman" w:hAnsi="Times New Roman" w:cs="Times New Roman"/>
+          <w:b/>
+          <w:bCs/>
+          <w:color w:val="000000" w:themeColor="text1"/>
+          <w:sz w:val="28"/>
+          <w:szCs w:val="28"/>
+        </w:rPr>
+      </w:pPr>
+    </w:p>
+    <w:p>
+      <w:pPr>
+        <w:spacing w:line="259" w:lineRule="auto"/>
+        <w:rPr>
+          <w:rFonts w:ascii="Times New Roman" w:hAnsi="Times New Roman" w:cs="Times New Roman"/>
+          <w:b/>
+          <w:bCs/>
+          <w:color w:val="000000" w:themeColor="text1"/>
+          <w:sz w:val="28"/>
+          <w:szCs w:val="28"/>
+        </w:rPr>
+      </w:pPr>
+    </w:p>
+    <w:p>
+      <w:pPr>
+        <w:spacing w:line="259" w:lineRule="auto"/>
+        <w:rPr>
+          <w:rFonts w:ascii="Times New Roman" w:hAnsi="Times New Roman" w:cs="Times New Roman"/>
+          <w:b/>
+          <w:bCs/>
+          <w:color w:val="000000" w:themeColor="text1"/>
+          <w:sz w:val="28"/>
+          <w:szCs w:val="28"/>
+        </w:rPr>
+      </w:pPr>
+    </w:p>
+    <w:p>
+      <w:pPr>
+        <w:spacing w:line="259" w:lineRule="auto"/>
+        <w:rPr>
+          <w:rFonts w:ascii="Times New Roman" w:hAnsi="Times New Roman" w:cs="Times New Roman"/>
+          <w:b/>
+          <w:bCs/>
+          <w:color w:val="000000" w:themeColor="text1"/>
+          <w:sz w:val="28"/>
+          <w:szCs w:val="28"/>
+        </w:rPr>
+      </w:pPr>
+    </w:p>
+    <w:p>
+      <w:pPr>
+        <w:spacing w:line="259" w:lineRule="auto"/>
+        <w:rPr>
+          <w:rFonts w:ascii="Times New Roman" w:hAnsi="Times New Roman" w:cs="Times New Roman"/>
+          <w:b/>
+          <w:bCs/>
+          <w:color w:val="000000" w:themeColor="text1"/>
+          <w:sz w:val="28"/>
+          <w:szCs w:val="28"/>
+        </w:rPr>
+      </w:pPr>
+    </w:p>
+    <w:p>
+      <w:pPr>
+        <w:spacing w:line="259" w:lineRule="auto"/>
+        <w:rPr>
+          <w:rFonts w:ascii="Times New Roman" w:hAnsi="Times New Roman" w:cs="Times New Roman"/>
+          <w:b/>
+          <w:bCs/>
+          <w:color w:val="000000" w:themeColor="text1"/>
+          <w:sz w:val="28"/>
+          <w:szCs w:val="28"/>
+        </w:rPr>
+      </w:pPr>
+      <w:r>
+        <w:rPr>
+          <w:rFonts w:ascii="Times New Roman" w:hAnsi="Times New Roman" w:cs="Times New Roman"/>
+          <w:b/>
+          <w:bCs/>
+          <w:noProof/>
           <w:color w:val="000000" w:themeColor="text1"/>
           <w:sz w:val="28"/>
           <w:szCs w:val="28"/>
@@ -2880,306 +2963,298 @@
           <w:szCs w:val="28"/>
           <w:lang w:val="en-US"/>
         </w:rPr>
-        <w:t>Task2</w:t>
-      </w:r>
-    </w:p>
-    <w:p>
-      <w:pPr>
-        <w:spacing w:line="259" w:lineRule="auto"/>
-        <w:rPr>
-          <w:rFonts w:ascii="Times New Roman" w:hAnsi="Times New Roman" w:cs="Times New Roman"/>
-          <w:b/>
-          <w:bCs/>
-          <w:color w:val="000000" w:themeColor="text1"/>
-          <w:sz w:val="28"/>
-          <w:szCs w:val="28"/>
-          <w:lang w:val="en-US"/>
-        </w:rPr>
-      </w:pPr>
-    </w:p>
-    <w:p>
-      <w:pPr>
-        <w:spacing w:line="259" w:lineRule="auto"/>
-        <w:rPr>
-          <w:rFonts w:ascii="Times New Roman" w:hAnsi="Times New Roman" w:cs="Times New Roman"/>
-          <w:b/>
-          <w:bCs/>
-          <w:color w:val="000000" w:themeColor="text1"/>
-          <w:sz w:val="28"/>
-          <w:szCs w:val="28"/>
-          <w:lang w:val="en-US"/>
-        </w:rPr>
-      </w:pPr>
-    </w:p>
-    <w:p>
-      <w:pPr>
-        <w:spacing w:line="259" w:lineRule="auto"/>
-        <w:rPr>
-          <w:rFonts w:ascii="Times New Roman" w:hAnsi="Times New Roman" w:cs="Times New Roman"/>
-          <w:b/>
-          <w:bCs/>
-          <w:color w:val="000000" w:themeColor="text1"/>
-          <w:sz w:val="28"/>
-          <w:szCs w:val="28"/>
-          <w:lang w:val="en-US"/>
-        </w:rPr>
-      </w:pPr>
-    </w:p>
-    <w:p>
-      <w:pPr>
-        <w:spacing w:line="259" w:lineRule="auto"/>
-        <w:rPr>
-          <w:rFonts w:ascii="Times New Roman" w:hAnsi="Times New Roman" w:cs="Times New Roman"/>
-          <w:b/>
-          <w:bCs/>
-          <w:color w:val="000000" w:themeColor="text1"/>
-          <w:sz w:val="28"/>
-          <w:szCs w:val="28"/>
-          <w:lang w:val="en-US"/>
-        </w:rPr>
-      </w:pPr>
-    </w:p>
-    <w:p>
-      <w:pPr>
-        <w:spacing w:line="259" w:lineRule="auto"/>
-        <w:rPr>
-          <w:rFonts w:ascii="Times New Roman" w:hAnsi="Times New Roman" w:cs="Times New Roman"/>
-          <w:b/>
-          <w:bCs/>
-          <w:color w:val="000000" w:themeColor="text1"/>
-          <w:sz w:val="28"/>
-          <w:szCs w:val="28"/>
-          <w:lang w:val="en-US"/>
-        </w:rPr>
-      </w:pPr>
-    </w:p>
-    <w:p>
-      <w:pPr>
-        <w:spacing w:line="259" w:lineRule="auto"/>
-        <w:rPr>
-          <w:rFonts w:ascii="Times New Roman" w:hAnsi="Times New Roman" w:cs="Times New Roman"/>
-          <w:b/>
-          <w:bCs/>
-          <w:color w:val="000000" w:themeColor="text1"/>
-          <w:sz w:val="28"/>
-          <w:szCs w:val="28"/>
-          <w:lang w:val="en-US"/>
-        </w:rPr>
-      </w:pPr>
-    </w:p>
-    <w:p>
-      <w:pPr>
-        <w:spacing w:line="259" w:lineRule="auto"/>
-        <w:rPr>
-          <w:rFonts w:ascii="Times New Roman" w:hAnsi="Times New Roman" w:cs="Times New Roman"/>
-          <w:b/>
-          <w:bCs/>
-          <w:color w:val="000000" w:themeColor="text1"/>
-          <w:sz w:val="28"/>
-          <w:szCs w:val="28"/>
-          <w:lang w:val="en-US"/>
-        </w:rPr>
-      </w:pPr>
-    </w:p>
-    <w:p>
-      <w:pPr>
-        <w:spacing w:line="259" w:lineRule="auto"/>
-        <w:rPr>
-          <w:rFonts w:ascii="Times New Roman" w:hAnsi="Times New Roman" w:cs="Times New Roman"/>
-          <w:b/>
-          <w:bCs/>
-          <w:color w:val="000000" w:themeColor="text1"/>
-          <w:sz w:val="28"/>
-          <w:szCs w:val="28"/>
-          <w:lang w:val="en-US"/>
-        </w:rPr>
-      </w:pPr>
-    </w:p>
-    <w:p>
-      <w:pPr>
-        <w:spacing w:line="259" w:lineRule="auto"/>
-        <w:rPr>
-          <w:rFonts w:ascii="Times New Roman" w:hAnsi="Times New Roman" w:cs="Times New Roman"/>
-          <w:b/>
-          <w:bCs/>
-          <w:color w:val="000000" w:themeColor="text1"/>
-          <w:sz w:val="28"/>
-          <w:szCs w:val="28"/>
-          <w:lang w:val="en-US"/>
-        </w:rPr>
-      </w:pPr>
-    </w:p>
-    <w:p>
-      <w:pPr>
-        <w:spacing w:line="259" w:lineRule="auto"/>
-        <w:rPr>
-          <w:rFonts w:ascii="Times New Roman" w:hAnsi="Times New Roman" w:cs="Times New Roman"/>
-          <w:b/>
-          <w:bCs/>
-          <w:color w:val="000000" w:themeColor="text1"/>
-          <w:sz w:val="28"/>
-          <w:szCs w:val="28"/>
-          <w:lang w:val="en-US"/>
-        </w:rPr>
-      </w:pPr>
-    </w:p>
-    <w:p>
-      <w:pPr>
-        <w:spacing w:line="259" w:lineRule="auto"/>
-        <w:rPr>
-          <w:rFonts w:ascii="Times New Roman" w:hAnsi="Times New Roman" w:cs="Times New Roman"/>
-          <w:b/>
-          <w:bCs/>
-          <w:color w:val="000000" w:themeColor="text1"/>
-          <w:sz w:val="28"/>
-          <w:szCs w:val="28"/>
-          <w:lang w:val="en-US"/>
-        </w:rPr>
-      </w:pPr>
-    </w:p>
-    <w:p>
-      <w:pPr>
-        <w:spacing w:line="259" w:lineRule="auto"/>
-        <w:rPr>
-          <w:rFonts w:ascii="Times New Roman" w:hAnsi="Times New Roman" w:cs="Times New Roman"/>
-          <w:b/>
-          <w:bCs/>
-          <w:color w:val="000000" w:themeColor="text1"/>
-          <w:sz w:val="28"/>
-          <w:szCs w:val="28"/>
-          <w:lang w:val="en-US"/>
-        </w:rPr>
-      </w:pPr>
-    </w:p>
-    <w:p>
-      <w:pPr>
-        <w:spacing w:line="259" w:lineRule="auto"/>
-        <w:rPr>
-          <w:rFonts w:ascii="Times New Roman" w:hAnsi="Times New Roman" w:cs="Times New Roman"/>
-          <w:b/>
-          <w:bCs/>
-          <w:color w:val="000000" w:themeColor="text1"/>
-          <w:sz w:val="28"/>
-          <w:szCs w:val="28"/>
-          <w:lang w:val="en-US"/>
-        </w:rPr>
-      </w:pPr>
-    </w:p>
-    <w:p>
-      <w:pPr>
-        <w:spacing w:line="259" w:lineRule="auto"/>
-        <w:rPr>
-          <w:rFonts w:ascii="Times New Roman" w:hAnsi="Times New Roman" w:cs="Times New Roman"/>
-          <w:b/>
-          <w:bCs/>
-          <w:color w:val="000000" w:themeColor="text1"/>
-          <w:sz w:val="28"/>
-          <w:szCs w:val="28"/>
-          <w:lang w:val="en-US"/>
-        </w:rPr>
-      </w:pPr>
-    </w:p>
-    <w:p>
-      <w:pPr>
-        <w:spacing w:line="259" w:lineRule="auto"/>
-        <w:rPr>
-          <w:rFonts w:ascii="Times New Roman" w:hAnsi="Times New Roman" w:cs="Times New Roman"/>
-          <w:b/>
-          <w:bCs/>
-          <w:color w:val="000000" w:themeColor="text1"/>
-          <w:sz w:val="28"/>
-          <w:szCs w:val="28"/>
-          <w:lang w:val="en-US"/>
-        </w:rPr>
-      </w:pPr>
-    </w:p>
-    <w:p>
-      <w:pPr>
-        <w:spacing w:line="259" w:lineRule="auto"/>
-        <w:rPr>
-          <w:rFonts w:ascii="Times New Roman" w:hAnsi="Times New Roman" w:cs="Times New Roman"/>
-          <w:b/>
-          <w:bCs/>
-          <w:color w:val="000000" w:themeColor="text1"/>
-          <w:sz w:val="28"/>
-          <w:szCs w:val="28"/>
-          <w:lang w:val="en-US"/>
-        </w:rPr>
-      </w:pPr>
-    </w:p>
-    <w:p>
-      <w:pPr>
-        <w:spacing w:line="259" w:lineRule="auto"/>
-        <w:rPr>
-          <w:rFonts w:ascii="Times New Roman" w:hAnsi="Times New Roman" w:cs="Times New Roman"/>
-          <w:b/>
-          <w:bCs/>
-          <w:color w:val="000000" w:themeColor="text1"/>
-          <w:sz w:val="28"/>
-          <w:szCs w:val="28"/>
-          <w:lang w:val="en-US"/>
-        </w:rPr>
-      </w:pPr>
-    </w:p>
-    <w:p>
-      <w:pPr>
-        <w:spacing w:line="259" w:lineRule="auto"/>
-        <w:rPr>
-          <w:rFonts w:ascii="Times New Roman" w:hAnsi="Times New Roman" w:cs="Times New Roman"/>
-          <w:b/>
-          <w:bCs/>
-          <w:color w:val="000000" w:themeColor="text1"/>
-          <w:sz w:val="28"/>
-          <w:szCs w:val="28"/>
-          <w:lang w:val="en-US"/>
-        </w:rPr>
-      </w:pPr>
-    </w:p>
-    <w:p>
-      <w:pPr>
-        <w:spacing w:line="259" w:lineRule="auto"/>
-        <w:rPr>
-          <w:rFonts w:ascii="Times New Roman" w:hAnsi="Times New Roman" w:cs="Times New Roman"/>
-          <w:b/>
-          <w:bCs/>
-          <w:color w:val="000000" w:themeColor="text1"/>
-          <w:sz w:val="28"/>
-          <w:szCs w:val="28"/>
-          <w:lang w:val="en-US"/>
-        </w:rPr>
-      </w:pPr>
-    </w:p>
-    <w:p>
-      <w:pPr>
-        <w:spacing w:line="259" w:lineRule="auto"/>
-        <w:rPr>
-          <w:rFonts w:ascii="Times New Roman" w:hAnsi="Times New Roman" w:cs="Times New Roman"/>
-          <w:b/>
-          <w:bCs/>
-          <w:color w:val="000000" w:themeColor="text1"/>
-          <w:sz w:val="28"/>
-          <w:szCs w:val="28"/>
-          <w:lang w:val="en-US"/>
-        </w:rPr>
-      </w:pPr>
-    </w:p>
-    <w:p>
-      <w:pPr>
-        <w:spacing w:line="259" w:lineRule="auto"/>
-        <w:rPr>
-          <w:rFonts w:ascii="Times New Roman" w:hAnsi="Times New Roman" w:cs="Times New Roman"/>
-          <w:b/>
-          <w:bCs/>
-          <w:color w:val="000000" w:themeColor="text1"/>
-          <w:sz w:val="28"/>
-          <w:szCs w:val="28"/>
-        </w:rPr>
-      </w:pPr>
-      <w:r>
-        <w:rPr>
-          <w:rFonts w:ascii="Times New Roman" w:hAnsi="Times New Roman" w:cs="Times New Roman"/>
-          <w:b/>
-          <w:bCs/>
+        <w:t>Task</w:t>
+      </w:r>
+      <w:r>
+        <w:rPr>
+          <w:rFonts w:ascii="Times New Roman" w:hAnsi="Times New Roman" w:cs="Times New Roman"/>
+          <w:b/>
+          <w:bCs/>
+          <w:color w:val="000000" w:themeColor="text1"/>
+          <w:sz w:val="28"/>
+          <w:szCs w:val="28"/>
+        </w:rPr>
+        <w:t>2</w:t>
+      </w:r>
+    </w:p>
+    <w:p>
+      <w:pPr>
+        <w:spacing w:line="259" w:lineRule="auto"/>
+        <w:rPr>
+          <w:rFonts w:ascii="Times New Roman" w:hAnsi="Times New Roman" w:cs="Times New Roman"/>
+          <w:b/>
+          <w:bCs/>
+          <w:color w:val="000000" w:themeColor="text1"/>
+          <w:sz w:val="28"/>
+          <w:szCs w:val="28"/>
+        </w:rPr>
+      </w:pPr>
+    </w:p>
+    <w:p>
+      <w:pPr>
+        <w:spacing w:line="259" w:lineRule="auto"/>
+        <w:rPr>
+          <w:rFonts w:ascii="Times New Roman" w:hAnsi="Times New Roman" w:cs="Times New Roman"/>
+          <w:b/>
+          <w:bCs/>
+          <w:color w:val="000000" w:themeColor="text1"/>
+          <w:sz w:val="28"/>
+          <w:szCs w:val="28"/>
+        </w:rPr>
+      </w:pPr>
+    </w:p>
+    <w:p>
+      <w:pPr>
+        <w:spacing w:line="259" w:lineRule="auto"/>
+        <w:rPr>
+          <w:rFonts w:ascii="Times New Roman" w:hAnsi="Times New Roman" w:cs="Times New Roman"/>
+          <w:b/>
+          <w:bCs/>
+          <w:color w:val="000000" w:themeColor="text1"/>
+          <w:sz w:val="28"/>
+          <w:szCs w:val="28"/>
+        </w:rPr>
+      </w:pPr>
+    </w:p>
+    <w:p>
+      <w:pPr>
+        <w:spacing w:line="259" w:lineRule="auto"/>
+        <w:rPr>
+          <w:rFonts w:ascii="Times New Roman" w:hAnsi="Times New Roman" w:cs="Times New Roman"/>
+          <w:b/>
+          <w:bCs/>
+          <w:color w:val="000000" w:themeColor="text1"/>
+          <w:sz w:val="28"/>
+          <w:szCs w:val="28"/>
+        </w:rPr>
+      </w:pPr>
+    </w:p>
+    <w:p>
+      <w:pPr>
+        <w:spacing w:line="259" w:lineRule="auto"/>
+        <w:rPr>
+          <w:rFonts w:ascii="Times New Roman" w:hAnsi="Times New Roman" w:cs="Times New Roman"/>
+          <w:b/>
+          <w:bCs/>
+          <w:color w:val="000000" w:themeColor="text1"/>
+          <w:sz w:val="28"/>
+          <w:szCs w:val="28"/>
+        </w:rPr>
+      </w:pPr>
+    </w:p>
+    <w:p>
+      <w:pPr>
+        <w:spacing w:line="259" w:lineRule="auto"/>
+        <w:rPr>
+          <w:rFonts w:ascii="Times New Roman" w:hAnsi="Times New Roman" w:cs="Times New Roman"/>
+          <w:b/>
+          <w:bCs/>
+          <w:color w:val="000000" w:themeColor="text1"/>
+          <w:sz w:val="28"/>
+          <w:szCs w:val="28"/>
+        </w:rPr>
+      </w:pPr>
+    </w:p>
+    <w:p>
+      <w:pPr>
+        <w:spacing w:line="259" w:lineRule="auto"/>
+        <w:rPr>
+          <w:rFonts w:ascii="Times New Roman" w:hAnsi="Times New Roman" w:cs="Times New Roman"/>
+          <w:b/>
+          <w:bCs/>
+          <w:color w:val="000000" w:themeColor="text1"/>
+          <w:sz w:val="28"/>
+          <w:szCs w:val="28"/>
+        </w:rPr>
+      </w:pPr>
+    </w:p>
+    <w:p>
+      <w:pPr>
+        <w:spacing w:line="259" w:lineRule="auto"/>
+        <w:rPr>
+          <w:rFonts w:ascii="Times New Roman" w:hAnsi="Times New Roman" w:cs="Times New Roman"/>
+          <w:b/>
+          <w:bCs/>
+          <w:color w:val="000000" w:themeColor="text1"/>
+          <w:sz w:val="28"/>
+          <w:szCs w:val="28"/>
+        </w:rPr>
+      </w:pPr>
+    </w:p>
+    <w:p>
+      <w:pPr>
+        <w:spacing w:line="259" w:lineRule="auto"/>
+        <w:rPr>
+          <w:rFonts w:ascii="Times New Roman" w:hAnsi="Times New Roman" w:cs="Times New Roman"/>
+          <w:b/>
+          <w:bCs/>
+          <w:color w:val="000000" w:themeColor="text1"/>
+          <w:sz w:val="28"/>
+          <w:szCs w:val="28"/>
+        </w:rPr>
+      </w:pPr>
+    </w:p>
+    <w:p>
+      <w:pPr>
+        <w:spacing w:line="259" w:lineRule="auto"/>
+        <w:rPr>
+          <w:rFonts w:ascii="Times New Roman" w:hAnsi="Times New Roman" w:cs="Times New Roman"/>
+          <w:b/>
+          <w:bCs/>
+          <w:color w:val="000000" w:themeColor="text1"/>
+          <w:sz w:val="28"/>
+          <w:szCs w:val="28"/>
+        </w:rPr>
+      </w:pPr>
+    </w:p>
+    <w:p>
+      <w:pPr>
+        <w:spacing w:line="259" w:lineRule="auto"/>
+        <w:rPr>
+          <w:rFonts w:ascii="Times New Roman" w:hAnsi="Times New Roman" w:cs="Times New Roman"/>
+          <w:b/>
+          <w:bCs/>
+          <w:color w:val="000000" w:themeColor="text1"/>
+          <w:sz w:val="28"/>
+          <w:szCs w:val="28"/>
+        </w:rPr>
+      </w:pPr>
+    </w:p>
+    <w:p>
+      <w:pPr>
+        <w:spacing w:line="259" w:lineRule="auto"/>
+        <w:rPr>
+          <w:rFonts w:ascii="Times New Roman" w:hAnsi="Times New Roman" w:cs="Times New Roman"/>
+          <w:b/>
+          <w:bCs/>
+          <w:color w:val="000000" w:themeColor="text1"/>
+          <w:sz w:val="28"/>
+          <w:szCs w:val="28"/>
+        </w:rPr>
+      </w:pPr>
+    </w:p>
+    <w:p>
+      <w:pPr>
+        <w:spacing w:line="259" w:lineRule="auto"/>
+        <w:rPr>
+          <w:rFonts w:ascii="Times New Roman" w:hAnsi="Times New Roman" w:cs="Times New Roman"/>
+          <w:b/>
+          <w:bCs/>
+          <w:color w:val="000000" w:themeColor="text1"/>
+          <w:sz w:val="28"/>
+          <w:szCs w:val="28"/>
+        </w:rPr>
+      </w:pPr>
+    </w:p>
+    <w:p>
+      <w:pPr>
+        <w:spacing w:line="259" w:lineRule="auto"/>
+        <w:rPr>
+          <w:rFonts w:ascii="Times New Roman" w:hAnsi="Times New Roman" w:cs="Times New Roman"/>
+          <w:b/>
+          <w:bCs/>
+          <w:color w:val="000000" w:themeColor="text1"/>
+          <w:sz w:val="28"/>
+          <w:szCs w:val="28"/>
+        </w:rPr>
+      </w:pPr>
+    </w:p>
+    <w:p>
+      <w:pPr>
+        <w:spacing w:line="259" w:lineRule="auto"/>
+        <w:rPr>
+          <w:rFonts w:ascii="Times New Roman" w:hAnsi="Times New Roman" w:cs="Times New Roman"/>
+          <w:b/>
+          <w:bCs/>
+          <w:color w:val="000000" w:themeColor="text1"/>
+          <w:sz w:val="28"/>
+          <w:szCs w:val="28"/>
+        </w:rPr>
+      </w:pPr>
+    </w:p>
+    <w:p>
+      <w:pPr>
+        <w:spacing w:line="259" w:lineRule="auto"/>
+        <w:rPr>
+          <w:rFonts w:ascii="Times New Roman" w:hAnsi="Times New Roman" w:cs="Times New Roman"/>
+          <w:b/>
+          <w:bCs/>
+          <w:color w:val="000000" w:themeColor="text1"/>
+          <w:sz w:val="28"/>
+          <w:szCs w:val="28"/>
+        </w:rPr>
+      </w:pPr>
+    </w:p>
+    <w:p>
+      <w:pPr>
+        <w:spacing w:line="259" w:lineRule="auto"/>
+        <w:rPr>
+          <w:rFonts w:ascii="Times New Roman" w:hAnsi="Times New Roman" w:cs="Times New Roman"/>
+          <w:b/>
+          <w:bCs/>
+          <w:color w:val="000000" w:themeColor="text1"/>
+          <w:sz w:val="28"/>
+          <w:szCs w:val="28"/>
+        </w:rPr>
+      </w:pPr>
+    </w:p>
+    <w:p>
+      <w:pPr>
+        <w:spacing w:line="259" w:lineRule="auto"/>
+        <w:rPr>
+          <w:rFonts w:ascii="Times New Roman" w:hAnsi="Times New Roman" w:cs="Times New Roman"/>
+          <w:b/>
+          <w:bCs/>
+          <w:color w:val="000000" w:themeColor="text1"/>
+          <w:sz w:val="28"/>
+          <w:szCs w:val="28"/>
+        </w:rPr>
+      </w:pPr>
+    </w:p>
+    <w:p>
+      <w:pPr>
+        <w:spacing w:line="259" w:lineRule="auto"/>
+        <w:rPr>
+          <w:rFonts w:ascii="Times New Roman" w:hAnsi="Times New Roman" w:cs="Times New Roman"/>
+          <w:b/>
+          <w:bCs/>
+          <w:color w:val="000000" w:themeColor="text1"/>
+          <w:sz w:val="28"/>
+          <w:szCs w:val="28"/>
+        </w:rPr>
+      </w:pPr>
+    </w:p>
+    <w:p>
+      <w:pPr>
+        <w:spacing w:line="259" w:lineRule="auto"/>
+        <w:rPr>
+          <w:rFonts w:ascii="Times New Roman" w:hAnsi="Times New Roman" w:cs="Times New Roman"/>
+          <w:b/>
+          <w:bCs/>
+          <w:color w:val="000000" w:themeColor="text1"/>
+          <w:sz w:val="28"/>
+          <w:szCs w:val="28"/>
+        </w:rPr>
+      </w:pPr>
+    </w:p>
+    <w:p>
+      <w:pPr>
+        <w:spacing w:line="259" w:lineRule="auto"/>
+        <w:rPr>
+          <w:rFonts w:ascii="Times New Roman" w:hAnsi="Times New Roman" w:cs="Times New Roman"/>
+          <w:b/>
+          <w:bCs/>
+          <w:color w:val="000000" w:themeColor="text1"/>
+          <w:sz w:val="28"/>
+          <w:szCs w:val="28"/>
+        </w:rPr>
+      </w:pPr>
+      <w:r>
+        <w:rPr>
+          <w:rFonts w:ascii="Times New Roman" w:hAnsi="Times New Roman" w:cs="Times New Roman"/>
+          <w:b/>
+          <w:bCs/>
+          <w:noProof/>
           <w:color w:val="000000" w:themeColor="text1"/>
           <w:sz w:val="28"/>
           <w:szCs w:val="28"/>
@@ -3280,6 +3355,7 @@
           <w:rFonts w:ascii="Times New Roman" w:hAnsi="Times New Roman" w:cs="Times New Roman"/>
           <w:b/>
           <w:bCs/>
+          <w:noProof/>
           <w:color w:val="000000" w:themeColor="text1"/>
           <w:sz w:val="28"/>
           <w:szCs w:val="28"/>
@@ -3453,6 +3529,7 @@
           <w:rFonts w:ascii="Times New Roman" w:hAnsi="Times New Roman" w:cs="Times New Roman"/>
           <w:b/>
           <w:bCs/>
+          <w:noProof/>
           <w:color w:val="000000" w:themeColor="text1"/>
           <w:sz w:val="28"/>
           <w:szCs w:val="28"/>
@@ -3683,25 +3760,7 @@
           <w:sz w:val="28"/>
           <w:szCs w:val="28"/>
         </w:rPr>
-        <w:t xml:space="preserve"> с обязательными разделами, такими как</w:t>
-      </w:r>
-      <w:r>
-        <w:rPr>
-          <w:rFonts w:ascii="Times New Roman" w:hAnsi="Times New Roman" w:cs="Times New Roman"/>
-          <w:color w:val="000000" w:themeColor="text1"/>
-          <w:sz w:val="28"/>
-          <w:szCs w:val="28"/>
-        </w:rPr>
-        <w:t xml:space="preserve">, </w:t>
-      </w:r>
-      <w:r>
-        <w:rPr>
-          <w:rFonts w:ascii="Times New Roman" w:hAnsi="Times New Roman" w:cs="Times New Roman"/>
-          <w:color w:val="000000" w:themeColor="text1"/>
-          <w:sz w:val="28"/>
-          <w:szCs w:val="28"/>
-        </w:rPr>
-        <w:t xml:space="preserve">раздел описаний и исполняемый блок. Ключевые слова </w:t>
+        <w:t xml:space="preserve"> с обязательными разделами, такими как, раздел описаний и исполняемый блок. Ключевые слова </w:t>
       </w:r>
       <w:proofErr w:type="spellStart"/>
       <w:r>
@@ -4954,6 +5013,7 @@
   <w:style w:type="character" w:default="1" w:styleId="a0">
     <w:name w:val="Default Paragraph Font"/>
     <w:uiPriority w:val="1"/>
+    <w:semiHidden/>
     <w:unhideWhenUsed/>
   </w:style>
   <w:style w:type="table" w:default="1" w:styleId="a1">

--- a/Алгоритмизация ЛАБЫ/Отчет(ДКР) ЛАБА 1/Отчет(ДКР) ЛАБА 1.docx
+++ b/Алгоритмизация ЛАБЫ/Отчет(ДКР) ЛАБА 1/Отчет(ДКР) ЛАБА 1.docx
@@ -1486,7 +1486,6 @@
           <w:color w:val="000000" w:themeColor="text1"/>
           <w:sz w:val="28"/>
           <w:szCs w:val="28"/>
-          <w:lang w:val="en-US"/>
         </w:rPr>
       </w:pPr>
       <w:r>
@@ -1509,7 +1508,6 @@
           <w:color w:val="000000" w:themeColor="text1"/>
           <w:sz w:val="28"/>
           <w:szCs w:val="28"/>
-          <w:lang w:val="en-US"/>
         </w:rPr>
       </w:pPr>
     </w:p>
@@ -1540,7 +1538,17 @@
           <w:szCs w:val="28"/>
         </w:rPr>
         <w:br/>
-        <w:t>В задании № 2 в зависимости какую из процедур на нужно прогнать по диапазону</w:t>
+        <w:t xml:space="preserve">В задании № 2 в зависимости какую из процедур на нужно прогнать по </w:t>
+      </w:r>
+      <w:proofErr w:type="gramStart"/>
+      <w:r>
+        <w:rPr>
+          <w:rFonts w:ascii="Times New Roman" w:hAnsi="Times New Roman" w:cs="Times New Roman"/>
+          <w:color w:val="000000" w:themeColor="text1"/>
+          <w:sz w:val="28"/>
+          <w:szCs w:val="28"/>
+        </w:rPr>
+        <w:t>диапазону</w:t>
       </w:r>
       <w:r>
         <w:rPr>
@@ -1558,7 +1566,17 @@
           <w:sz w:val="28"/>
           <w:szCs w:val="28"/>
         </w:rPr>
-        <w:t xml:space="preserve"> мы передаем аргумент в вызывающую процедуру аргумент – номер вспомогательной процедуры</w:t>
+        <w:t xml:space="preserve"> мы</w:t>
+      </w:r>
+      <w:proofErr w:type="gramEnd"/>
+      <w:r>
+        <w:rPr>
+          <w:rFonts w:ascii="Times New Roman" w:hAnsi="Times New Roman" w:cs="Times New Roman"/>
+          <w:color w:val="000000" w:themeColor="text1"/>
+          <w:sz w:val="28"/>
+          <w:szCs w:val="28"/>
+        </w:rPr>
+        <w:t xml:space="preserve"> передаем аргумент в вызывающую процедуру аргумент – номер вспомогательной процедуры</w:t>
       </w:r>
       <w:r>
         <w:rPr>
@@ -2517,6 +2535,7 @@
           </wp:anchor>
         </w:drawing>
       </w:r>
+      <w:proofErr w:type="gramStart"/>
       <w:r>
         <w:rPr>
           <w:rFonts w:ascii="Times New Roman" w:hAnsi="Times New Roman" w:cs="Times New Roman"/>
@@ -2540,6 +2559,7 @@
         </w:rPr>
         <w:t>Task</w:t>
       </w:r>
+      <w:proofErr w:type="gramEnd"/>
       <w:r>
         <w:rPr>
           <w:rFonts w:ascii="Times New Roman" w:hAnsi="Times New Roman" w:cs="Times New Roman"/>
@@ -3460,6 +3480,19 @@
           <w:color w:val="FFFFFF" w:themeColor="background1"/>
           <w:sz w:val="28"/>
           <w:szCs w:val="28"/>
+          <w:u w:val="single"/>
+          <w:lang w:val="en-US"/>
+        </w:rPr>
+        <w:t xml:space="preserve"> (Pascal)</w:t>
+      </w:r>
+      <w:r>
+        <w:rPr>
+          <w:rFonts w:ascii="Times New Roman" w:hAnsi="Times New Roman" w:cs="Times New Roman"/>
+          <w:b/>
+          <w:bCs/>
+          <w:color w:val="FFFFFF" w:themeColor="background1"/>
+          <w:sz w:val="28"/>
+          <w:szCs w:val="28"/>
         </w:rPr>
         <w:t>:</w:t>
       </w:r>
@@ -3610,7 +3643,27 @@
           <w:sz w:val="28"/>
           <w:szCs w:val="28"/>
         </w:rPr>
-        <w:t>Результат программы напрямую зависит от аргументов которые вы будете передавать в функцию и процедуру. (В данном случае паскаль выводит «</w:t>
+        <w:t xml:space="preserve">Результат программы напрямую зависит </w:t>
+      </w:r>
+      <w:proofErr w:type="gramStart"/>
+      <w:r>
+        <w:rPr>
+          <w:rFonts w:ascii="Times New Roman" w:hAnsi="Times New Roman" w:cs="Times New Roman"/>
+          <w:color w:val="000000" w:themeColor="text1"/>
+          <w:sz w:val="28"/>
+          <w:szCs w:val="28"/>
+        </w:rPr>
+        <w:t>от аргументов</w:t>
+      </w:r>
+      <w:proofErr w:type="gramEnd"/>
+      <w:r>
+        <w:rPr>
+          <w:rFonts w:ascii="Times New Roman" w:hAnsi="Times New Roman" w:cs="Times New Roman"/>
+          <w:color w:val="000000" w:themeColor="text1"/>
+          <w:sz w:val="28"/>
+          <w:szCs w:val="28"/>
+        </w:rPr>
+        <w:t xml:space="preserve"> которые вы будете передавать в функцию и процедуру. (В данном случае паскаль выводит «</w:t>
       </w:r>
       <w:r>
         <w:rPr>
@@ -3662,10 +3715,203 @@
           <w:szCs w:val="28"/>
         </w:rPr>
       </w:pPr>
+      <w:r>
+        <w:rPr>
+          <w:rFonts w:ascii="Times New Roman" w:hAnsi="Times New Roman" w:cs="Times New Roman"/>
+          <w:b/>
+          <w:bCs/>
+          <w:noProof/>
+          <w:color w:val="FFFFFF" w:themeColor="background1"/>
+          <w:sz w:val="28"/>
+          <w:szCs w:val="28"/>
+        </w:rPr>
+        <w:lastRenderedPageBreak/>
+        <w:drawing>
+          <wp:anchor distT="0" distB="0" distL="114300" distR="114300" simplePos="0" relativeHeight="251664384" behindDoc="1" locked="0" layoutInCell="1" allowOverlap="1" wp14:anchorId="084D91D5" wp14:editId="36EE3D59">
+            <wp:simplePos x="0" y="0"/>
+            <wp:positionH relativeFrom="page">
+              <wp:align>left</wp:align>
+            </wp:positionH>
+            <wp:positionV relativeFrom="paragraph">
+              <wp:posOffset>9525</wp:posOffset>
+            </wp:positionV>
+            <wp:extent cx="7553325" cy="10668000"/>
+            <wp:effectExtent l="0" t="0" r="9525" b="0"/>
+            <wp:wrapNone/>
+            <wp:docPr id="549812413" name="Рисунок 1"/>
+            <wp:cNvGraphicFramePr>
+              <a:graphicFrameLocks xmlns:a="http://schemas.openxmlformats.org/drawingml/2006/main" noChangeAspect="1"/>
+            </wp:cNvGraphicFramePr>
+            <a:graphic xmlns:a="http://schemas.openxmlformats.org/drawingml/2006/main">
+              <a:graphicData uri="http://schemas.openxmlformats.org/drawingml/2006/picture">
+                <pic:pic xmlns:pic="http://schemas.openxmlformats.org/drawingml/2006/picture">
+                  <pic:nvPicPr>
+                    <pic:cNvPr id="0" name="Picture 1"/>
+                    <pic:cNvPicPr>
+                      <a:picLocks noChangeAspect="1" noChangeArrowheads="1"/>
+                    </pic:cNvPicPr>
+                  </pic:nvPicPr>
+                  <pic:blipFill rotWithShape="1">
+                    <a:blip r:embed="rId13">
+                      <a:extLst>
+                        <a:ext uri="{28A0092B-C50C-407E-A947-70E740481C1C}">
+                          <a14:useLocalDpi xmlns:a14="http://schemas.microsoft.com/office/drawing/2010/main" val="0"/>
+                        </a:ext>
+                      </a:extLst>
+                    </a:blip>
+                    <a:srcRect l="190" t="3966" b="4982"/>
+                    <a:stretch>
+                      <a:fillRect/>
+                    </a:stretch>
+                  </pic:blipFill>
+                  <pic:spPr bwMode="auto">
+                    <a:xfrm>
+                      <a:off x="0" y="0"/>
+                      <a:ext cx="7553325" cy="10668000"/>
+                    </a:xfrm>
+                    <a:prstGeom prst="rect">
+                      <a:avLst/>
+                    </a:prstGeom>
+                    <a:noFill/>
+                    <a:ln>
+                      <a:noFill/>
+                    </a:ln>
+                    <a:extLst>
+                      <a:ext uri="{53640926-AAD7-44D8-BBD7-CCE9431645EC}">
+                        <a14:shadowObscured xmlns:a14="http://schemas.microsoft.com/office/drawing/2010/main"/>
+                      </a:ext>
+                    </a:extLst>
+                  </pic:spPr>
+                </pic:pic>
+              </a:graphicData>
+            </a:graphic>
+            <wp14:sizeRelH relativeFrom="page">
+              <wp14:pctWidth>0</wp14:pctWidth>
+            </wp14:sizeRelH>
+            <wp14:sizeRelV relativeFrom="page">
+              <wp14:pctHeight>0</wp14:pctHeight>
+            </wp14:sizeRelV>
+          </wp:anchor>
+        </w:drawing>
+      </w:r>
+      <w:r>
+        <w:rPr>
+          <w:rFonts w:ascii="Times New Roman" w:hAnsi="Times New Roman" w:cs="Times New Roman"/>
+          <w:color w:val="000000" w:themeColor="text1"/>
+          <w:sz w:val="28"/>
+          <w:szCs w:val="28"/>
+        </w:rPr>
+        <w:t xml:space="preserve">                                     </w:t>
+      </w:r>
+      <w:r>
+        <w:rPr>
+          <w:rFonts w:ascii="Times New Roman" w:hAnsi="Times New Roman" w:cs="Times New Roman"/>
+          <w:b/>
+          <w:bCs/>
+          <w:color w:val="000000" w:themeColor="text1"/>
+          <w:sz w:val="28"/>
+          <w:szCs w:val="28"/>
+        </w:rPr>
+        <w:t xml:space="preserve">   </w:t>
+      </w:r>
+      <w:r>
+        <w:rPr>
+          <w:rFonts w:ascii="Times New Roman" w:hAnsi="Times New Roman" w:cs="Times New Roman"/>
+          <w:b/>
+          <w:bCs/>
+          <w:color w:val="FFFFFF" w:themeColor="background1"/>
+          <w:sz w:val="28"/>
+          <w:szCs w:val="28"/>
+          <w:u w:val="single"/>
+        </w:rPr>
+        <w:t>Код программы</w:t>
+      </w:r>
+      <w:r>
+        <w:rPr>
+          <w:rFonts w:ascii="Times New Roman" w:hAnsi="Times New Roman" w:cs="Times New Roman"/>
+          <w:b/>
+          <w:bCs/>
+          <w:color w:val="FFFFFF" w:themeColor="background1"/>
+          <w:sz w:val="28"/>
+          <w:szCs w:val="28"/>
+          <w:u w:val="single"/>
+          <w:lang w:val="en-US"/>
+        </w:rPr>
+        <w:t xml:space="preserve"> (</w:t>
+      </w:r>
+      <w:r>
+        <w:rPr>
+          <w:rFonts w:ascii="Times New Roman" w:hAnsi="Times New Roman" w:cs="Times New Roman"/>
+          <w:b/>
+          <w:bCs/>
+          <w:color w:val="FFFFFF" w:themeColor="background1"/>
+          <w:sz w:val="28"/>
+          <w:szCs w:val="28"/>
+          <w:u w:val="single"/>
+          <w:lang w:val="en-US"/>
+        </w:rPr>
+        <w:t>Python</w:t>
+      </w:r>
+      <w:r>
+        <w:rPr>
+          <w:rFonts w:ascii="Times New Roman" w:hAnsi="Times New Roman" w:cs="Times New Roman"/>
+          <w:b/>
+          <w:bCs/>
+          <w:color w:val="FFFFFF" w:themeColor="background1"/>
+          <w:sz w:val="28"/>
+          <w:szCs w:val="28"/>
+          <w:u w:val="single"/>
+          <w:lang w:val="en-US"/>
+        </w:rPr>
+        <w:t>)</w:t>
+      </w:r>
+      <w:r>
+        <w:rPr>
+          <w:rFonts w:ascii="Times New Roman" w:hAnsi="Times New Roman" w:cs="Times New Roman"/>
+          <w:b/>
+          <w:bCs/>
+          <w:color w:val="FFFFFF" w:themeColor="background1"/>
+          <w:sz w:val="28"/>
+          <w:szCs w:val="28"/>
+        </w:rPr>
+        <w:t>:</w:t>
+      </w:r>
     </w:p>
     <w:p>
       <w:pPr>
         <w:spacing w:after="160" w:line="259" w:lineRule="auto"/>
+        <w:rPr>
+          <w:rFonts w:ascii="Times New Roman" w:hAnsi="Times New Roman" w:cs="Times New Roman"/>
+          <w:color w:val="000000" w:themeColor="text1"/>
+          <w:sz w:val="28"/>
+          <w:szCs w:val="28"/>
+        </w:rPr>
+      </w:pPr>
+      <w:r>
+        <w:rPr>
+          <w:rFonts w:ascii="Times New Roman" w:hAnsi="Times New Roman" w:cs="Times New Roman"/>
+          <w:color w:val="000000" w:themeColor="text1"/>
+          <w:sz w:val="28"/>
+          <w:szCs w:val="28"/>
+        </w:rPr>
+        <w:br w:type="page"/>
+      </w:r>
+    </w:p>
+    <w:p>
+      <w:pPr>
+        <w:spacing w:after="160" w:line="259" w:lineRule="auto"/>
+        <w:rPr>
+          <w:rFonts w:ascii="Times New Roman" w:hAnsi="Times New Roman" w:cs="Times New Roman"/>
+          <w:color w:val="000000" w:themeColor="text1"/>
+          <w:sz w:val="28"/>
+          <w:szCs w:val="28"/>
+        </w:rPr>
+      </w:pPr>
+    </w:p>
+    <w:p>
+      <w:pPr>
+        <w:spacing w:after="160" w:line="259" w:lineRule="auto"/>
+        <w:jc w:val="center"/>
         <w:rPr>
           <w:rFonts w:ascii="Times New Roman" w:hAnsi="Times New Roman" w:cs="Times New Roman"/>
           <w:b/>

--- a/Алгоритмизация ЛАБЫ/Отчет(ДКР) ЛАБА 1/Отчет(ДКР) ЛАБА 1.docx
+++ b/Алгоритмизация ЛАБЫ/Отчет(ДКР) ЛАБА 1/Отчет(ДКР) ЛАБА 1.docx
@@ -641,7 +641,7 @@
           <w:sz w:val="28"/>
           <w:szCs w:val="28"/>
         </w:rPr>
-        <w:t xml:space="preserve">                                                                              </w:t>
+        <w:t xml:space="preserve">                                                 </w:t>
       </w:r>
       <w:r>
         <w:rPr>
@@ -767,19 +767,6 @@
         </w:rPr>
         <w:br w:type="page"/>
       </w:r>
-    </w:p>
-    <w:p>
-      <w:pPr>
-        <w:spacing w:line="259" w:lineRule="auto"/>
-        <w:rPr>
-          <w:rFonts w:ascii="Times New Roman" w:hAnsi="Times New Roman" w:cs="Times New Roman"/>
-          <w:b/>
-          <w:bCs/>
-          <w:color w:val="000000" w:themeColor="text1"/>
-          <w:sz w:val="28"/>
-          <w:szCs w:val="28"/>
-        </w:rPr>
-      </w:pPr>
     </w:p>
     <w:p>
       <w:pPr>
@@ -1528,8 +1515,111 @@
           <w:sz w:val="28"/>
           <w:szCs w:val="28"/>
         </w:rPr>
-        <w:t>В задании №1 в зависимости от передаваемого в функцию значения. Она смотрит в какой диапазон попадает значение и выполняет определенный ряд операций.</w:t>
-      </w:r>
+        <w:t>В задании №1 в зависимости от значения</w:t>
+      </w:r>
+      <w:r>
+        <w:rPr>
+          <w:rFonts w:ascii="Times New Roman" w:hAnsi="Times New Roman" w:cs="Times New Roman"/>
+          <w:color w:val="000000" w:themeColor="text1"/>
+          <w:sz w:val="28"/>
+          <w:szCs w:val="28"/>
+        </w:rPr>
+        <w:t xml:space="preserve"> </w:t>
+      </w:r>
+      <w:r>
+        <w:rPr>
+          <w:rFonts w:ascii="Times New Roman" w:hAnsi="Times New Roman" w:cs="Times New Roman"/>
+          <w:color w:val="000000" w:themeColor="text1"/>
+          <w:sz w:val="28"/>
+          <w:szCs w:val="28"/>
+          <w:lang w:val="en-US"/>
+        </w:rPr>
+        <w:t>X</w:t>
+      </w:r>
+      <w:r>
+        <w:rPr>
+          <w:rFonts w:ascii="Times New Roman" w:hAnsi="Times New Roman" w:cs="Times New Roman"/>
+          <w:color w:val="000000" w:themeColor="text1"/>
+          <w:sz w:val="28"/>
+          <w:szCs w:val="28"/>
+        </w:rPr>
+        <w:t xml:space="preserve">. </w:t>
+      </w:r>
+      <w:r>
+        <w:rPr>
+          <w:rFonts w:ascii="Times New Roman" w:hAnsi="Times New Roman" w:cs="Times New Roman"/>
+          <w:color w:val="000000" w:themeColor="text1"/>
+          <w:sz w:val="28"/>
+          <w:szCs w:val="28"/>
+        </w:rPr>
+        <w:t>Мы</w:t>
+      </w:r>
+      <w:r>
+        <w:rPr>
+          <w:rFonts w:ascii="Times New Roman" w:hAnsi="Times New Roman" w:cs="Times New Roman"/>
+          <w:color w:val="000000" w:themeColor="text1"/>
+          <w:sz w:val="28"/>
+          <w:szCs w:val="28"/>
+        </w:rPr>
+        <w:t xml:space="preserve"> смотри</w:t>
+      </w:r>
+      <w:r>
+        <w:rPr>
+          <w:rFonts w:ascii="Times New Roman" w:hAnsi="Times New Roman" w:cs="Times New Roman"/>
+          <w:color w:val="000000" w:themeColor="text1"/>
+          <w:sz w:val="28"/>
+          <w:szCs w:val="28"/>
+        </w:rPr>
+        <w:t>м</w:t>
+      </w:r>
+      <w:r>
+        <w:rPr>
+          <w:rFonts w:ascii="Times New Roman" w:hAnsi="Times New Roman" w:cs="Times New Roman"/>
+          <w:color w:val="000000" w:themeColor="text1"/>
+          <w:sz w:val="28"/>
+          <w:szCs w:val="28"/>
+        </w:rPr>
+        <w:t xml:space="preserve"> в какой диапазон попадает значение и выполняет определен</w:t>
+      </w:r>
+      <w:r>
+        <w:rPr>
+          <w:rFonts w:ascii="Times New Roman" w:hAnsi="Times New Roman" w:cs="Times New Roman"/>
+          <w:color w:val="000000" w:themeColor="text1"/>
+          <w:sz w:val="28"/>
+          <w:szCs w:val="28"/>
+          <w:lang w:val="en-US"/>
+        </w:rPr>
+        <w:t>y</w:t>
+      </w:r>
+      <w:r>
+        <w:rPr>
+          <w:rFonts w:ascii="Times New Roman" w:hAnsi="Times New Roman" w:cs="Times New Roman"/>
+          <w:color w:val="000000" w:themeColor="text1"/>
+          <w:sz w:val="28"/>
+          <w:szCs w:val="28"/>
+        </w:rPr>
+        <w:t>ю функцию</w:t>
+      </w:r>
+      <w:r>
+        <w:rPr>
+          <w:rFonts w:ascii="Times New Roman" w:hAnsi="Times New Roman" w:cs="Times New Roman"/>
+          <w:color w:val="000000" w:themeColor="text1"/>
+          <w:sz w:val="28"/>
+          <w:szCs w:val="28"/>
+        </w:rPr>
+        <w:t>.</w:t>
+      </w:r>
+    </w:p>
+    <w:p>
+      <w:pPr>
+        <w:spacing w:line="259" w:lineRule="auto"/>
+        <w:rPr>
+          <w:rFonts w:ascii="Times New Roman" w:hAnsi="Times New Roman" w:cs="Times New Roman"/>
+          <w:color w:val="000000" w:themeColor="text1"/>
+          <w:sz w:val="28"/>
+          <w:szCs w:val="28"/>
+        </w:rPr>
+      </w:pPr>
       <w:r>
         <w:rPr>
           <w:rFonts w:ascii="Times New Roman" w:hAnsi="Times New Roman" w:cs="Times New Roman"/>
@@ -1538,63 +1628,88 @@
           <w:szCs w:val="28"/>
         </w:rPr>
         <w:br/>
-        <w:t xml:space="preserve">В задании № 2 в зависимости какую из процедур на нужно прогнать по </w:t>
-      </w:r>
-      <w:proofErr w:type="gramStart"/>
-      <w:r>
-        <w:rPr>
-          <w:rFonts w:ascii="Times New Roman" w:hAnsi="Times New Roman" w:cs="Times New Roman"/>
-          <w:color w:val="000000" w:themeColor="text1"/>
-          <w:sz w:val="28"/>
-          <w:szCs w:val="28"/>
-        </w:rPr>
-        <w:t>диапазону</w:t>
-      </w:r>
-      <w:r>
-        <w:rPr>
-          <w:rFonts w:ascii="Times New Roman" w:hAnsi="Times New Roman" w:cs="Times New Roman"/>
-          <w:color w:val="000000" w:themeColor="text1"/>
-          <w:sz w:val="28"/>
-          <w:szCs w:val="28"/>
-        </w:rPr>
-        <w:t xml:space="preserve">, </w:t>
-      </w:r>
-      <w:r>
-        <w:rPr>
-          <w:rFonts w:ascii="Times New Roman" w:hAnsi="Times New Roman" w:cs="Times New Roman"/>
-          <w:color w:val="000000" w:themeColor="text1"/>
-          <w:sz w:val="28"/>
-          <w:szCs w:val="28"/>
-        </w:rPr>
-        <w:t xml:space="preserve"> мы</w:t>
-      </w:r>
-      <w:proofErr w:type="gramEnd"/>
-      <w:r>
-        <w:rPr>
-          <w:rFonts w:ascii="Times New Roman" w:hAnsi="Times New Roman" w:cs="Times New Roman"/>
-          <w:color w:val="000000" w:themeColor="text1"/>
-          <w:sz w:val="28"/>
-          <w:szCs w:val="28"/>
-        </w:rPr>
-        <w:t xml:space="preserve"> передаем аргумент в вызывающую процедуру аргумент – номер вспомогательной процедуры</w:t>
-      </w:r>
-      <w:r>
-        <w:rPr>
-          <w:rFonts w:ascii="Times New Roman" w:hAnsi="Times New Roman" w:cs="Times New Roman"/>
-          <w:color w:val="000000" w:themeColor="text1"/>
-          <w:sz w:val="28"/>
-          <w:szCs w:val="28"/>
-        </w:rPr>
-        <w:t xml:space="preserve">, </w:t>
-      </w:r>
-      <w:r>
-        <w:rPr>
-          <w:rFonts w:ascii="Times New Roman" w:hAnsi="Times New Roman" w:cs="Times New Roman"/>
-          <w:color w:val="000000" w:themeColor="text1"/>
-          <w:sz w:val="28"/>
-          <w:szCs w:val="28"/>
-        </w:rPr>
-        <w:t xml:space="preserve">которую необходимо прогнать по диапазону и вывести результат. </w:t>
+        <w:t xml:space="preserve">В задании № 2 в зависимости </w:t>
+      </w:r>
+      <w:r>
+        <w:rPr>
+          <w:rFonts w:ascii="Times New Roman" w:hAnsi="Times New Roman" w:cs="Times New Roman"/>
+          <w:color w:val="000000" w:themeColor="text1"/>
+          <w:sz w:val="28"/>
+          <w:szCs w:val="28"/>
+        </w:rPr>
+        <w:t xml:space="preserve">от функции в задании №1 мы </w:t>
+      </w:r>
+      <w:r>
+        <w:rPr>
+          <w:rFonts w:ascii="Times New Roman" w:hAnsi="Times New Roman" w:cs="Times New Roman"/>
+          <w:color w:val="000000" w:themeColor="text1"/>
+          <w:sz w:val="28"/>
+          <w:szCs w:val="28"/>
+        </w:rPr>
+        <w:t>прог</w:t>
+      </w:r>
+      <w:r>
+        <w:rPr>
+          <w:rFonts w:ascii="Times New Roman" w:hAnsi="Times New Roman" w:cs="Times New Roman"/>
+          <w:color w:val="000000" w:themeColor="text1"/>
+          <w:sz w:val="28"/>
+          <w:szCs w:val="28"/>
+        </w:rPr>
+        <w:t>о</w:t>
+      </w:r>
+      <w:r>
+        <w:rPr>
+          <w:rFonts w:ascii="Times New Roman" w:hAnsi="Times New Roman" w:cs="Times New Roman"/>
+          <w:color w:val="000000" w:themeColor="text1"/>
+          <w:sz w:val="28"/>
+          <w:szCs w:val="28"/>
+        </w:rPr>
+        <w:t>н</w:t>
+      </w:r>
+      <w:r>
+        <w:rPr>
+          <w:rFonts w:ascii="Times New Roman" w:hAnsi="Times New Roman" w:cs="Times New Roman"/>
+          <w:color w:val="000000" w:themeColor="text1"/>
+          <w:sz w:val="28"/>
+          <w:szCs w:val="28"/>
+        </w:rPr>
+        <w:t>яем функцию</w:t>
+      </w:r>
+      <w:r>
+        <w:rPr>
+          <w:rFonts w:ascii="Times New Roman" w:hAnsi="Times New Roman" w:cs="Times New Roman"/>
+          <w:color w:val="000000" w:themeColor="text1"/>
+          <w:sz w:val="28"/>
+          <w:szCs w:val="28"/>
+        </w:rPr>
+        <w:t xml:space="preserve"> </w:t>
+      </w:r>
+      <w:r>
+        <w:rPr>
+          <w:rFonts w:ascii="Times New Roman" w:hAnsi="Times New Roman" w:cs="Times New Roman"/>
+          <w:color w:val="000000" w:themeColor="text1"/>
+          <w:sz w:val="28"/>
+          <w:szCs w:val="28"/>
+        </w:rPr>
+        <w:t xml:space="preserve">по диапазону </w:t>
+      </w:r>
+      <w:r>
+        <w:rPr>
+          <w:rFonts w:ascii="Times New Roman" w:hAnsi="Times New Roman" w:cs="Times New Roman"/>
+          <w:color w:val="000000" w:themeColor="text1"/>
+          <w:sz w:val="28"/>
+          <w:szCs w:val="28"/>
+        </w:rPr>
+        <w:t>[-11, 4]</w:t>
+      </w:r>
+      <w:r>
+        <w:rPr>
+          <w:rFonts w:ascii="Times New Roman" w:hAnsi="Times New Roman" w:cs="Times New Roman"/>
+          <w:color w:val="000000" w:themeColor="text1"/>
+          <w:sz w:val="28"/>
+          <w:szCs w:val="28"/>
+        </w:rPr>
+        <w:t>.</w:t>
       </w:r>
     </w:p>
     <w:p>
@@ -1661,7 +1776,21 @@
     </w:p>
     <w:p>
       <w:pPr>
-        <w:spacing w:line="259" w:lineRule="auto"/>
+        <w:spacing w:after="160" w:line="259" w:lineRule="auto"/>
+        <w:rPr>
+          <w:rFonts w:ascii="Times New Roman" w:hAnsi="Times New Roman" w:cs="Times New Roman"/>
+          <w:b/>
+          <w:bCs/>
+          <w:color w:val="000000" w:themeColor="text1"/>
+          <w:sz w:val="28"/>
+          <w:szCs w:val="28"/>
+        </w:rPr>
+      </w:pPr>
+    </w:p>
+    <w:p>
+      <w:pPr>
+        <w:spacing w:after="160" w:line="259" w:lineRule="auto"/>
+        <w:jc w:val="center"/>
         <w:rPr>
           <w:rFonts w:ascii="Times New Roman" w:hAnsi="Times New Roman" w:cs="Times New Roman"/>
           <w:b/>
@@ -1677,23 +1806,23 @@
           <w:b/>
           <w:bCs/>
           <w:noProof/>
-          <w:color w:val="000000" w:themeColor="text1"/>
+          <w:color w:val="FFFFFF" w:themeColor="background1"/>
           <w:sz w:val="28"/>
           <w:szCs w:val="28"/>
         </w:rPr>
         <w:drawing>
-          <wp:anchor distT="0" distB="0" distL="114300" distR="114300" simplePos="0" relativeHeight="251659264" behindDoc="1" locked="0" layoutInCell="1" allowOverlap="1" wp14:anchorId="5A361678" wp14:editId="013290E2">
+          <wp:anchor distT="0" distB="0" distL="114300" distR="114300" simplePos="0" relativeHeight="251658240" behindDoc="1" locked="0" layoutInCell="1" allowOverlap="1" wp14:anchorId="48C85CC7" wp14:editId="7793A7B5">
             <wp:simplePos x="0" y="0"/>
             <wp:positionH relativeFrom="page">
-              <wp:posOffset>-191155</wp:posOffset>
+              <wp:posOffset>-1341912</wp:posOffset>
             </wp:positionH>
             <wp:positionV relativeFrom="paragraph">
-              <wp:posOffset>309040</wp:posOffset>
+              <wp:posOffset>388636</wp:posOffset>
             </wp:positionV>
-            <wp:extent cx="7974531" cy="5567836"/>
-            <wp:effectExtent l="0" t="0" r="7620" b="0"/>
+            <wp:extent cx="9559290" cy="9524011"/>
+            <wp:effectExtent l="0" t="0" r="3810" b="1270"/>
             <wp:wrapNone/>
-            <wp:docPr id="1955445586" name="Рисунок 4"/>
+            <wp:docPr id="409879743" name="Рисунок 1"/>
             <wp:cNvGraphicFramePr>
               <a:graphicFrameLocks xmlns:a="http://schemas.openxmlformats.org/drawingml/2006/main" noChangeAspect="1"/>
             </wp:cNvGraphicFramePr>
@@ -1701,7 +1830,7 @@
               <a:graphicData uri="http://schemas.openxmlformats.org/drawingml/2006/picture">
                 <pic:pic xmlns:pic="http://schemas.openxmlformats.org/drawingml/2006/picture">
                   <pic:nvPicPr>
-                    <pic:cNvPr id="0" name="Picture 13"/>
+                    <pic:cNvPr id="0" name="Picture 1"/>
                     <pic:cNvPicPr>
                       <a:picLocks noChangeAspect="1" noChangeArrowheads="1"/>
                     </pic:cNvPicPr>
@@ -1722,7 +1851,7 @@
                   <pic:spPr bwMode="auto">
                     <a:xfrm>
                       <a:off x="0" y="0"/>
-                      <a:ext cx="7974531" cy="5567836"/>
+                      <a:ext cx="9560634" cy="9525350"/>
                     </a:xfrm>
                     <a:prstGeom prst="rect">
                       <a:avLst/>
@@ -1753,12 +1882,23 @@
           <w:sz w:val="28"/>
           <w:szCs w:val="28"/>
         </w:rPr>
-        <w:t>В общем виде:</w:t>
-      </w:r>
-    </w:p>
-    <w:p>
-      <w:pPr>
-        <w:spacing w:line="259" w:lineRule="auto"/>
+        <w:t>Задание №1</w:t>
+      </w:r>
+      <w:r>
+        <w:rPr>
+          <w:rFonts w:ascii="Times New Roman" w:hAnsi="Times New Roman" w:cs="Times New Roman"/>
+          <w:b/>
+          <w:bCs/>
+          <w:color w:val="000000" w:themeColor="text1"/>
+          <w:sz w:val="28"/>
+          <w:szCs w:val="28"/>
+        </w:rPr>
+        <w:br w:type="page"/>
+      </w:r>
+    </w:p>
+    <w:p>
+      <w:pPr>
+        <w:spacing w:after="160" w:line="259" w:lineRule="auto"/>
         <w:jc w:val="center"/>
         <w:rPr>
           <w:rFonts w:ascii="Times New Roman" w:hAnsi="Times New Roman" w:cs="Times New Roman"/>
@@ -1772,7 +1912,7 @@
     </w:p>
     <w:p>
       <w:pPr>
-        <w:spacing w:line="259" w:lineRule="auto"/>
+        <w:spacing w:after="160" w:line="259" w:lineRule="auto"/>
         <w:jc w:val="center"/>
         <w:rPr>
           <w:rFonts w:ascii="Times New Roman" w:hAnsi="Times New Roman" w:cs="Times New Roman"/>
@@ -1786,7 +1926,7 @@
     </w:p>
     <w:p>
       <w:pPr>
-        <w:spacing w:line="259" w:lineRule="auto"/>
+        <w:spacing w:after="160" w:line="259" w:lineRule="auto"/>
         <w:jc w:val="center"/>
         <w:rPr>
           <w:rFonts w:ascii="Times New Roman" w:hAnsi="Times New Roman" w:cs="Times New Roman"/>
@@ -1795,366 +1935,30 @@
           <w:color w:val="000000" w:themeColor="text1"/>
           <w:sz w:val="28"/>
           <w:szCs w:val="28"/>
-        </w:rPr>
-      </w:pPr>
-    </w:p>
-    <w:p>
-      <w:pPr>
-        <w:spacing w:line="259" w:lineRule="auto"/>
-        <w:jc w:val="center"/>
-        <w:rPr>
-          <w:rFonts w:ascii="Times New Roman" w:hAnsi="Times New Roman" w:cs="Times New Roman"/>
-          <w:b/>
-          <w:bCs/>
-          <w:color w:val="000000" w:themeColor="text1"/>
-          <w:sz w:val="28"/>
-          <w:szCs w:val="28"/>
-        </w:rPr>
-      </w:pPr>
-    </w:p>
-    <w:p>
-      <w:pPr>
-        <w:spacing w:line="259" w:lineRule="auto"/>
-        <w:jc w:val="center"/>
-        <w:rPr>
-          <w:rFonts w:ascii="Times New Roman" w:hAnsi="Times New Roman" w:cs="Times New Roman"/>
-          <w:b/>
-          <w:bCs/>
-          <w:color w:val="000000" w:themeColor="text1"/>
-          <w:sz w:val="28"/>
-          <w:szCs w:val="28"/>
-        </w:rPr>
-      </w:pPr>
-    </w:p>
-    <w:p>
-      <w:pPr>
-        <w:spacing w:line="259" w:lineRule="auto"/>
-        <w:jc w:val="center"/>
-        <w:rPr>
-          <w:rFonts w:ascii="Times New Roman" w:hAnsi="Times New Roman" w:cs="Times New Roman"/>
-          <w:b/>
-          <w:bCs/>
-          <w:color w:val="000000" w:themeColor="text1"/>
-          <w:sz w:val="28"/>
-          <w:szCs w:val="28"/>
-        </w:rPr>
-      </w:pPr>
-    </w:p>
-    <w:p>
-      <w:pPr>
-        <w:spacing w:line="259" w:lineRule="auto"/>
-        <w:jc w:val="center"/>
-        <w:rPr>
-          <w:rFonts w:ascii="Times New Roman" w:hAnsi="Times New Roman" w:cs="Times New Roman"/>
-          <w:b/>
-          <w:bCs/>
-          <w:color w:val="000000" w:themeColor="text1"/>
-          <w:sz w:val="28"/>
-          <w:szCs w:val="28"/>
-        </w:rPr>
-      </w:pPr>
-    </w:p>
-    <w:p>
-      <w:pPr>
-        <w:spacing w:line="259" w:lineRule="auto"/>
-        <w:jc w:val="center"/>
-        <w:rPr>
-          <w:rFonts w:ascii="Times New Roman" w:hAnsi="Times New Roman" w:cs="Times New Roman"/>
-          <w:b/>
-          <w:bCs/>
-          <w:color w:val="000000" w:themeColor="text1"/>
-          <w:sz w:val="28"/>
-          <w:szCs w:val="28"/>
-        </w:rPr>
-      </w:pPr>
-    </w:p>
-    <w:p>
-      <w:pPr>
-        <w:spacing w:line="259" w:lineRule="auto"/>
-        <w:jc w:val="center"/>
-        <w:rPr>
-          <w:rFonts w:ascii="Times New Roman" w:hAnsi="Times New Roman" w:cs="Times New Roman"/>
-          <w:b/>
-          <w:bCs/>
-          <w:color w:val="000000" w:themeColor="text1"/>
-          <w:sz w:val="28"/>
-          <w:szCs w:val="28"/>
-        </w:rPr>
-      </w:pPr>
-    </w:p>
-    <w:p>
-      <w:pPr>
-        <w:spacing w:line="259" w:lineRule="auto"/>
-        <w:jc w:val="center"/>
-        <w:rPr>
-          <w:rFonts w:ascii="Times New Roman" w:hAnsi="Times New Roman" w:cs="Times New Roman"/>
-          <w:b/>
-          <w:bCs/>
-          <w:color w:val="000000" w:themeColor="text1"/>
-          <w:sz w:val="28"/>
-          <w:szCs w:val="28"/>
-        </w:rPr>
-      </w:pPr>
-    </w:p>
-    <w:p>
-      <w:pPr>
-        <w:spacing w:line="259" w:lineRule="auto"/>
-        <w:jc w:val="center"/>
-        <w:rPr>
-          <w:rFonts w:ascii="Times New Roman" w:hAnsi="Times New Roman" w:cs="Times New Roman"/>
-          <w:b/>
-          <w:bCs/>
-          <w:color w:val="000000" w:themeColor="text1"/>
-          <w:sz w:val="28"/>
-          <w:szCs w:val="28"/>
-        </w:rPr>
-      </w:pPr>
-    </w:p>
-    <w:p>
-      <w:pPr>
-        <w:spacing w:line="259" w:lineRule="auto"/>
-        <w:jc w:val="center"/>
-        <w:rPr>
-          <w:rFonts w:ascii="Times New Roman" w:hAnsi="Times New Roman" w:cs="Times New Roman"/>
-          <w:b/>
-          <w:bCs/>
-          <w:color w:val="000000" w:themeColor="text1"/>
-          <w:sz w:val="28"/>
-          <w:szCs w:val="28"/>
-        </w:rPr>
-      </w:pPr>
-    </w:p>
-    <w:p>
-      <w:pPr>
-        <w:spacing w:line="259" w:lineRule="auto"/>
-        <w:jc w:val="center"/>
-        <w:rPr>
-          <w:rFonts w:ascii="Times New Roman" w:hAnsi="Times New Roman" w:cs="Times New Roman"/>
-          <w:b/>
-          <w:bCs/>
-          <w:color w:val="000000" w:themeColor="text1"/>
-          <w:sz w:val="28"/>
-          <w:szCs w:val="28"/>
-        </w:rPr>
-      </w:pPr>
-    </w:p>
-    <w:p>
-      <w:pPr>
-        <w:spacing w:line="259" w:lineRule="auto"/>
-        <w:jc w:val="center"/>
-        <w:rPr>
-          <w:rFonts w:ascii="Times New Roman" w:hAnsi="Times New Roman" w:cs="Times New Roman"/>
-          <w:b/>
-          <w:bCs/>
-          <w:color w:val="000000" w:themeColor="text1"/>
-          <w:sz w:val="28"/>
-          <w:szCs w:val="28"/>
-        </w:rPr>
-      </w:pPr>
-    </w:p>
-    <w:p>
-      <w:pPr>
-        <w:spacing w:line="259" w:lineRule="auto"/>
-        <w:jc w:val="center"/>
-        <w:rPr>
-          <w:rFonts w:ascii="Times New Roman" w:hAnsi="Times New Roman" w:cs="Times New Roman"/>
-          <w:b/>
-          <w:bCs/>
-          <w:color w:val="000000" w:themeColor="text1"/>
-          <w:sz w:val="28"/>
-          <w:szCs w:val="28"/>
-        </w:rPr>
-      </w:pPr>
-    </w:p>
-    <w:p>
-      <w:pPr>
-        <w:spacing w:line="259" w:lineRule="auto"/>
-        <w:jc w:val="center"/>
-        <w:rPr>
-          <w:rFonts w:ascii="Times New Roman" w:hAnsi="Times New Roman" w:cs="Times New Roman"/>
-          <w:b/>
-          <w:bCs/>
-          <w:color w:val="000000" w:themeColor="text1"/>
-          <w:sz w:val="28"/>
-          <w:szCs w:val="28"/>
-        </w:rPr>
-      </w:pPr>
-    </w:p>
-    <w:p>
-      <w:pPr>
-        <w:spacing w:line="259" w:lineRule="auto"/>
-        <w:jc w:val="center"/>
-        <w:rPr>
-          <w:rFonts w:ascii="Times New Roman" w:hAnsi="Times New Roman" w:cs="Times New Roman"/>
-          <w:b/>
-          <w:bCs/>
-          <w:color w:val="000000" w:themeColor="text1"/>
-          <w:sz w:val="28"/>
-          <w:szCs w:val="28"/>
-        </w:rPr>
-      </w:pPr>
-    </w:p>
-    <w:p>
-      <w:pPr>
-        <w:spacing w:line="259" w:lineRule="auto"/>
-        <w:jc w:val="center"/>
-        <w:rPr>
-          <w:rFonts w:ascii="Times New Roman" w:hAnsi="Times New Roman" w:cs="Times New Roman"/>
-          <w:b/>
-          <w:bCs/>
-          <w:color w:val="000000" w:themeColor="text1"/>
-          <w:sz w:val="28"/>
-          <w:szCs w:val="28"/>
-        </w:rPr>
-      </w:pPr>
-    </w:p>
-    <w:p>
-      <w:pPr>
-        <w:spacing w:line="259" w:lineRule="auto"/>
-        <w:jc w:val="center"/>
-        <w:rPr>
-          <w:rFonts w:ascii="Times New Roman" w:hAnsi="Times New Roman" w:cs="Times New Roman"/>
-          <w:b/>
-          <w:bCs/>
-          <w:color w:val="000000" w:themeColor="text1"/>
-          <w:sz w:val="28"/>
-          <w:szCs w:val="28"/>
-        </w:rPr>
-      </w:pPr>
-    </w:p>
-    <w:p>
-      <w:pPr>
-        <w:spacing w:line="259" w:lineRule="auto"/>
-        <w:jc w:val="center"/>
-        <w:rPr>
-          <w:rFonts w:ascii="Times New Roman" w:hAnsi="Times New Roman" w:cs="Times New Roman"/>
-          <w:b/>
-          <w:bCs/>
-          <w:color w:val="000000" w:themeColor="text1"/>
-          <w:sz w:val="28"/>
-          <w:szCs w:val="28"/>
-        </w:rPr>
-      </w:pPr>
-    </w:p>
-    <w:p>
-      <w:pPr>
-        <w:spacing w:line="259" w:lineRule="auto"/>
-        <w:jc w:val="center"/>
-        <w:rPr>
-          <w:rFonts w:ascii="Times New Roman" w:hAnsi="Times New Roman" w:cs="Times New Roman"/>
-          <w:b/>
-          <w:bCs/>
-          <w:color w:val="000000" w:themeColor="text1"/>
-          <w:sz w:val="28"/>
-          <w:szCs w:val="28"/>
-        </w:rPr>
-      </w:pPr>
-    </w:p>
-    <w:p>
-      <w:pPr>
-        <w:spacing w:line="259" w:lineRule="auto"/>
-        <w:jc w:val="center"/>
-        <w:rPr>
-          <w:rFonts w:ascii="Times New Roman" w:hAnsi="Times New Roman" w:cs="Times New Roman"/>
-          <w:b/>
-          <w:bCs/>
-          <w:color w:val="000000" w:themeColor="text1"/>
-          <w:sz w:val="28"/>
-          <w:szCs w:val="28"/>
-        </w:rPr>
-      </w:pPr>
-    </w:p>
-    <w:p>
-      <w:pPr>
-        <w:spacing w:line="259" w:lineRule="auto"/>
-        <w:jc w:val="center"/>
-        <w:rPr>
-          <w:rFonts w:ascii="Times New Roman" w:hAnsi="Times New Roman" w:cs="Times New Roman"/>
-          <w:b/>
-          <w:bCs/>
-          <w:color w:val="000000" w:themeColor="text1"/>
-          <w:sz w:val="28"/>
-          <w:szCs w:val="28"/>
-        </w:rPr>
-      </w:pPr>
-    </w:p>
-    <w:p>
-      <w:pPr>
-        <w:spacing w:line="259" w:lineRule="auto"/>
-        <w:jc w:val="center"/>
-        <w:rPr>
-          <w:rFonts w:ascii="Times New Roman" w:hAnsi="Times New Roman" w:cs="Times New Roman"/>
-          <w:b/>
-          <w:bCs/>
-          <w:color w:val="000000" w:themeColor="text1"/>
-          <w:sz w:val="28"/>
-          <w:szCs w:val="28"/>
-        </w:rPr>
-      </w:pPr>
-    </w:p>
-    <w:p>
-      <w:pPr>
-        <w:spacing w:line="259" w:lineRule="auto"/>
-        <w:jc w:val="center"/>
-        <w:rPr>
-          <w:rFonts w:ascii="Times New Roman" w:hAnsi="Times New Roman" w:cs="Times New Roman"/>
-          <w:b/>
-          <w:bCs/>
-          <w:color w:val="000000" w:themeColor="text1"/>
-          <w:sz w:val="28"/>
-          <w:szCs w:val="28"/>
-        </w:rPr>
-      </w:pPr>
-    </w:p>
-    <w:p>
-      <w:pPr>
-        <w:spacing w:line="259" w:lineRule="auto"/>
-        <w:jc w:val="center"/>
-        <w:rPr>
-          <w:rFonts w:ascii="Times New Roman" w:hAnsi="Times New Roman" w:cs="Times New Roman"/>
-          <w:b/>
-          <w:bCs/>
-          <w:color w:val="000000" w:themeColor="text1"/>
-          <w:sz w:val="28"/>
-          <w:szCs w:val="28"/>
-        </w:rPr>
-      </w:pPr>
-    </w:p>
-    <w:p>
-      <w:pPr>
-        <w:spacing w:line="259" w:lineRule="auto"/>
-        <w:rPr>
-          <w:rFonts w:ascii="Times New Roman" w:hAnsi="Times New Roman" w:cs="Times New Roman"/>
-          <w:b/>
-          <w:bCs/>
-          <w:color w:val="000000" w:themeColor="text1"/>
-          <w:sz w:val="28"/>
-          <w:szCs w:val="28"/>
-        </w:rPr>
-      </w:pPr>
-      <w:r>
-        <w:rPr>
-          <w:rFonts w:ascii="Times New Roman" w:hAnsi="Times New Roman" w:cs="Times New Roman"/>
-          <w:b/>
-          <w:bCs/>
-          <w:noProof/>
+          <w:lang w:val="en-US"/>
+        </w:rPr>
+      </w:pPr>
+      <w:r>
+        <w:rPr>
+          <w:b/>
+          <w:bCs/>
           <w:color w:val="000000" w:themeColor="text1"/>
           <w:sz w:val="28"/>
           <w:szCs w:val="28"/>
         </w:rPr>
         <w:drawing>
-          <wp:anchor distT="0" distB="0" distL="114300" distR="114300" simplePos="0" relativeHeight="251660288" behindDoc="1" locked="0" layoutInCell="1" allowOverlap="1" wp14:anchorId="5CCAB21D" wp14:editId="6D872BAF">
+          <wp:anchor distT="0" distB="0" distL="114300" distR="114300" simplePos="0" relativeHeight="251659264" behindDoc="1" locked="0" layoutInCell="1" allowOverlap="1" wp14:anchorId="41B4C497" wp14:editId="11C2944B">
             <wp:simplePos x="0" y="0"/>
             <wp:positionH relativeFrom="page">
-              <wp:align>left</wp:align>
+              <wp:posOffset>-11875</wp:posOffset>
             </wp:positionH>
             <wp:positionV relativeFrom="paragraph">
-              <wp:posOffset>345686</wp:posOffset>
+              <wp:posOffset>495506</wp:posOffset>
             </wp:positionV>
-            <wp:extent cx="6508955" cy="4348349"/>
-            <wp:effectExtent l="0" t="0" r="6350" b="0"/>
+            <wp:extent cx="7574791" cy="9535198"/>
+            <wp:effectExtent l="0" t="0" r="7620" b="8890"/>
             <wp:wrapNone/>
-            <wp:docPr id="402869875" name="Рисунок 1"/>
+            <wp:docPr id="88362906" name="Рисунок 3"/>
             <wp:cNvGraphicFramePr>
               <a:graphicFrameLocks xmlns:a="http://schemas.openxmlformats.org/drawingml/2006/main" noChangeAspect="1"/>
             </wp:cNvGraphicFramePr>
@@ -2162,8 +1966,10 @@
               <a:graphicData uri="http://schemas.openxmlformats.org/drawingml/2006/picture">
                 <pic:pic xmlns:pic="http://schemas.openxmlformats.org/drawingml/2006/picture">
                   <pic:nvPicPr>
-                    <pic:cNvPr id="402869875" name=""/>
-                    <pic:cNvPicPr/>
+                    <pic:cNvPr id="0" name="Picture 7"/>
+                    <pic:cNvPicPr>
+                      <a:picLocks noChangeAspect="1" noChangeArrowheads="1"/>
+                    </pic:cNvPicPr>
                   </pic:nvPicPr>
                   <pic:blipFill>
                     <a:blip r:embed="rId7">
@@ -2173,18 +1979,23 @@
                         </a:ext>
                       </a:extLst>
                     </a:blip>
+                    <a:srcRect/>
                     <a:stretch>
                       <a:fillRect/>
                     </a:stretch>
                   </pic:blipFill>
-                  <pic:spPr>
+                  <pic:spPr bwMode="auto">
                     <a:xfrm>
                       <a:off x="0" y="0"/>
-                      <a:ext cx="6508955" cy="4348349"/>
+                      <a:ext cx="7578514" cy="9539885"/>
                     </a:xfrm>
                     <a:prstGeom prst="rect">
                       <a:avLst/>
                     </a:prstGeom>
+                    <a:noFill/>
+                    <a:ln>
+                      <a:noFill/>
+                    </a:ln>
                   </pic:spPr>
                 </pic:pic>
               </a:graphicData>
@@ -2198,300 +2009,78 @@
           </wp:anchor>
         </w:drawing>
       </w:r>
-      <w:proofErr w:type="spellStart"/>
-      <w:r>
-        <w:rPr>
-          <w:rFonts w:ascii="Times New Roman" w:hAnsi="Times New Roman" w:cs="Times New Roman"/>
-          <w:b/>
-          <w:bCs/>
-          <w:color w:val="000000" w:themeColor="text1"/>
-          <w:sz w:val="28"/>
-          <w:szCs w:val="28"/>
-        </w:rPr>
-        <w:t>Основаная</w:t>
-      </w:r>
-      <w:proofErr w:type="spellEnd"/>
-      <w:r>
-        <w:rPr>
-          <w:rFonts w:ascii="Times New Roman" w:hAnsi="Times New Roman" w:cs="Times New Roman"/>
-          <w:b/>
-          <w:bCs/>
-          <w:color w:val="000000" w:themeColor="text1"/>
-          <w:sz w:val="28"/>
-          <w:szCs w:val="28"/>
-        </w:rPr>
-        <w:t xml:space="preserve"> часть алгоритма:</w:t>
-      </w:r>
-    </w:p>
-    <w:p>
-      <w:pPr>
-        <w:spacing w:line="259" w:lineRule="auto"/>
-        <w:rPr>
-          <w:rFonts w:ascii="Times New Roman" w:hAnsi="Times New Roman" w:cs="Times New Roman"/>
-          <w:b/>
-          <w:bCs/>
-          <w:color w:val="000000" w:themeColor="text1"/>
-          <w:sz w:val="28"/>
-          <w:szCs w:val="28"/>
-        </w:rPr>
-      </w:pPr>
-    </w:p>
-    <w:p>
-      <w:pPr>
-        <w:spacing w:line="259" w:lineRule="auto"/>
-        <w:rPr>
-          <w:rFonts w:ascii="Times New Roman" w:hAnsi="Times New Roman" w:cs="Times New Roman"/>
-          <w:b/>
-          <w:bCs/>
-          <w:color w:val="000000" w:themeColor="text1"/>
-          <w:sz w:val="28"/>
-          <w:szCs w:val="28"/>
-        </w:rPr>
-      </w:pPr>
-    </w:p>
-    <w:p>
-      <w:pPr>
-        <w:spacing w:line="259" w:lineRule="auto"/>
-        <w:rPr>
-          <w:rFonts w:ascii="Times New Roman" w:hAnsi="Times New Roman" w:cs="Times New Roman"/>
-          <w:b/>
-          <w:bCs/>
-          <w:color w:val="000000" w:themeColor="text1"/>
-          <w:sz w:val="28"/>
-          <w:szCs w:val="28"/>
-        </w:rPr>
-      </w:pPr>
-    </w:p>
-    <w:p>
-      <w:pPr>
-        <w:spacing w:line="259" w:lineRule="auto"/>
-        <w:rPr>
-          <w:rFonts w:ascii="Times New Roman" w:hAnsi="Times New Roman" w:cs="Times New Roman"/>
-          <w:b/>
-          <w:bCs/>
-          <w:color w:val="000000" w:themeColor="text1"/>
-          <w:sz w:val="28"/>
-          <w:szCs w:val="28"/>
-        </w:rPr>
-      </w:pPr>
-    </w:p>
-    <w:p>
-      <w:pPr>
-        <w:spacing w:line="259" w:lineRule="auto"/>
-        <w:rPr>
-          <w:rFonts w:ascii="Times New Roman" w:hAnsi="Times New Roman" w:cs="Times New Roman"/>
-          <w:b/>
-          <w:bCs/>
-          <w:color w:val="000000" w:themeColor="text1"/>
-          <w:sz w:val="28"/>
-          <w:szCs w:val="28"/>
-        </w:rPr>
-      </w:pPr>
-    </w:p>
-    <w:p>
-      <w:pPr>
-        <w:spacing w:line="259" w:lineRule="auto"/>
-        <w:rPr>
-          <w:rFonts w:ascii="Times New Roman" w:hAnsi="Times New Roman" w:cs="Times New Roman"/>
-          <w:b/>
-          <w:bCs/>
-          <w:color w:val="000000" w:themeColor="text1"/>
-          <w:sz w:val="28"/>
-          <w:szCs w:val="28"/>
-        </w:rPr>
-      </w:pPr>
-    </w:p>
-    <w:p>
-      <w:pPr>
-        <w:spacing w:line="259" w:lineRule="auto"/>
-        <w:rPr>
-          <w:rFonts w:ascii="Times New Roman" w:hAnsi="Times New Roman" w:cs="Times New Roman"/>
-          <w:b/>
-          <w:bCs/>
-          <w:color w:val="000000" w:themeColor="text1"/>
-          <w:sz w:val="28"/>
-          <w:szCs w:val="28"/>
-        </w:rPr>
-      </w:pPr>
-    </w:p>
-    <w:p>
-      <w:pPr>
-        <w:spacing w:line="259" w:lineRule="auto"/>
-        <w:rPr>
-          <w:rFonts w:ascii="Times New Roman" w:hAnsi="Times New Roman" w:cs="Times New Roman"/>
-          <w:b/>
-          <w:bCs/>
-          <w:color w:val="000000" w:themeColor="text1"/>
-          <w:sz w:val="28"/>
-          <w:szCs w:val="28"/>
-        </w:rPr>
-      </w:pPr>
-    </w:p>
-    <w:p>
-      <w:pPr>
-        <w:spacing w:line="259" w:lineRule="auto"/>
-        <w:rPr>
-          <w:rFonts w:ascii="Times New Roman" w:hAnsi="Times New Roman" w:cs="Times New Roman"/>
-          <w:b/>
-          <w:bCs/>
-          <w:color w:val="000000" w:themeColor="text1"/>
-          <w:sz w:val="28"/>
-          <w:szCs w:val="28"/>
-        </w:rPr>
-      </w:pPr>
-    </w:p>
-    <w:p>
-      <w:pPr>
-        <w:spacing w:line="259" w:lineRule="auto"/>
-        <w:rPr>
-          <w:rFonts w:ascii="Times New Roman" w:hAnsi="Times New Roman" w:cs="Times New Roman"/>
-          <w:b/>
-          <w:bCs/>
-          <w:color w:val="000000" w:themeColor="text1"/>
-          <w:sz w:val="28"/>
-          <w:szCs w:val="28"/>
-        </w:rPr>
-      </w:pPr>
-    </w:p>
-    <w:p>
-      <w:pPr>
-        <w:spacing w:line="259" w:lineRule="auto"/>
-        <w:rPr>
-          <w:rFonts w:ascii="Times New Roman" w:hAnsi="Times New Roman" w:cs="Times New Roman"/>
-          <w:b/>
-          <w:bCs/>
-          <w:color w:val="000000" w:themeColor="text1"/>
-          <w:sz w:val="28"/>
-          <w:szCs w:val="28"/>
-        </w:rPr>
-      </w:pPr>
-    </w:p>
-    <w:p>
-      <w:pPr>
-        <w:spacing w:line="259" w:lineRule="auto"/>
-        <w:rPr>
-          <w:rFonts w:ascii="Times New Roman" w:hAnsi="Times New Roman" w:cs="Times New Roman"/>
-          <w:b/>
-          <w:bCs/>
-          <w:color w:val="000000" w:themeColor="text1"/>
-          <w:sz w:val="28"/>
-          <w:szCs w:val="28"/>
-        </w:rPr>
-      </w:pPr>
-    </w:p>
-    <w:p>
-      <w:pPr>
-        <w:spacing w:line="259" w:lineRule="auto"/>
-        <w:rPr>
-          <w:rFonts w:ascii="Times New Roman" w:hAnsi="Times New Roman" w:cs="Times New Roman"/>
-          <w:b/>
-          <w:bCs/>
-          <w:color w:val="000000" w:themeColor="text1"/>
-          <w:sz w:val="28"/>
-          <w:szCs w:val="28"/>
-        </w:rPr>
-      </w:pPr>
-    </w:p>
-    <w:p>
-      <w:pPr>
-        <w:spacing w:line="259" w:lineRule="auto"/>
-        <w:rPr>
-          <w:rFonts w:ascii="Times New Roman" w:hAnsi="Times New Roman" w:cs="Times New Roman"/>
-          <w:b/>
-          <w:bCs/>
-          <w:color w:val="000000" w:themeColor="text1"/>
-          <w:sz w:val="28"/>
-          <w:szCs w:val="28"/>
-        </w:rPr>
-      </w:pPr>
-    </w:p>
-    <w:p>
-      <w:pPr>
-        <w:spacing w:line="259" w:lineRule="auto"/>
-        <w:rPr>
-          <w:rFonts w:ascii="Times New Roman" w:hAnsi="Times New Roman" w:cs="Times New Roman"/>
-          <w:b/>
-          <w:bCs/>
-          <w:color w:val="000000" w:themeColor="text1"/>
-          <w:sz w:val="28"/>
-          <w:szCs w:val="28"/>
-        </w:rPr>
-      </w:pPr>
-    </w:p>
-    <w:p>
-      <w:pPr>
-        <w:spacing w:line="259" w:lineRule="auto"/>
-        <w:rPr>
-          <w:rFonts w:ascii="Times New Roman" w:hAnsi="Times New Roman" w:cs="Times New Roman"/>
-          <w:b/>
-          <w:bCs/>
-          <w:color w:val="000000" w:themeColor="text1"/>
-          <w:sz w:val="28"/>
-          <w:szCs w:val="28"/>
-        </w:rPr>
-      </w:pPr>
-    </w:p>
-    <w:p>
-      <w:pPr>
-        <w:spacing w:line="259" w:lineRule="auto"/>
-        <w:rPr>
-          <w:rFonts w:ascii="Times New Roman" w:hAnsi="Times New Roman" w:cs="Times New Roman"/>
-          <w:b/>
-          <w:bCs/>
-          <w:color w:val="000000" w:themeColor="text1"/>
-          <w:sz w:val="28"/>
-          <w:szCs w:val="28"/>
-        </w:rPr>
-      </w:pPr>
-    </w:p>
-    <w:p>
-      <w:pPr>
-        <w:spacing w:line="259" w:lineRule="auto"/>
-        <w:rPr>
-          <w:rFonts w:ascii="Times New Roman" w:hAnsi="Times New Roman" w:cs="Times New Roman"/>
-          <w:b/>
-          <w:bCs/>
-          <w:color w:val="000000" w:themeColor="text1"/>
-          <w:sz w:val="28"/>
-          <w:szCs w:val="28"/>
-        </w:rPr>
-      </w:pPr>
-    </w:p>
-    <w:p>
-      <w:pPr>
-        <w:spacing w:line="259" w:lineRule="auto"/>
-        <w:rPr>
-          <w:rFonts w:ascii="Times New Roman" w:hAnsi="Times New Roman" w:cs="Times New Roman"/>
-          <w:b/>
-          <w:bCs/>
-          <w:color w:val="000000" w:themeColor="text1"/>
-          <w:sz w:val="28"/>
-          <w:szCs w:val="28"/>
-        </w:rPr>
-      </w:pPr>
-      <w:r>
-        <w:rPr>
-          <w:rFonts w:ascii="Times New Roman" w:hAnsi="Times New Roman" w:cs="Times New Roman"/>
-          <w:b/>
-          <w:bCs/>
-          <w:noProof/>
-          <w:color w:val="000000" w:themeColor="text1"/>
-          <w:sz w:val="28"/>
-          <w:szCs w:val="28"/>
-        </w:rPr>
+      <w:r>
+        <w:rPr>
+          <w:rFonts w:ascii="Times New Roman" w:hAnsi="Times New Roman" w:cs="Times New Roman"/>
+          <w:b/>
+          <w:bCs/>
+          <w:color w:val="000000" w:themeColor="text1"/>
+          <w:sz w:val="28"/>
+          <w:szCs w:val="28"/>
+        </w:rPr>
+        <w:t>Задние</w:t>
+      </w:r>
+      <w:r>
+        <w:rPr>
+          <w:rFonts w:ascii="Times New Roman" w:hAnsi="Times New Roman" w:cs="Times New Roman"/>
+          <w:b/>
+          <w:bCs/>
+          <w:color w:val="000000" w:themeColor="text1"/>
+          <w:sz w:val="28"/>
+          <w:szCs w:val="28"/>
+          <w:lang w:val="en-US"/>
+        </w:rPr>
+        <w:t xml:space="preserve"> №2</w:t>
+      </w:r>
+      <w:r>
+        <w:rPr>
+          <w:rFonts w:ascii="Times New Roman" w:hAnsi="Times New Roman" w:cs="Times New Roman"/>
+          <w:b/>
+          <w:bCs/>
+          <w:color w:val="000000" w:themeColor="text1"/>
+          <w:sz w:val="28"/>
+          <w:szCs w:val="28"/>
+          <w:lang w:val="en-US"/>
+        </w:rPr>
+        <w:br w:type="page"/>
+      </w:r>
+    </w:p>
+    <w:p>
+      <w:pPr>
+        <w:spacing w:after="160" w:line="259" w:lineRule="auto"/>
+        <w:jc w:val="center"/>
+        <w:rPr>
+          <w:rFonts w:ascii="Times New Roman" w:hAnsi="Times New Roman" w:cs="Times New Roman"/>
+          <w:b/>
+          <w:bCs/>
+          <w:color w:val="000000" w:themeColor="text1"/>
+          <w:sz w:val="28"/>
+          <w:szCs w:val="28"/>
+        </w:rPr>
+      </w:pPr>
+      <w:r>
+        <w:rPr>
+          <w:rFonts w:ascii="Times New Roman" w:hAnsi="Times New Roman" w:cs="Times New Roman"/>
+          <w:b/>
+          <w:bCs/>
+          <w:color w:val="000000" w:themeColor="text1"/>
+          <w:sz w:val="28"/>
+          <w:szCs w:val="28"/>
+        </w:rPr>
+        <w:lastRenderedPageBreak/>
         <w:drawing>
-          <wp:anchor distT="0" distB="0" distL="114300" distR="114300" simplePos="0" relativeHeight="251661312" behindDoc="1" locked="0" layoutInCell="1" allowOverlap="1" wp14:anchorId="6C09C870" wp14:editId="1A46FCDD">
+          <wp:anchor distT="0" distB="0" distL="114300" distR="114300" simplePos="0" relativeHeight="251660288" behindDoc="1" locked="0" layoutInCell="1" allowOverlap="1" wp14:anchorId="34063560" wp14:editId="72550B21">
             <wp:simplePos x="0" y="0"/>
             <wp:positionH relativeFrom="page">
               <wp:align>left</wp:align>
             </wp:positionH>
             <wp:positionV relativeFrom="paragraph">
-              <wp:posOffset>286385</wp:posOffset>
+              <wp:posOffset>1</wp:posOffset>
             </wp:positionV>
-            <wp:extent cx="4975123" cy="4771948"/>
+            <wp:extent cx="7562850" cy="10675824"/>
             <wp:effectExtent l="0" t="0" r="0" b="0"/>
             <wp:wrapNone/>
-            <wp:docPr id="1519600080" name="Рисунок 1"/>
+            <wp:docPr id="591669351" name="Рисунок 5"/>
             <wp:cNvGraphicFramePr>
               <a:graphicFrameLocks xmlns:a="http://schemas.openxmlformats.org/drawingml/2006/main" noChangeAspect="1"/>
             </wp:cNvGraphicFramePr>
@@ -2499,8 +2088,10 @@
               <a:graphicData uri="http://schemas.openxmlformats.org/drawingml/2006/picture">
                 <pic:pic xmlns:pic="http://schemas.openxmlformats.org/drawingml/2006/picture">
                   <pic:nvPicPr>
-                    <pic:cNvPr id="1519600080" name=""/>
-                    <pic:cNvPicPr/>
+                    <pic:cNvPr id="0" name="Picture 14"/>
+                    <pic:cNvPicPr>
+                      <a:picLocks noChangeAspect="1" noChangeArrowheads="1"/>
+                    </pic:cNvPicPr>
                   </pic:nvPicPr>
                   <pic:blipFill>
                     <a:blip r:embed="rId8">
@@ -2510,18 +2101,23 @@
                         </a:ext>
                       </a:extLst>
                     </a:blip>
+                    <a:srcRect/>
                     <a:stretch>
                       <a:fillRect/>
                     </a:stretch>
                   </pic:blipFill>
-                  <pic:spPr>
+                  <pic:spPr bwMode="auto">
                     <a:xfrm>
                       <a:off x="0" y="0"/>
-                      <a:ext cx="4981660" cy="4778218"/>
+                      <a:ext cx="7562850" cy="10675824"/>
                     </a:xfrm>
                     <a:prstGeom prst="rect">
                       <a:avLst/>
                     </a:prstGeom>
+                    <a:noFill/>
+                    <a:ln>
+                      <a:noFill/>
+                    </a:ln>
                   </pic:spPr>
                 </pic:pic>
               </a:graphicData>
@@ -2535,17 +2131,16 @@
           </wp:anchor>
         </w:drawing>
       </w:r>
-      <w:proofErr w:type="gramStart"/>
-      <w:r>
-        <w:rPr>
-          <w:rFonts w:ascii="Times New Roman" w:hAnsi="Times New Roman" w:cs="Times New Roman"/>
-          <w:b/>
-          <w:bCs/>
-          <w:color w:val="000000" w:themeColor="text1"/>
-          <w:sz w:val="28"/>
-          <w:szCs w:val="28"/>
-        </w:rPr>
-        <w:t xml:space="preserve">Функция  </w:t>
+      <w:r>
+        <w:rPr>
+          <w:rFonts w:ascii="Times New Roman" w:hAnsi="Times New Roman" w:cs="Times New Roman"/>
+          <w:b/>
+          <w:bCs/>
+          <w:color w:val="000000" w:themeColor="text1"/>
+          <w:sz w:val="28"/>
+          <w:szCs w:val="28"/>
+        </w:rPr>
+        <w:t xml:space="preserve">Код на </w:t>
       </w:r>
       <w:r>
         <w:rPr>
@@ -2557,368 +2152,55 @@
           <w:szCs w:val="28"/>
           <w:lang w:val="en-US"/>
         </w:rPr>
-        <w:t>Task</w:t>
-      </w:r>
-      <w:proofErr w:type="gramEnd"/>
-      <w:r>
-        <w:rPr>
-          <w:rFonts w:ascii="Times New Roman" w:hAnsi="Times New Roman" w:cs="Times New Roman"/>
-          <w:b/>
-          <w:bCs/>
-          <w:color w:val="000000" w:themeColor="text1"/>
-          <w:sz w:val="28"/>
-          <w:szCs w:val="28"/>
-        </w:rPr>
-        <w:t>1</w:t>
-      </w:r>
-    </w:p>
-    <w:p>
-      <w:pPr>
-        <w:spacing w:line="259" w:lineRule="auto"/>
-        <w:rPr>
-          <w:rFonts w:ascii="Times New Roman" w:hAnsi="Times New Roman" w:cs="Times New Roman"/>
-          <w:b/>
-          <w:bCs/>
-          <w:color w:val="000000" w:themeColor="text1"/>
-          <w:sz w:val="28"/>
-          <w:szCs w:val="28"/>
-        </w:rPr>
-      </w:pPr>
-    </w:p>
-    <w:p>
-      <w:pPr>
-        <w:spacing w:line="259" w:lineRule="auto"/>
-        <w:rPr>
-          <w:rFonts w:ascii="Times New Roman" w:hAnsi="Times New Roman" w:cs="Times New Roman"/>
-          <w:b/>
-          <w:bCs/>
-          <w:color w:val="000000" w:themeColor="text1"/>
-          <w:sz w:val="28"/>
-          <w:szCs w:val="28"/>
-        </w:rPr>
-      </w:pPr>
-    </w:p>
-    <w:p>
-      <w:pPr>
-        <w:spacing w:line="259" w:lineRule="auto"/>
-        <w:rPr>
-          <w:rFonts w:ascii="Times New Roman" w:hAnsi="Times New Roman" w:cs="Times New Roman"/>
-          <w:b/>
-          <w:bCs/>
-          <w:color w:val="000000" w:themeColor="text1"/>
-          <w:sz w:val="28"/>
-          <w:szCs w:val="28"/>
-        </w:rPr>
-      </w:pPr>
-    </w:p>
-    <w:p>
-      <w:pPr>
-        <w:spacing w:line="259" w:lineRule="auto"/>
-        <w:rPr>
-          <w:rFonts w:ascii="Times New Roman" w:hAnsi="Times New Roman" w:cs="Times New Roman"/>
-          <w:b/>
-          <w:bCs/>
-          <w:color w:val="000000" w:themeColor="text1"/>
-          <w:sz w:val="28"/>
-          <w:szCs w:val="28"/>
-        </w:rPr>
-      </w:pPr>
-    </w:p>
-    <w:p>
-      <w:pPr>
-        <w:spacing w:line="259" w:lineRule="auto"/>
-        <w:rPr>
-          <w:rFonts w:ascii="Times New Roman" w:hAnsi="Times New Roman" w:cs="Times New Roman"/>
-          <w:b/>
-          <w:bCs/>
-          <w:color w:val="000000" w:themeColor="text1"/>
-          <w:sz w:val="28"/>
-          <w:szCs w:val="28"/>
-        </w:rPr>
-      </w:pPr>
-    </w:p>
-    <w:p>
-      <w:pPr>
-        <w:spacing w:line="259" w:lineRule="auto"/>
-        <w:rPr>
-          <w:rFonts w:ascii="Times New Roman" w:hAnsi="Times New Roman" w:cs="Times New Roman"/>
-          <w:b/>
-          <w:bCs/>
-          <w:color w:val="000000" w:themeColor="text1"/>
-          <w:sz w:val="28"/>
-          <w:szCs w:val="28"/>
-        </w:rPr>
-      </w:pPr>
-    </w:p>
-    <w:p>
-      <w:pPr>
-        <w:spacing w:line="259" w:lineRule="auto"/>
-        <w:rPr>
-          <w:rFonts w:ascii="Times New Roman" w:hAnsi="Times New Roman" w:cs="Times New Roman"/>
-          <w:b/>
-          <w:bCs/>
-          <w:color w:val="000000" w:themeColor="text1"/>
-          <w:sz w:val="28"/>
-          <w:szCs w:val="28"/>
-        </w:rPr>
-      </w:pPr>
-    </w:p>
-    <w:p>
-      <w:pPr>
-        <w:spacing w:line="259" w:lineRule="auto"/>
-        <w:rPr>
-          <w:rFonts w:ascii="Times New Roman" w:hAnsi="Times New Roman" w:cs="Times New Roman"/>
-          <w:b/>
-          <w:bCs/>
-          <w:color w:val="000000" w:themeColor="text1"/>
-          <w:sz w:val="28"/>
-          <w:szCs w:val="28"/>
-        </w:rPr>
-      </w:pPr>
-    </w:p>
-    <w:p>
-      <w:pPr>
-        <w:spacing w:line="259" w:lineRule="auto"/>
-        <w:rPr>
-          <w:rFonts w:ascii="Times New Roman" w:hAnsi="Times New Roman" w:cs="Times New Roman"/>
-          <w:b/>
-          <w:bCs/>
-          <w:color w:val="000000" w:themeColor="text1"/>
-          <w:sz w:val="28"/>
-          <w:szCs w:val="28"/>
-        </w:rPr>
-      </w:pPr>
-    </w:p>
-    <w:p>
-      <w:pPr>
-        <w:spacing w:line="259" w:lineRule="auto"/>
-        <w:rPr>
-          <w:rFonts w:ascii="Times New Roman" w:hAnsi="Times New Roman" w:cs="Times New Roman"/>
-          <w:b/>
-          <w:bCs/>
-          <w:color w:val="000000" w:themeColor="text1"/>
-          <w:sz w:val="28"/>
-          <w:szCs w:val="28"/>
-        </w:rPr>
-      </w:pPr>
-    </w:p>
-    <w:p>
-      <w:pPr>
-        <w:spacing w:line="259" w:lineRule="auto"/>
-        <w:rPr>
-          <w:rFonts w:ascii="Times New Roman" w:hAnsi="Times New Roman" w:cs="Times New Roman"/>
-          <w:b/>
-          <w:bCs/>
-          <w:color w:val="000000" w:themeColor="text1"/>
-          <w:sz w:val="28"/>
-          <w:szCs w:val="28"/>
-        </w:rPr>
-      </w:pPr>
-    </w:p>
-    <w:p>
-      <w:pPr>
-        <w:spacing w:line="259" w:lineRule="auto"/>
-        <w:rPr>
-          <w:rFonts w:ascii="Times New Roman" w:hAnsi="Times New Roman" w:cs="Times New Roman"/>
-          <w:b/>
-          <w:bCs/>
-          <w:color w:val="000000" w:themeColor="text1"/>
-          <w:sz w:val="28"/>
-          <w:szCs w:val="28"/>
-        </w:rPr>
-      </w:pPr>
-    </w:p>
-    <w:p>
-      <w:pPr>
-        <w:spacing w:line="259" w:lineRule="auto"/>
-        <w:rPr>
-          <w:rFonts w:ascii="Times New Roman" w:hAnsi="Times New Roman" w:cs="Times New Roman"/>
-          <w:b/>
-          <w:bCs/>
-          <w:color w:val="000000" w:themeColor="text1"/>
-          <w:sz w:val="28"/>
-          <w:szCs w:val="28"/>
-        </w:rPr>
-      </w:pPr>
-    </w:p>
-    <w:p>
-      <w:pPr>
-        <w:spacing w:line="259" w:lineRule="auto"/>
-        <w:rPr>
-          <w:rFonts w:ascii="Times New Roman" w:hAnsi="Times New Roman" w:cs="Times New Roman"/>
-          <w:b/>
-          <w:bCs/>
-          <w:color w:val="000000" w:themeColor="text1"/>
-          <w:sz w:val="28"/>
-          <w:szCs w:val="28"/>
-        </w:rPr>
-      </w:pPr>
-    </w:p>
-    <w:p>
-      <w:pPr>
-        <w:spacing w:line="259" w:lineRule="auto"/>
-        <w:rPr>
-          <w:rFonts w:ascii="Times New Roman" w:hAnsi="Times New Roman" w:cs="Times New Roman"/>
-          <w:b/>
-          <w:bCs/>
-          <w:color w:val="000000" w:themeColor="text1"/>
-          <w:sz w:val="28"/>
-          <w:szCs w:val="28"/>
-        </w:rPr>
-      </w:pPr>
-    </w:p>
-    <w:p>
-      <w:pPr>
-        <w:spacing w:line="259" w:lineRule="auto"/>
-        <w:rPr>
-          <w:rFonts w:ascii="Times New Roman" w:hAnsi="Times New Roman" w:cs="Times New Roman"/>
-          <w:b/>
-          <w:bCs/>
-          <w:color w:val="000000" w:themeColor="text1"/>
-          <w:sz w:val="28"/>
-          <w:szCs w:val="28"/>
-        </w:rPr>
-      </w:pPr>
-    </w:p>
-    <w:p>
-      <w:pPr>
-        <w:spacing w:line="259" w:lineRule="auto"/>
-        <w:rPr>
-          <w:rFonts w:ascii="Times New Roman" w:hAnsi="Times New Roman" w:cs="Times New Roman"/>
-          <w:b/>
-          <w:bCs/>
-          <w:color w:val="000000" w:themeColor="text1"/>
-          <w:sz w:val="28"/>
-          <w:szCs w:val="28"/>
-        </w:rPr>
-      </w:pPr>
-    </w:p>
-    <w:p>
-      <w:pPr>
-        <w:spacing w:line="259" w:lineRule="auto"/>
-        <w:rPr>
-          <w:rFonts w:ascii="Times New Roman" w:hAnsi="Times New Roman" w:cs="Times New Roman"/>
-          <w:b/>
-          <w:bCs/>
-          <w:color w:val="000000" w:themeColor="text1"/>
-          <w:sz w:val="28"/>
-          <w:szCs w:val="28"/>
-        </w:rPr>
-      </w:pPr>
-    </w:p>
-    <w:p>
-      <w:pPr>
-        <w:spacing w:line="259" w:lineRule="auto"/>
-        <w:rPr>
-          <w:rFonts w:ascii="Times New Roman" w:hAnsi="Times New Roman" w:cs="Times New Roman"/>
-          <w:b/>
-          <w:bCs/>
-          <w:color w:val="000000" w:themeColor="text1"/>
-          <w:sz w:val="28"/>
-          <w:szCs w:val="28"/>
-        </w:rPr>
-      </w:pPr>
-    </w:p>
-    <w:p>
-      <w:pPr>
-        <w:spacing w:line="259" w:lineRule="auto"/>
-        <w:rPr>
-          <w:rFonts w:ascii="Times New Roman" w:hAnsi="Times New Roman" w:cs="Times New Roman"/>
-          <w:b/>
-          <w:bCs/>
-          <w:color w:val="000000" w:themeColor="text1"/>
-          <w:sz w:val="28"/>
-          <w:szCs w:val="28"/>
-        </w:rPr>
-      </w:pPr>
-    </w:p>
-    <w:p>
-      <w:pPr>
-        <w:spacing w:line="259" w:lineRule="auto"/>
-        <w:rPr>
-          <w:rFonts w:ascii="Times New Roman" w:hAnsi="Times New Roman" w:cs="Times New Roman"/>
-          <w:b/>
-          <w:bCs/>
-          <w:color w:val="000000" w:themeColor="text1"/>
-          <w:sz w:val="28"/>
-          <w:szCs w:val="28"/>
-        </w:rPr>
-      </w:pPr>
-    </w:p>
-    <w:p>
-      <w:pPr>
-        <w:spacing w:line="259" w:lineRule="auto"/>
-        <w:rPr>
-          <w:rFonts w:ascii="Times New Roman" w:hAnsi="Times New Roman" w:cs="Times New Roman"/>
-          <w:b/>
-          <w:bCs/>
-          <w:color w:val="000000" w:themeColor="text1"/>
-          <w:sz w:val="28"/>
-          <w:szCs w:val="28"/>
-        </w:rPr>
-      </w:pPr>
-    </w:p>
-    <w:p>
-      <w:pPr>
-        <w:spacing w:line="259" w:lineRule="auto"/>
-        <w:rPr>
-          <w:rFonts w:ascii="Times New Roman" w:hAnsi="Times New Roman" w:cs="Times New Roman"/>
-          <w:b/>
-          <w:bCs/>
-          <w:color w:val="000000" w:themeColor="text1"/>
-          <w:sz w:val="28"/>
-          <w:szCs w:val="28"/>
-        </w:rPr>
-      </w:pPr>
-    </w:p>
-    <w:p>
-      <w:pPr>
-        <w:spacing w:line="259" w:lineRule="auto"/>
-        <w:rPr>
-          <w:rFonts w:ascii="Times New Roman" w:hAnsi="Times New Roman" w:cs="Times New Roman"/>
-          <w:b/>
-          <w:bCs/>
-          <w:color w:val="000000" w:themeColor="text1"/>
-          <w:sz w:val="28"/>
-          <w:szCs w:val="28"/>
-        </w:rPr>
-      </w:pPr>
-    </w:p>
-    <w:p>
-      <w:pPr>
-        <w:spacing w:line="259" w:lineRule="auto"/>
-        <w:rPr>
-          <w:rFonts w:ascii="Times New Roman" w:hAnsi="Times New Roman" w:cs="Times New Roman"/>
-          <w:b/>
-          <w:bCs/>
-          <w:color w:val="000000" w:themeColor="text1"/>
-          <w:sz w:val="28"/>
-          <w:szCs w:val="28"/>
-        </w:rPr>
-      </w:pPr>
-      <w:r>
-        <w:rPr>
-          <w:rFonts w:ascii="Times New Roman" w:hAnsi="Times New Roman" w:cs="Times New Roman"/>
-          <w:b/>
-          <w:bCs/>
-          <w:noProof/>
-          <w:color w:val="000000" w:themeColor="text1"/>
-          <w:sz w:val="28"/>
-          <w:szCs w:val="28"/>
-        </w:rPr>
+        <w:t>Python</w:t>
+      </w:r>
+      <w:r>
+        <w:rPr>
+          <w:rFonts w:ascii="Times New Roman" w:hAnsi="Times New Roman" w:cs="Times New Roman"/>
+          <w:b/>
+          <w:bCs/>
+          <w:color w:val="000000" w:themeColor="text1"/>
+          <w:sz w:val="28"/>
+          <w:szCs w:val="28"/>
+        </w:rPr>
+        <w:br w:type="page"/>
+      </w:r>
+    </w:p>
+    <w:p>
+      <w:pPr>
+        <w:spacing w:after="160" w:line="259" w:lineRule="auto"/>
+        <w:jc w:val="center"/>
+        <w:rPr>
+          <w:rFonts w:ascii="Times New Roman" w:hAnsi="Times New Roman" w:cs="Times New Roman"/>
+          <w:b/>
+          <w:bCs/>
+          <w:color w:val="000000" w:themeColor="text1"/>
+          <w:sz w:val="28"/>
+          <w:szCs w:val="28"/>
+        </w:rPr>
+      </w:pPr>
+      <w:r>
+        <w:rPr>
+          <w:b/>
+          <w:bCs/>
+          <w:color w:val="000000" w:themeColor="text1"/>
+          <w:sz w:val="28"/>
+          <w:szCs w:val="28"/>
+        </w:rPr>
+        <w:lastRenderedPageBreak/>
         <w:drawing>
-          <wp:anchor distT="0" distB="0" distL="114300" distR="114300" simplePos="0" relativeHeight="251662336" behindDoc="1" locked="0" layoutInCell="1" allowOverlap="1" wp14:anchorId="0A974558" wp14:editId="4FA5A004">
+          <wp:anchor distT="0" distB="0" distL="114300" distR="114300" simplePos="0" relativeHeight="251661312" behindDoc="1" locked="0" layoutInCell="1" allowOverlap="1" wp14:anchorId="7320987D" wp14:editId="77AC28FC">
             <wp:simplePos x="0" y="0"/>
             <wp:positionH relativeFrom="page">
-              <wp:align>left</wp:align>
+              <wp:posOffset>11875</wp:posOffset>
             </wp:positionH>
             <wp:positionV relativeFrom="paragraph">
-              <wp:posOffset>320368</wp:posOffset>
+              <wp:posOffset>11874</wp:posOffset>
             </wp:positionV>
-            <wp:extent cx="5053597" cy="4395020"/>
-            <wp:effectExtent l="0" t="0" r="0" b="5715"/>
+            <wp:extent cx="7551420" cy="10675917"/>
+            <wp:effectExtent l="0" t="0" r="0" b="0"/>
             <wp:wrapNone/>
-            <wp:docPr id="207458342" name="Рисунок 1"/>
+            <wp:docPr id="1935515547" name="Рисунок 7"/>
             <wp:cNvGraphicFramePr>
               <a:graphicFrameLocks xmlns:a="http://schemas.openxmlformats.org/drawingml/2006/main" noChangeAspect="1"/>
             </wp:cNvGraphicFramePr>
@@ -2926,8 +2208,10 @@
               <a:graphicData uri="http://schemas.openxmlformats.org/drawingml/2006/picture">
                 <pic:pic xmlns:pic="http://schemas.openxmlformats.org/drawingml/2006/picture">
                   <pic:nvPicPr>
-                    <pic:cNvPr id="207458342" name=""/>
-                    <pic:cNvPicPr/>
+                    <pic:cNvPr id="0" name="Picture 21"/>
+                    <pic:cNvPicPr>
+                      <a:picLocks noChangeAspect="1" noChangeArrowheads="1"/>
+                    </pic:cNvPicPr>
                   </pic:nvPicPr>
                   <pic:blipFill>
                     <a:blip r:embed="rId9">
@@ -2937,18 +2221,23 @@
                         </a:ext>
                       </a:extLst>
                     </a:blip>
+                    <a:srcRect/>
                     <a:stretch>
                       <a:fillRect/>
                     </a:stretch>
                   </pic:blipFill>
-                  <pic:spPr>
+                  <pic:spPr bwMode="auto">
                     <a:xfrm>
                       <a:off x="0" y="0"/>
-                      <a:ext cx="5053597" cy="4395020"/>
+                      <a:ext cx="7591526" cy="10732618"/>
                     </a:xfrm>
                     <a:prstGeom prst="rect">
                       <a:avLst/>
                     </a:prstGeom>
+                    <a:noFill/>
+                    <a:ln>
+                      <a:noFill/>
+                    </a:ln>
                   </pic:spPr>
                 </pic:pic>
               </a:graphicData>
@@ -2971,7 +2260,7 @@
           <w:sz w:val="28"/>
           <w:szCs w:val="28"/>
         </w:rPr>
-        <w:t xml:space="preserve">Процедура </w:t>
+        <w:t xml:space="preserve">Код на </w:t>
       </w:r>
       <w:r>
         <w:rPr>
@@ -2983,518 +2272,7 @@
           <w:szCs w:val="28"/>
           <w:lang w:val="en-US"/>
         </w:rPr>
-        <w:t>Task</w:t>
-      </w:r>
-      <w:r>
-        <w:rPr>
-          <w:rFonts w:ascii="Times New Roman" w:hAnsi="Times New Roman" w:cs="Times New Roman"/>
-          <w:b/>
-          <w:bCs/>
-          <w:color w:val="000000" w:themeColor="text1"/>
-          <w:sz w:val="28"/>
-          <w:szCs w:val="28"/>
-        </w:rPr>
-        <w:t>2</w:t>
-      </w:r>
-    </w:p>
-    <w:p>
-      <w:pPr>
-        <w:spacing w:line="259" w:lineRule="auto"/>
-        <w:rPr>
-          <w:rFonts w:ascii="Times New Roman" w:hAnsi="Times New Roman" w:cs="Times New Roman"/>
-          <w:b/>
-          <w:bCs/>
-          <w:color w:val="000000" w:themeColor="text1"/>
-          <w:sz w:val="28"/>
-          <w:szCs w:val="28"/>
-        </w:rPr>
-      </w:pPr>
-    </w:p>
-    <w:p>
-      <w:pPr>
-        <w:spacing w:line="259" w:lineRule="auto"/>
-        <w:rPr>
-          <w:rFonts w:ascii="Times New Roman" w:hAnsi="Times New Roman" w:cs="Times New Roman"/>
-          <w:b/>
-          <w:bCs/>
-          <w:color w:val="000000" w:themeColor="text1"/>
-          <w:sz w:val="28"/>
-          <w:szCs w:val="28"/>
-        </w:rPr>
-      </w:pPr>
-    </w:p>
-    <w:p>
-      <w:pPr>
-        <w:spacing w:line="259" w:lineRule="auto"/>
-        <w:rPr>
-          <w:rFonts w:ascii="Times New Roman" w:hAnsi="Times New Roman" w:cs="Times New Roman"/>
-          <w:b/>
-          <w:bCs/>
-          <w:color w:val="000000" w:themeColor="text1"/>
-          <w:sz w:val="28"/>
-          <w:szCs w:val="28"/>
-        </w:rPr>
-      </w:pPr>
-    </w:p>
-    <w:p>
-      <w:pPr>
-        <w:spacing w:line="259" w:lineRule="auto"/>
-        <w:rPr>
-          <w:rFonts w:ascii="Times New Roman" w:hAnsi="Times New Roman" w:cs="Times New Roman"/>
-          <w:b/>
-          <w:bCs/>
-          <w:color w:val="000000" w:themeColor="text1"/>
-          <w:sz w:val="28"/>
-          <w:szCs w:val="28"/>
-        </w:rPr>
-      </w:pPr>
-    </w:p>
-    <w:p>
-      <w:pPr>
-        <w:spacing w:line="259" w:lineRule="auto"/>
-        <w:rPr>
-          <w:rFonts w:ascii="Times New Roman" w:hAnsi="Times New Roman" w:cs="Times New Roman"/>
-          <w:b/>
-          <w:bCs/>
-          <w:color w:val="000000" w:themeColor="text1"/>
-          <w:sz w:val="28"/>
-          <w:szCs w:val="28"/>
-        </w:rPr>
-      </w:pPr>
-    </w:p>
-    <w:p>
-      <w:pPr>
-        <w:spacing w:line="259" w:lineRule="auto"/>
-        <w:rPr>
-          <w:rFonts w:ascii="Times New Roman" w:hAnsi="Times New Roman" w:cs="Times New Roman"/>
-          <w:b/>
-          <w:bCs/>
-          <w:color w:val="000000" w:themeColor="text1"/>
-          <w:sz w:val="28"/>
-          <w:szCs w:val="28"/>
-        </w:rPr>
-      </w:pPr>
-    </w:p>
-    <w:p>
-      <w:pPr>
-        <w:spacing w:line="259" w:lineRule="auto"/>
-        <w:rPr>
-          <w:rFonts w:ascii="Times New Roman" w:hAnsi="Times New Roman" w:cs="Times New Roman"/>
-          <w:b/>
-          <w:bCs/>
-          <w:color w:val="000000" w:themeColor="text1"/>
-          <w:sz w:val="28"/>
-          <w:szCs w:val="28"/>
-        </w:rPr>
-      </w:pPr>
-    </w:p>
-    <w:p>
-      <w:pPr>
-        <w:spacing w:line="259" w:lineRule="auto"/>
-        <w:rPr>
-          <w:rFonts w:ascii="Times New Roman" w:hAnsi="Times New Roman" w:cs="Times New Roman"/>
-          <w:b/>
-          <w:bCs/>
-          <w:color w:val="000000" w:themeColor="text1"/>
-          <w:sz w:val="28"/>
-          <w:szCs w:val="28"/>
-        </w:rPr>
-      </w:pPr>
-    </w:p>
-    <w:p>
-      <w:pPr>
-        <w:spacing w:line="259" w:lineRule="auto"/>
-        <w:rPr>
-          <w:rFonts w:ascii="Times New Roman" w:hAnsi="Times New Roman" w:cs="Times New Roman"/>
-          <w:b/>
-          <w:bCs/>
-          <w:color w:val="000000" w:themeColor="text1"/>
-          <w:sz w:val="28"/>
-          <w:szCs w:val="28"/>
-        </w:rPr>
-      </w:pPr>
-    </w:p>
-    <w:p>
-      <w:pPr>
-        <w:spacing w:line="259" w:lineRule="auto"/>
-        <w:rPr>
-          <w:rFonts w:ascii="Times New Roman" w:hAnsi="Times New Roman" w:cs="Times New Roman"/>
-          <w:b/>
-          <w:bCs/>
-          <w:color w:val="000000" w:themeColor="text1"/>
-          <w:sz w:val="28"/>
-          <w:szCs w:val="28"/>
-        </w:rPr>
-      </w:pPr>
-    </w:p>
-    <w:p>
-      <w:pPr>
-        <w:spacing w:line="259" w:lineRule="auto"/>
-        <w:rPr>
-          <w:rFonts w:ascii="Times New Roman" w:hAnsi="Times New Roman" w:cs="Times New Roman"/>
-          <w:b/>
-          <w:bCs/>
-          <w:color w:val="000000" w:themeColor="text1"/>
-          <w:sz w:val="28"/>
-          <w:szCs w:val="28"/>
-        </w:rPr>
-      </w:pPr>
-    </w:p>
-    <w:p>
-      <w:pPr>
-        <w:spacing w:line="259" w:lineRule="auto"/>
-        <w:rPr>
-          <w:rFonts w:ascii="Times New Roman" w:hAnsi="Times New Roman" w:cs="Times New Roman"/>
-          <w:b/>
-          <w:bCs/>
-          <w:color w:val="000000" w:themeColor="text1"/>
-          <w:sz w:val="28"/>
-          <w:szCs w:val="28"/>
-        </w:rPr>
-      </w:pPr>
-    </w:p>
-    <w:p>
-      <w:pPr>
-        <w:spacing w:line="259" w:lineRule="auto"/>
-        <w:rPr>
-          <w:rFonts w:ascii="Times New Roman" w:hAnsi="Times New Roman" w:cs="Times New Roman"/>
-          <w:b/>
-          <w:bCs/>
-          <w:color w:val="000000" w:themeColor="text1"/>
-          <w:sz w:val="28"/>
-          <w:szCs w:val="28"/>
-        </w:rPr>
-      </w:pPr>
-    </w:p>
-    <w:p>
-      <w:pPr>
-        <w:spacing w:line="259" w:lineRule="auto"/>
-        <w:rPr>
-          <w:rFonts w:ascii="Times New Roman" w:hAnsi="Times New Roman" w:cs="Times New Roman"/>
-          <w:b/>
-          <w:bCs/>
-          <w:color w:val="000000" w:themeColor="text1"/>
-          <w:sz w:val="28"/>
-          <w:szCs w:val="28"/>
-        </w:rPr>
-      </w:pPr>
-    </w:p>
-    <w:p>
-      <w:pPr>
-        <w:spacing w:line="259" w:lineRule="auto"/>
-        <w:rPr>
-          <w:rFonts w:ascii="Times New Roman" w:hAnsi="Times New Roman" w:cs="Times New Roman"/>
-          <w:b/>
-          <w:bCs/>
-          <w:color w:val="000000" w:themeColor="text1"/>
-          <w:sz w:val="28"/>
-          <w:szCs w:val="28"/>
-        </w:rPr>
-      </w:pPr>
-    </w:p>
-    <w:p>
-      <w:pPr>
-        <w:spacing w:line="259" w:lineRule="auto"/>
-        <w:rPr>
-          <w:rFonts w:ascii="Times New Roman" w:hAnsi="Times New Roman" w:cs="Times New Roman"/>
-          <w:b/>
-          <w:bCs/>
-          <w:color w:val="000000" w:themeColor="text1"/>
-          <w:sz w:val="28"/>
-          <w:szCs w:val="28"/>
-        </w:rPr>
-      </w:pPr>
-    </w:p>
-    <w:p>
-      <w:pPr>
-        <w:spacing w:line="259" w:lineRule="auto"/>
-        <w:rPr>
-          <w:rFonts w:ascii="Times New Roman" w:hAnsi="Times New Roman" w:cs="Times New Roman"/>
-          <w:b/>
-          <w:bCs/>
-          <w:color w:val="000000" w:themeColor="text1"/>
-          <w:sz w:val="28"/>
-          <w:szCs w:val="28"/>
-        </w:rPr>
-      </w:pPr>
-    </w:p>
-    <w:p>
-      <w:pPr>
-        <w:spacing w:line="259" w:lineRule="auto"/>
-        <w:rPr>
-          <w:rFonts w:ascii="Times New Roman" w:hAnsi="Times New Roman" w:cs="Times New Roman"/>
-          <w:b/>
-          <w:bCs/>
-          <w:color w:val="000000" w:themeColor="text1"/>
-          <w:sz w:val="28"/>
-          <w:szCs w:val="28"/>
-        </w:rPr>
-      </w:pPr>
-    </w:p>
-    <w:p>
-      <w:pPr>
-        <w:spacing w:line="259" w:lineRule="auto"/>
-        <w:rPr>
-          <w:rFonts w:ascii="Times New Roman" w:hAnsi="Times New Roman" w:cs="Times New Roman"/>
-          <w:b/>
-          <w:bCs/>
-          <w:color w:val="000000" w:themeColor="text1"/>
-          <w:sz w:val="28"/>
-          <w:szCs w:val="28"/>
-        </w:rPr>
-      </w:pPr>
-    </w:p>
-    <w:p>
-      <w:pPr>
-        <w:spacing w:line="259" w:lineRule="auto"/>
-        <w:rPr>
-          <w:rFonts w:ascii="Times New Roman" w:hAnsi="Times New Roman" w:cs="Times New Roman"/>
-          <w:b/>
-          <w:bCs/>
-          <w:color w:val="000000" w:themeColor="text1"/>
-          <w:sz w:val="28"/>
-          <w:szCs w:val="28"/>
-        </w:rPr>
-      </w:pPr>
-    </w:p>
-    <w:p>
-      <w:pPr>
-        <w:spacing w:line="259" w:lineRule="auto"/>
-        <w:rPr>
-          <w:rFonts w:ascii="Times New Roman" w:hAnsi="Times New Roman" w:cs="Times New Roman"/>
-          <w:b/>
-          <w:bCs/>
-          <w:color w:val="000000" w:themeColor="text1"/>
-          <w:sz w:val="28"/>
-          <w:szCs w:val="28"/>
-        </w:rPr>
-      </w:pPr>
-      <w:r>
-        <w:rPr>
-          <w:rFonts w:ascii="Times New Roman" w:hAnsi="Times New Roman" w:cs="Times New Roman"/>
-          <w:b/>
-          <w:bCs/>
-          <w:noProof/>
-          <w:color w:val="000000" w:themeColor="text1"/>
-          <w:sz w:val="28"/>
-          <w:szCs w:val="28"/>
-        </w:rPr>
-        <w:drawing>
-          <wp:anchor distT="0" distB="0" distL="114300" distR="114300" simplePos="0" relativeHeight="251663360" behindDoc="1" locked="0" layoutInCell="1" allowOverlap="1" wp14:anchorId="17193A56" wp14:editId="510E3D82">
-            <wp:simplePos x="0" y="0"/>
-            <wp:positionH relativeFrom="page">
-              <wp:posOffset>-176653</wp:posOffset>
-            </wp:positionH>
-            <wp:positionV relativeFrom="paragraph">
-              <wp:posOffset>335075</wp:posOffset>
-            </wp:positionV>
-            <wp:extent cx="8052538" cy="4481666"/>
-            <wp:effectExtent l="0" t="0" r="5715" b="0"/>
-            <wp:wrapNone/>
-            <wp:docPr id="1857513115" name="Рисунок 1"/>
-            <wp:cNvGraphicFramePr>
-              <a:graphicFrameLocks xmlns:a="http://schemas.openxmlformats.org/drawingml/2006/main" noChangeAspect="1"/>
-            </wp:cNvGraphicFramePr>
-            <a:graphic xmlns:a="http://schemas.openxmlformats.org/drawingml/2006/main">
-              <a:graphicData uri="http://schemas.openxmlformats.org/drawingml/2006/picture">
-                <pic:pic xmlns:pic="http://schemas.openxmlformats.org/drawingml/2006/picture">
-                  <pic:nvPicPr>
-                    <pic:cNvPr id="1857513115" name=""/>
-                    <pic:cNvPicPr/>
-                  </pic:nvPicPr>
-                  <pic:blipFill>
-                    <a:blip r:embed="rId10">
-                      <a:extLst>
-                        <a:ext uri="{28A0092B-C50C-407E-A947-70E740481C1C}">
-                          <a14:useLocalDpi xmlns:a14="http://schemas.microsoft.com/office/drawing/2010/main" val="0"/>
-                        </a:ext>
-                      </a:extLst>
-                    </a:blip>
-                    <a:stretch>
-                      <a:fillRect/>
-                    </a:stretch>
-                  </pic:blipFill>
-                  <pic:spPr>
-                    <a:xfrm>
-                      <a:off x="0" y="0"/>
-                      <a:ext cx="8052538" cy="4481666"/>
-                    </a:xfrm>
-                    <a:prstGeom prst="rect">
-                      <a:avLst/>
-                    </a:prstGeom>
-                  </pic:spPr>
-                </pic:pic>
-              </a:graphicData>
-            </a:graphic>
-            <wp14:sizeRelH relativeFrom="page">
-              <wp14:pctWidth>0</wp14:pctWidth>
-            </wp14:sizeRelH>
-            <wp14:sizeRelV relativeFrom="page">
-              <wp14:pctHeight>0</wp14:pctHeight>
-            </wp14:sizeRelV>
-          </wp:anchor>
-        </w:drawing>
-      </w:r>
-      <w:r>
-        <w:rPr>
-          <w:rFonts w:ascii="Times New Roman" w:hAnsi="Times New Roman" w:cs="Times New Roman"/>
-          <w:b/>
-          <w:bCs/>
-          <w:color w:val="000000" w:themeColor="text1"/>
-          <w:sz w:val="28"/>
-          <w:szCs w:val="28"/>
-        </w:rPr>
-        <w:t>Вспомогательные процедуры:</w:t>
-      </w:r>
-    </w:p>
-    <w:p>
-      <w:pPr>
-        <w:spacing w:after="160" w:line="259" w:lineRule="auto"/>
-        <w:rPr>
-          <w:rFonts w:ascii="Times New Roman" w:hAnsi="Times New Roman" w:cs="Times New Roman"/>
-          <w:b/>
-          <w:bCs/>
-          <w:color w:val="000000" w:themeColor="text1"/>
-          <w:sz w:val="28"/>
-          <w:szCs w:val="28"/>
-        </w:rPr>
-      </w:pPr>
-      <w:r>
-        <w:rPr>
-          <w:rFonts w:ascii="Times New Roman" w:hAnsi="Times New Roman" w:cs="Times New Roman"/>
-          <w:b/>
-          <w:bCs/>
-          <w:color w:val="000000" w:themeColor="text1"/>
-          <w:sz w:val="28"/>
-          <w:szCs w:val="28"/>
-        </w:rPr>
-        <w:br w:type="page"/>
-      </w:r>
-      <w:r>
-        <w:rPr>
-          <w:rFonts w:ascii="Times New Roman" w:hAnsi="Times New Roman" w:cs="Times New Roman"/>
-          <w:b/>
-          <w:bCs/>
-          <w:noProof/>
-          <w:color w:val="000000" w:themeColor="text1"/>
-          <w:sz w:val="28"/>
-          <w:szCs w:val="28"/>
-        </w:rPr>
-        <w:lastRenderedPageBreak/>
-        <w:drawing>
-          <wp:anchor distT="0" distB="0" distL="114300" distR="114300" simplePos="0" relativeHeight="251658240" behindDoc="1" locked="0" layoutInCell="1" allowOverlap="1" wp14:anchorId="136E4EDF" wp14:editId="30993662">
-            <wp:simplePos x="0" y="0"/>
-            <wp:positionH relativeFrom="page">
-              <wp:posOffset>10886</wp:posOffset>
-            </wp:positionH>
-            <wp:positionV relativeFrom="paragraph">
-              <wp:posOffset>0</wp:posOffset>
-            </wp:positionV>
-            <wp:extent cx="7550150" cy="10701697"/>
-            <wp:effectExtent l="0" t="0" r="0" b="4445"/>
-            <wp:wrapNone/>
-            <wp:docPr id="1381639103" name="Рисунок 2"/>
-            <wp:cNvGraphicFramePr>
-              <a:graphicFrameLocks xmlns:a="http://schemas.openxmlformats.org/drawingml/2006/main" noChangeAspect="1"/>
-            </wp:cNvGraphicFramePr>
-            <a:graphic xmlns:a="http://schemas.openxmlformats.org/drawingml/2006/main">
-              <a:graphicData uri="http://schemas.openxmlformats.org/drawingml/2006/picture">
-                <pic:pic xmlns:pic="http://schemas.openxmlformats.org/drawingml/2006/picture">
-                  <pic:nvPicPr>
-                    <pic:cNvPr id="0" name="Picture 6"/>
-                    <pic:cNvPicPr>
-                      <a:picLocks noChangeAspect="1" noChangeArrowheads="1"/>
-                    </pic:cNvPicPr>
-                  </pic:nvPicPr>
-                  <pic:blipFill rotWithShape="1">
-                    <a:blip r:embed="rId11" cstate="print">
-                      <a:extLst>
-                        <a:ext uri="{28A0092B-C50C-407E-A947-70E740481C1C}">
-                          <a14:useLocalDpi xmlns:a14="http://schemas.microsoft.com/office/drawing/2010/main" val="0"/>
-                        </a:ext>
-                      </a:extLst>
-                    </a:blip>
-                    <a:srcRect l="150" t="2801" r="377" b="3261"/>
-                    <a:stretch>
-                      <a:fillRect/>
-                    </a:stretch>
-                  </pic:blipFill>
-                  <pic:spPr bwMode="auto">
-                    <a:xfrm>
-                      <a:off x="0" y="0"/>
-                      <a:ext cx="7550407" cy="10702061"/>
-                    </a:xfrm>
-                    <a:prstGeom prst="rect">
-                      <a:avLst/>
-                    </a:prstGeom>
-                    <a:noFill/>
-                    <a:ln>
-                      <a:noFill/>
-                    </a:ln>
-                    <a:extLst>
-                      <a:ext uri="{53640926-AAD7-44D8-BBD7-CCE9431645EC}">
-                        <a14:shadowObscured xmlns:a14="http://schemas.microsoft.com/office/drawing/2010/main"/>
-                      </a:ext>
-                    </a:extLst>
-                  </pic:spPr>
-                </pic:pic>
-              </a:graphicData>
-            </a:graphic>
-            <wp14:sizeRelH relativeFrom="page">
-              <wp14:pctWidth>0</wp14:pctWidth>
-            </wp14:sizeRelH>
-            <wp14:sizeRelV relativeFrom="page">
-              <wp14:pctHeight>0</wp14:pctHeight>
-            </wp14:sizeRelV>
-          </wp:anchor>
-        </w:drawing>
-      </w:r>
-      <w:r>
-        <w:rPr>
-          <w:rFonts w:ascii="Times New Roman" w:hAnsi="Times New Roman" w:cs="Times New Roman"/>
-          <w:b/>
-          <w:bCs/>
-          <w:color w:val="000000" w:themeColor="text1"/>
-          <w:sz w:val="28"/>
-          <w:szCs w:val="28"/>
-        </w:rPr>
-        <w:t xml:space="preserve">                                              </w:t>
-      </w:r>
-      <w:r>
-        <w:rPr>
-          <w:rFonts w:ascii="Times New Roman" w:hAnsi="Times New Roman" w:cs="Times New Roman"/>
-          <w:b/>
-          <w:bCs/>
-          <w:color w:val="FFFFFF" w:themeColor="background1"/>
-          <w:sz w:val="28"/>
-          <w:szCs w:val="28"/>
-          <w:u w:val="single"/>
-        </w:rPr>
-        <w:t>Код программы</w:t>
-      </w:r>
-      <w:r>
-        <w:rPr>
-          <w:rFonts w:ascii="Times New Roman" w:hAnsi="Times New Roman" w:cs="Times New Roman"/>
-          <w:b/>
-          <w:bCs/>
-          <w:color w:val="FFFFFF" w:themeColor="background1"/>
-          <w:sz w:val="28"/>
-          <w:szCs w:val="28"/>
-          <w:u w:val="single"/>
-          <w:lang w:val="en-US"/>
-        </w:rPr>
-        <w:t xml:space="preserve"> (Pascal)</w:t>
-      </w:r>
-      <w:r>
-        <w:rPr>
-          <w:rFonts w:ascii="Times New Roman" w:hAnsi="Times New Roman" w:cs="Times New Roman"/>
-          <w:b/>
-          <w:bCs/>
-          <w:color w:val="FFFFFF" w:themeColor="background1"/>
-          <w:sz w:val="28"/>
-          <w:szCs w:val="28"/>
-        </w:rPr>
-        <w:t>:</w:t>
+        <w:t>Pacal</w:t>
       </w:r>
       <w:r>
         <w:rPr>
@@ -3583,7 +2361,7 @@
                     <pic:cNvPicPr/>
                   </pic:nvPicPr>
                   <pic:blipFill>
-                    <a:blip r:embed="rId12"/>
+                    <a:blip r:embed="rId10"/>
                     <a:stretch>
                       <a:fillRect/>
                     </a:stretch>
@@ -3643,27 +2421,7 @@
           <w:sz w:val="28"/>
           <w:szCs w:val="28"/>
         </w:rPr>
-        <w:t xml:space="preserve">Результат программы напрямую зависит </w:t>
-      </w:r>
-      <w:proofErr w:type="gramStart"/>
-      <w:r>
-        <w:rPr>
-          <w:rFonts w:ascii="Times New Roman" w:hAnsi="Times New Roman" w:cs="Times New Roman"/>
-          <w:color w:val="000000" w:themeColor="text1"/>
-          <w:sz w:val="28"/>
-          <w:szCs w:val="28"/>
-        </w:rPr>
-        <w:t>от аргументов</w:t>
-      </w:r>
-      <w:proofErr w:type="gramEnd"/>
-      <w:r>
-        <w:rPr>
-          <w:rFonts w:ascii="Times New Roman" w:hAnsi="Times New Roman" w:cs="Times New Roman"/>
-          <w:color w:val="000000" w:themeColor="text1"/>
-          <w:sz w:val="28"/>
-          <w:szCs w:val="28"/>
-        </w:rPr>
-        <w:t xml:space="preserve"> которые вы будете передавать в функцию и процедуру. (В данном случае паскаль выводит «</w:t>
+        <w:t>паскаль выводит «</w:t>
       </w:r>
       <w:r>
         <w:rPr>
@@ -3682,7 +2440,25 @@
           <w:sz w:val="28"/>
           <w:szCs w:val="28"/>
         </w:rPr>
-        <w:t>» т.к. по законам математики логарифм из отрицательного числа не вычисляется)</w:t>
+        <w:t>» т.к. по законам математики логарифм из отрицательного числа не вычисля</w:t>
+      </w:r>
+      <w:r>
+        <w:rPr>
+          <w:rFonts w:ascii="Times New Roman" w:hAnsi="Times New Roman" w:cs="Times New Roman"/>
+          <w:color w:val="000000" w:themeColor="text1"/>
+          <w:sz w:val="28"/>
+          <w:szCs w:val="28"/>
+        </w:rPr>
+        <w:t>ется.</w:t>
+      </w:r>
+      <w:r>
+        <w:rPr>
+          <w:rFonts w:ascii="Times New Roman" w:hAnsi="Times New Roman" w:cs="Times New Roman"/>
+          <w:color w:val="000000" w:themeColor="text1"/>
+          <w:sz w:val="28"/>
+          <w:szCs w:val="28"/>
+        </w:rPr>
+        <w:br w:type="page"/>
       </w:r>
     </w:p>
     <w:p>
@@ -3698,121 +2474,15 @@
       <w:r>
         <w:rPr>
           <w:rFonts w:ascii="Times New Roman" w:hAnsi="Times New Roman" w:cs="Times New Roman"/>
-          <w:color w:val="000000" w:themeColor="text1"/>
-          <w:sz w:val="28"/>
-          <w:szCs w:val="28"/>
-        </w:rPr>
-        <w:br w:type="page"/>
-      </w:r>
-    </w:p>
-    <w:p>
-      <w:pPr>
-        <w:spacing w:after="160" w:line="259" w:lineRule="auto"/>
-        <w:rPr>
-          <w:rFonts w:ascii="Times New Roman" w:hAnsi="Times New Roman" w:cs="Times New Roman"/>
-          <w:color w:val="000000" w:themeColor="text1"/>
-          <w:sz w:val="28"/>
-          <w:szCs w:val="28"/>
-        </w:rPr>
-      </w:pPr>
-      <w:r>
-        <w:rPr>
-          <w:rFonts w:ascii="Times New Roman" w:hAnsi="Times New Roman" w:cs="Times New Roman"/>
-          <w:b/>
-          <w:bCs/>
-          <w:noProof/>
+          <w:b/>
+          <w:bCs/>
           <w:color w:val="FFFFFF" w:themeColor="background1"/>
           <w:sz w:val="28"/>
           <w:szCs w:val="28"/>
+          <w:u w:val="single"/>
         </w:rPr>
         <w:lastRenderedPageBreak/>
-        <w:drawing>
-          <wp:anchor distT="0" distB="0" distL="114300" distR="114300" simplePos="0" relativeHeight="251664384" behindDoc="1" locked="0" layoutInCell="1" allowOverlap="1" wp14:anchorId="084D91D5" wp14:editId="36EE3D59">
-            <wp:simplePos x="0" y="0"/>
-            <wp:positionH relativeFrom="page">
-              <wp:align>left</wp:align>
-            </wp:positionH>
-            <wp:positionV relativeFrom="paragraph">
-              <wp:posOffset>9525</wp:posOffset>
-            </wp:positionV>
-            <wp:extent cx="7553325" cy="10668000"/>
-            <wp:effectExtent l="0" t="0" r="9525" b="0"/>
-            <wp:wrapNone/>
-            <wp:docPr id="549812413" name="Рисунок 1"/>
-            <wp:cNvGraphicFramePr>
-              <a:graphicFrameLocks xmlns:a="http://schemas.openxmlformats.org/drawingml/2006/main" noChangeAspect="1"/>
-            </wp:cNvGraphicFramePr>
-            <a:graphic xmlns:a="http://schemas.openxmlformats.org/drawingml/2006/main">
-              <a:graphicData uri="http://schemas.openxmlformats.org/drawingml/2006/picture">
-                <pic:pic xmlns:pic="http://schemas.openxmlformats.org/drawingml/2006/picture">
-                  <pic:nvPicPr>
-                    <pic:cNvPr id="0" name="Picture 1"/>
-                    <pic:cNvPicPr>
-                      <a:picLocks noChangeAspect="1" noChangeArrowheads="1"/>
-                    </pic:cNvPicPr>
-                  </pic:nvPicPr>
-                  <pic:blipFill rotWithShape="1">
-                    <a:blip r:embed="rId13">
-                      <a:extLst>
-                        <a:ext uri="{28A0092B-C50C-407E-A947-70E740481C1C}">
-                          <a14:useLocalDpi xmlns:a14="http://schemas.microsoft.com/office/drawing/2010/main" val="0"/>
-                        </a:ext>
-                      </a:extLst>
-                    </a:blip>
-                    <a:srcRect l="190" t="3966" b="4982"/>
-                    <a:stretch>
-                      <a:fillRect/>
-                    </a:stretch>
-                  </pic:blipFill>
-                  <pic:spPr bwMode="auto">
-                    <a:xfrm>
-                      <a:off x="0" y="0"/>
-                      <a:ext cx="7553325" cy="10668000"/>
-                    </a:xfrm>
-                    <a:prstGeom prst="rect">
-                      <a:avLst/>
-                    </a:prstGeom>
-                    <a:noFill/>
-                    <a:ln>
-                      <a:noFill/>
-                    </a:ln>
-                    <a:extLst>
-                      <a:ext uri="{53640926-AAD7-44D8-BBD7-CCE9431645EC}">
-                        <a14:shadowObscured xmlns:a14="http://schemas.microsoft.com/office/drawing/2010/main"/>
-                      </a:ext>
-                    </a:extLst>
-                  </pic:spPr>
-                </pic:pic>
-              </a:graphicData>
-            </a:graphic>
-            <wp14:sizeRelH relativeFrom="page">
-              <wp14:pctWidth>0</wp14:pctWidth>
-            </wp14:sizeRelH>
-            <wp14:sizeRelV relativeFrom="page">
-              <wp14:pctHeight>0</wp14:pctHeight>
-            </wp14:sizeRelV>
-          </wp:anchor>
-        </w:drawing>
-      </w:r>
-      <w:r>
-        <w:rPr>
-          <w:rFonts w:ascii="Times New Roman" w:hAnsi="Times New Roman" w:cs="Times New Roman"/>
-          <w:color w:val="000000" w:themeColor="text1"/>
-          <w:sz w:val="28"/>
-          <w:szCs w:val="28"/>
-        </w:rPr>
-        <w:t xml:space="preserve">                                     </w:t>
-      </w:r>
-      <w:r>
-        <w:rPr>
-          <w:rFonts w:ascii="Times New Roman" w:hAnsi="Times New Roman" w:cs="Times New Roman"/>
-          <w:b/>
-          <w:bCs/>
-          <w:color w:val="000000" w:themeColor="text1"/>
-          <w:sz w:val="28"/>
-          <w:szCs w:val="28"/>
-        </w:rPr>
-        <w:t xml:space="preserve">   </w:t>
+        <w:t>д программы</w:t>
       </w:r>
       <w:r>
         <w:rPr>
@@ -3824,8 +2494,9 @@
           <w:szCs w:val="28"/>
           <w:u w:val="single"/>
         </w:rPr>
-        <w:t>Код программы</w:t>
-      </w:r>
+        <w:t xml:space="preserve"> (</w:t>
+      </w:r>
+      <w:proofErr w:type="spellStart"/>
       <w:r>
         <w:rPr>
           <w:rFonts w:ascii="Times New Roman" w:hAnsi="Times New Roman" w:cs="Times New Roman"/>
@@ -3837,76 +2508,9 @@
           <w:u w:val="single"/>
           <w:lang w:val="en-US"/>
         </w:rPr>
-        <w:t xml:space="preserve"> (</w:t>
-      </w:r>
-      <w:r>
-        <w:rPr>
-          <w:rFonts w:ascii="Times New Roman" w:hAnsi="Times New Roman" w:cs="Times New Roman"/>
-          <w:b/>
-          <w:bCs/>
-          <w:color w:val="FFFFFF" w:themeColor="background1"/>
-          <w:sz w:val="28"/>
-          <w:szCs w:val="28"/>
-          <w:u w:val="single"/>
-          <w:lang w:val="en-US"/>
-        </w:rPr>
-        <w:t>Python</w:t>
-      </w:r>
-      <w:r>
-        <w:rPr>
-          <w:rFonts w:ascii="Times New Roman" w:hAnsi="Times New Roman" w:cs="Times New Roman"/>
-          <w:b/>
-          <w:bCs/>
-          <w:color w:val="FFFFFF" w:themeColor="background1"/>
-          <w:sz w:val="28"/>
-          <w:szCs w:val="28"/>
-          <w:u w:val="single"/>
-          <w:lang w:val="en-US"/>
-        </w:rPr>
-        <w:t>)</w:t>
-      </w:r>
-      <w:r>
-        <w:rPr>
-          <w:rFonts w:ascii="Times New Roman" w:hAnsi="Times New Roman" w:cs="Times New Roman"/>
-          <w:b/>
-          <w:bCs/>
-          <w:color w:val="FFFFFF" w:themeColor="background1"/>
-          <w:sz w:val="28"/>
-          <w:szCs w:val="28"/>
-        </w:rPr>
-        <w:t>:</w:t>
-      </w:r>
-    </w:p>
-    <w:p>
-      <w:pPr>
-        <w:spacing w:after="160" w:line="259" w:lineRule="auto"/>
-        <w:rPr>
-          <w:rFonts w:ascii="Times New Roman" w:hAnsi="Times New Roman" w:cs="Times New Roman"/>
-          <w:color w:val="000000" w:themeColor="text1"/>
-          <w:sz w:val="28"/>
-          <w:szCs w:val="28"/>
-        </w:rPr>
-      </w:pPr>
-      <w:r>
-        <w:rPr>
-          <w:rFonts w:ascii="Times New Roman" w:hAnsi="Times New Roman" w:cs="Times New Roman"/>
-          <w:color w:val="000000" w:themeColor="text1"/>
-          <w:sz w:val="28"/>
-          <w:szCs w:val="28"/>
-        </w:rPr>
-        <w:br w:type="page"/>
-      </w:r>
-    </w:p>
-    <w:p>
-      <w:pPr>
-        <w:spacing w:after="160" w:line="259" w:lineRule="auto"/>
-        <w:rPr>
-          <w:rFonts w:ascii="Times New Roman" w:hAnsi="Times New Roman" w:cs="Times New Roman"/>
-          <w:color w:val="000000" w:themeColor="text1"/>
-          <w:sz w:val="28"/>
-          <w:szCs w:val="28"/>
-        </w:rPr>
-      </w:pPr>
+        <w:t>Pyt</w:t>
+      </w:r>
+      <w:proofErr w:type="spellEnd"/>
     </w:p>
     <w:p>
       <w:pPr>
@@ -4155,62 +2759,35 @@
           <w:color w:val="000000" w:themeColor="text1"/>
           <w:sz w:val="28"/>
           <w:szCs w:val="28"/>
-        </w:rPr>
-      </w:pPr>
-      <w:r>
-        <w:rPr>
-          <w:rFonts w:ascii="Times New Roman" w:hAnsi="Times New Roman" w:cs="Times New Roman"/>
-          <w:color w:val="000000" w:themeColor="text1"/>
-          <w:sz w:val="28"/>
-          <w:szCs w:val="28"/>
-        </w:rPr>
-        <w:t>Так же в работе были использованы функции и процедуры</w:t>
-      </w:r>
-      <w:r>
-        <w:rPr>
-          <w:rFonts w:ascii="Times New Roman" w:hAnsi="Times New Roman" w:cs="Times New Roman"/>
-          <w:color w:val="000000" w:themeColor="text1"/>
-          <w:sz w:val="28"/>
-          <w:szCs w:val="28"/>
-        </w:rPr>
-        <w:t xml:space="preserve">, </w:t>
-      </w:r>
-      <w:r>
-        <w:rPr>
-          <w:rFonts w:ascii="Times New Roman" w:hAnsi="Times New Roman" w:cs="Times New Roman"/>
-          <w:color w:val="000000" w:themeColor="text1"/>
-          <w:sz w:val="28"/>
-          <w:szCs w:val="28"/>
-        </w:rPr>
-        <w:t xml:space="preserve">для меня было интересно использовать эти конструкции не в родном </w:t>
-      </w:r>
-      <w:r>
-        <w:rPr>
-          <w:rFonts w:ascii="Times New Roman" w:hAnsi="Times New Roman" w:cs="Times New Roman"/>
-          <w:color w:val="000000" w:themeColor="text1"/>
-          <w:sz w:val="28"/>
-          <w:szCs w:val="28"/>
           <w:lang w:val="en-US"/>
         </w:rPr>
-        <w:t>python</w:t>
-      </w:r>
-      <w:r>
-        <w:rPr>
-          <w:rFonts w:ascii="Times New Roman" w:hAnsi="Times New Roman" w:cs="Times New Roman"/>
-          <w:color w:val="000000" w:themeColor="text1"/>
-          <w:sz w:val="28"/>
-          <w:szCs w:val="28"/>
-        </w:rPr>
-        <w:t xml:space="preserve">, </w:t>
-      </w:r>
-      <w:r>
-        <w:rPr>
-          <w:rFonts w:ascii="Times New Roman" w:hAnsi="Times New Roman" w:cs="Times New Roman"/>
-          <w:color w:val="000000" w:themeColor="text1"/>
-          <w:sz w:val="28"/>
-          <w:szCs w:val="28"/>
-        </w:rPr>
-        <w:t>а в паскале.</w:t>
+      </w:pPr>
+      <w:r>
+        <w:rPr>
+          <w:rFonts w:ascii="Times New Roman" w:hAnsi="Times New Roman" w:cs="Times New Roman"/>
+          <w:color w:val="000000" w:themeColor="text1"/>
+          <w:sz w:val="28"/>
+          <w:szCs w:val="28"/>
+        </w:rPr>
+        <w:t>Полученные знания о базовых конструкциях являются фундаментом для написания любых программ на этом языке.</w:t>
+      </w:r>
+      <w:r>
+        <w:rPr>
+          <w:rFonts w:ascii="Times New Roman" w:hAnsi="Times New Roman" w:cs="Times New Roman"/>
+          <w:color w:val="000000" w:themeColor="text1"/>
+          <w:sz w:val="28"/>
+          <w:szCs w:val="28"/>
+        </w:rPr>
+        <w:t xml:space="preserve"> </w:t>
+      </w:r>
+      <w:r>
+        <w:rPr>
+          <w:rFonts w:ascii="Times New Roman" w:hAnsi="Times New Roman" w:cs="Times New Roman"/>
+          <w:color w:val="000000" w:themeColor="text1"/>
+          <w:sz w:val="28"/>
+          <w:szCs w:val="28"/>
+        </w:rPr>
+        <w:t xml:space="preserve">Таким образом, поставленная цель работы по изучению структуры и основных команд была полностью достигнута. </w:t>
       </w:r>
     </w:p>
     <w:p>
@@ -4230,44 +2807,6 @@
           <w:sz w:val="28"/>
           <w:szCs w:val="28"/>
         </w:rPr>
-        <w:t>Полученные знания о базовых конструкциях являются фундаментом для написания любых программ на этом языке.</w:t>
-      </w:r>
-      <w:r>
-        <w:rPr>
-          <w:rFonts w:ascii="Times New Roman" w:hAnsi="Times New Roman" w:cs="Times New Roman"/>
-          <w:color w:val="000000" w:themeColor="text1"/>
-          <w:sz w:val="28"/>
-          <w:szCs w:val="28"/>
-        </w:rPr>
-        <w:t xml:space="preserve"> </w:t>
-      </w:r>
-      <w:r>
-        <w:rPr>
-          <w:rFonts w:ascii="Times New Roman" w:hAnsi="Times New Roman" w:cs="Times New Roman"/>
-          <w:color w:val="000000" w:themeColor="text1"/>
-          <w:sz w:val="28"/>
-          <w:szCs w:val="28"/>
-        </w:rPr>
-        <w:t xml:space="preserve">Таким образом, поставленная цель работы по изучению структуры и основных команд была полностью достигнута. </w:t>
-      </w:r>
-    </w:p>
-    <w:p>
-      <w:pPr>
-        <w:spacing w:after="160" w:line="259" w:lineRule="auto"/>
-        <w:rPr>
-          <w:rFonts w:ascii="Times New Roman" w:hAnsi="Times New Roman" w:cs="Times New Roman"/>
-          <w:color w:val="000000" w:themeColor="text1"/>
-          <w:sz w:val="28"/>
-          <w:szCs w:val="28"/>
-        </w:rPr>
-      </w:pPr>
-      <w:r>
-        <w:rPr>
-          <w:rFonts w:ascii="Times New Roman" w:hAnsi="Times New Roman" w:cs="Times New Roman"/>
-          <w:color w:val="000000" w:themeColor="text1"/>
-          <w:sz w:val="28"/>
-          <w:szCs w:val="28"/>
-        </w:rPr>
         <w:t xml:space="preserve">ТЗ так же было выполнено полностью. Работу считаю </w:t>
       </w:r>
       <w:proofErr w:type="spellStart"/>
@@ -4290,43 +2829,6 @@
         </w:rPr>
         <w:t>.</w:t>
       </w:r>
-    </w:p>
-    <w:p>
-      <w:pPr>
-        <w:spacing w:after="160" w:line="259" w:lineRule="auto"/>
-        <w:rPr>
-          <w:rFonts w:ascii="Times New Roman" w:hAnsi="Times New Roman" w:cs="Times New Roman"/>
-          <w:color w:val="000000" w:themeColor="text1"/>
-          <w:sz w:val="28"/>
-          <w:szCs w:val="28"/>
-        </w:rPr>
-      </w:pPr>
-    </w:p>
-    <w:p>
-      <w:pPr>
-        <w:spacing w:after="160" w:line="259" w:lineRule="auto"/>
-        <w:rPr>
-          <w:rFonts w:ascii="Times New Roman" w:hAnsi="Times New Roman" w:cs="Times New Roman"/>
-          <w:b/>
-          <w:bCs/>
-          <w:color w:val="000000" w:themeColor="text1"/>
-          <w:sz w:val="28"/>
-          <w:szCs w:val="28"/>
-        </w:rPr>
-      </w:pPr>
-    </w:p>
-    <w:p>
-      <w:pPr>
-        <w:spacing w:after="160" w:line="259" w:lineRule="auto"/>
-        <w:rPr>
-          <w:rFonts w:ascii="Times New Roman" w:hAnsi="Times New Roman" w:cs="Times New Roman"/>
-          <w:b/>
-          <w:bCs/>
-          <w:color w:val="000000" w:themeColor="text1"/>
-          <w:sz w:val="28"/>
-          <w:szCs w:val="28"/>
-        </w:rPr>
-      </w:pPr>
       <w:r>
         <w:rPr>
           <w:rFonts w:ascii="Times New Roman" w:hAnsi="Times New Roman" w:cs="Times New Roman"/>
@@ -5259,7 +3761,6 @@
   <w:style w:type="character" w:default="1" w:styleId="a0">
     <w:name w:val="Default Paragraph Font"/>
     <w:uiPriority w:val="1"/>
-    <w:semiHidden/>
     <w:unhideWhenUsed/>
   </w:style>
   <w:style w:type="table" w:default="1" w:styleId="a1">

--- a/Алгоритмизация ЛАБЫ/Отчет(ДКР) ЛАБА 1/Отчет(ДКР) ЛАБА 1.docx
+++ b/Алгоритмизация ЛАБЫ/Отчет(ДКР) ЛАБА 1/Отчет(ДКР) ЛАБА 1.docx
@@ -1935,13 +1935,13 @@
           <w:color w:val="000000" w:themeColor="text1"/>
           <w:sz w:val="28"/>
           <w:szCs w:val="28"/>
-          <w:lang w:val="en-US"/>
-        </w:rPr>
-      </w:pPr>
-      <w:r>
-        <w:rPr>
-          <w:b/>
-          <w:bCs/>
+        </w:rPr>
+      </w:pPr>
+      <w:r>
+        <w:rPr>
+          <w:b/>
+          <w:bCs/>
+          <w:noProof/>
           <w:color w:val="000000" w:themeColor="text1"/>
           <w:sz w:val="28"/>
           <w:szCs w:val="28"/>
@@ -2028,7 +2028,6 @@
           <w:color w:val="000000" w:themeColor="text1"/>
           <w:sz w:val="28"/>
           <w:szCs w:val="28"/>
-          <w:lang w:val="en-US"/>
         </w:rPr>
         <w:t xml:space="preserve"> №2</w:t>
       </w:r>
@@ -2040,7 +2039,6 @@
           <w:color w:val="000000" w:themeColor="text1"/>
           <w:sz w:val="28"/>
           <w:szCs w:val="28"/>
-          <w:lang w:val="en-US"/>
         </w:rPr>
         <w:br w:type="page"/>
       </w:r>
@@ -2063,21 +2061,22 @@
           <w:rFonts w:ascii="Times New Roman" w:hAnsi="Times New Roman" w:cs="Times New Roman"/>
           <w:b/>
           <w:bCs/>
+          <w:noProof/>
           <w:color w:val="000000" w:themeColor="text1"/>
           <w:sz w:val="28"/>
           <w:szCs w:val="28"/>
         </w:rPr>
         <w:lastRenderedPageBreak/>
         <w:drawing>
-          <wp:anchor distT="0" distB="0" distL="114300" distR="114300" simplePos="0" relativeHeight="251660288" behindDoc="1" locked="0" layoutInCell="1" allowOverlap="1" wp14:anchorId="34063560" wp14:editId="72550B21">
+          <wp:anchor distT="0" distB="0" distL="114300" distR="114300" simplePos="0" relativeHeight="251660288" behindDoc="1" locked="0" layoutInCell="1" allowOverlap="1" wp14:anchorId="34063560" wp14:editId="470EA60F">
             <wp:simplePos x="0" y="0"/>
             <wp:positionH relativeFrom="page">
-              <wp:align>left</wp:align>
+              <wp:posOffset>-297873</wp:posOffset>
             </wp:positionH>
             <wp:positionV relativeFrom="paragraph">
-              <wp:posOffset>1</wp:posOffset>
+              <wp:posOffset>0</wp:posOffset>
             </wp:positionV>
-            <wp:extent cx="7562850" cy="10675824"/>
+            <wp:extent cx="8180763" cy="10673881"/>
             <wp:effectExtent l="0" t="0" r="0" b="0"/>
             <wp:wrapNone/>
             <wp:docPr id="591669351" name="Рисунок 5"/>
@@ -2088,7 +2087,7 @@
               <a:graphicData uri="http://schemas.openxmlformats.org/drawingml/2006/picture">
                 <pic:pic xmlns:pic="http://schemas.openxmlformats.org/drawingml/2006/picture">
                   <pic:nvPicPr>
-                    <pic:cNvPr id="0" name="Picture 14"/>
+                    <pic:cNvPr id="591669351" name="Рисунок 5"/>
                     <pic:cNvPicPr>
                       <a:picLocks noChangeAspect="1" noChangeArrowheads="1"/>
                     </pic:cNvPicPr>
@@ -2101,7 +2100,6 @@
                         </a:ext>
                       </a:extLst>
                     </a:blip>
-                    <a:srcRect/>
                     <a:stretch>
                       <a:fillRect/>
                     </a:stretch>
@@ -2109,7 +2107,7 @@
                   <pic:spPr bwMode="auto">
                     <a:xfrm>
                       <a:off x="0" y="0"/>
-                      <a:ext cx="7562850" cy="10675824"/>
+                      <a:ext cx="8197496" cy="10695713"/>
                     </a:xfrm>
                     <a:prstGeom prst="rect">
                       <a:avLst/>
@@ -2183,21 +2181,22 @@
         <w:rPr>
           <w:b/>
           <w:bCs/>
+          <w:noProof/>
           <w:color w:val="000000" w:themeColor="text1"/>
           <w:sz w:val="28"/>
           <w:szCs w:val="28"/>
         </w:rPr>
         <w:lastRenderedPageBreak/>
         <w:drawing>
-          <wp:anchor distT="0" distB="0" distL="114300" distR="114300" simplePos="0" relativeHeight="251661312" behindDoc="1" locked="0" layoutInCell="1" allowOverlap="1" wp14:anchorId="7320987D" wp14:editId="77AC28FC">
+          <wp:anchor distT="0" distB="0" distL="114300" distR="114300" simplePos="0" relativeHeight="251661312" behindDoc="1" locked="0" layoutInCell="1" allowOverlap="1" wp14:anchorId="7320987D" wp14:editId="606D6DB8">
             <wp:simplePos x="0" y="0"/>
             <wp:positionH relativeFrom="page">
-              <wp:posOffset>11875</wp:posOffset>
+              <wp:posOffset>-381000</wp:posOffset>
             </wp:positionH>
             <wp:positionV relativeFrom="paragraph">
-              <wp:posOffset>11874</wp:posOffset>
+              <wp:posOffset>13855</wp:posOffset>
             </wp:positionV>
-            <wp:extent cx="7551420" cy="10675917"/>
+            <wp:extent cx="8229600" cy="10731500"/>
             <wp:effectExtent l="0" t="0" r="0" b="0"/>
             <wp:wrapNone/>
             <wp:docPr id="1935515547" name="Рисунок 7"/>
@@ -2208,7 +2207,7 @@
               <a:graphicData uri="http://schemas.openxmlformats.org/drawingml/2006/picture">
                 <pic:pic xmlns:pic="http://schemas.openxmlformats.org/drawingml/2006/picture">
                   <pic:nvPicPr>
-                    <pic:cNvPr id="0" name="Picture 21"/>
+                    <pic:cNvPr id="1935515547" name="Рисунок 7"/>
                     <pic:cNvPicPr>
                       <a:picLocks noChangeAspect="1" noChangeArrowheads="1"/>
                     </pic:cNvPicPr>
@@ -2221,7 +2220,6 @@
                         </a:ext>
                       </a:extLst>
                     </a:blip>
-                    <a:srcRect/>
                     <a:stretch>
                       <a:fillRect/>
                     </a:stretch>
@@ -2229,7 +2227,7 @@
                   <pic:spPr bwMode="auto">
                     <a:xfrm>
                       <a:off x="0" y="0"/>
-                      <a:ext cx="7591526" cy="10732618"/>
+                      <a:ext cx="8241022" cy="10746394"/>
                     </a:xfrm>
                     <a:prstGeom prst="rect">
                       <a:avLst/>
@@ -2346,9 +2344,9 @@
           <w:szCs w:val="28"/>
         </w:rPr>
         <w:drawing>
-          <wp:inline distT="0" distB="0" distL="0" distR="0" wp14:anchorId="3EF4F2B9" wp14:editId="789DB6E1">
-            <wp:extent cx="5939790" cy="1002665"/>
-            <wp:effectExtent l="0" t="0" r="3810" b="6985"/>
+          <wp:inline distT="0" distB="0" distL="0" distR="0" wp14:anchorId="3EF4F2B9" wp14:editId="5C7526F0">
+            <wp:extent cx="6032301" cy="1212215"/>
+            <wp:effectExtent l="0" t="0" r="6985" b="6985"/>
             <wp:docPr id="1206855628" name="Рисунок 1"/>
             <wp:cNvGraphicFramePr>
               <a:graphicFrameLocks xmlns:a="http://schemas.openxmlformats.org/drawingml/2006/main" noChangeAspect="1"/>
@@ -2357,11 +2355,17 @@
               <a:graphicData uri="http://schemas.openxmlformats.org/drawingml/2006/picture">
                 <pic:pic xmlns:pic="http://schemas.openxmlformats.org/drawingml/2006/picture">
                   <pic:nvPicPr>
-                    <pic:cNvPr id="1206855628" name=""/>
+                    <pic:cNvPr id="1206855628" name="Рисунок 1"/>
                     <pic:cNvPicPr/>
                   </pic:nvPicPr>
                   <pic:blipFill>
-                    <a:blip r:embed="rId10"/>
+                    <a:blip r:embed="rId10" cstate="print">
+                      <a:extLst>
+                        <a:ext uri="{28A0092B-C50C-407E-A947-70E740481C1C}">
+                          <a14:useLocalDpi xmlns:a14="http://schemas.microsoft.com/office/drawing/2010/main" val="0"/>
+                        </a:ext>
+                      </a:extLst>
+                    </a:blip>
                     <a:stretch>
                       <a:fillRect/>
                     </a:stretch>
@@ -2369,7 +2373,7 @@
                   <pic:spPr>
                     <a:xfrm>
                       <a:off x="0" y="0"/>
-                      <a:ext cx="5939790" cy="1002665"/>
+                      <a:ext cx="6093416" cy="1224496"/>
                     </a:xfrm>
                     <a:prstGeom prst="rect">
                       <a:avLst/>
@@ -2381,76 +2385,6 @@
           </wp:inline>
         </w:drawing>
       </w:r>
-    </w:p>
-    <w:p>
-      <w:pPr>
-        <w:spacing w:after="160" w:line="259" w:lineRule="auto"/>
-        <w:rPr>
-          <w:rFonts w:ascii="Times New Roman" w:hAnsi="Times New Roman" w:cs="Times New Roman"/>
-          <w:color w:val="000000" w:themeColor="text1"/>
-          <w:sz w:val="28"/>
-          <w:szCs w:val="28"/>
-        </w:rPr>
-      </w:pPr>
-      <w:r>
-        <w:rPr>
-          <w:rFonts w:ascii="Times New Roman" w:hAnsi="Times New Roman" w:cs="Times New Roman"/>
-          <w:b/>
-          <w:bCs/>
-          <w:color w:val="000000" w:themeColor="text1"/>
-          <w:sz w:val="28"/>
-          <w:szCs w:val="28"/>
-        </w:rPr>
-        <w:t>Примечание:</w:t>
-      </w:r>
-      <w:r>
-        <w:rPr>
-          <w:rFonts w:ascii="Times New Roman" w:hAnsi="Times New Roman" w:cs="Times New Roman"/>
-          <w:b/>
-          <w:bCs/>
-          <w:color w:val="000000" w:themeColor="text1"/>
-          <w:sz w:val="28"/>
-          <w:szCs w:val="28"/>
-        </w:rPr>
-        <w:t xml:space="preserve"> </w:t>
-      </w:r>
-      <w:r>
-        <w:rPr>
-          <w:rFonts w:ascii="Times New Roman" w:hAnsi="Times New Roman" w:cs="Times New Roman"/>
-          <w:color w:val="000000" w:themeColor="text1"/>
-          <w:sz w:val="28"/>
-          <w:szCs w:val="28"/>
-        </w:rPr>
-        <w:t>паскаль выводит «</w:t>
-      </w:r>
-      <w:r>
-        <w:rPr>
-          <w:rFonts w:ascii="Times New Roman" w:hAnsi="Times New Roman" w:cs="Times New Roman"/>
-          <w:color w:val="000000" w:themeColor="text1"/>
-          <w:sz w:val="28"/>
-          <w:szCs w:val="28"/>
-          <w:lang w:val="en-US"/>
-        </w:rPr>
-        <w:t>Nan</w:t>
-      </w:r>
-      <w:r>
-        <w:rPr>
-          <w:rFonts w:ascii="Times New Roman" w:hAnsi="Times New Roman" w:cs="Times New Roman"/>
-          <w:color w:val="000000" w:themeColor="text1"/>
-          <w:sz w:val="28"/>
-          <w:szCs w:val="28"/>
-        </w:rPr>
-        <w:t>» т.к. по законам математики логарифм из отрицательного числа не вычисля</w:t>
-      </w:r>
-      <w:r>
-        <w:rPr>
-          <w:rFonts w:ascii="Times New Roman" w:hAnsi="Times New Roman" w:cs="Times New Roman"/>
-          <w:color w:val="000000" w:themeColor="text1"/>
-          <w:sz w:val="28"/>
-          <w:szCs w:val="28"/>
-        </w:rPr>
-        <w:t>ется.</w:t>
-      </w:r>
       <w:r>
         <w:rPr>
           <w:rFonts w:ascii="Times New Roman" w:hAnsi="Times New Roman" w:cs="Times New Roman"/>
@@ -2759,7 +2693,6 @@
           <w:color w:val="000000" w:themeColor="text1"/>
           <w:sz w:val="28"/>
           <w:szCs w:val="28"/>
-          <w:lang w:val="en-US"/>
         </w:rPr>
       </w:pPr>
       <w:r>
@@ -3761,6 +3694,7 @@
   <w:style w:type="character" w:default="1" w:styleId="a0">
     <w:name w:val="Default Paragraph Font"/>
     <w:uiPriority w:val="1"/>
+    <w:semiHidden/>
     <w:unhideWhenUsed/>
   </w:style>
   <w:style w:type="table" w:default="1" w:styleId="a1">

--- a/Алгоритмизация ЛАБЫ/Отчет(ДКР) ЛАБА 1/Отчет(ДКР) ЛАБА 1.docx
+++ b/Алгоритмизация ЛАБЫ/Отчет(ДКР) ЛАБА 1/Отчет(ДКР) ЛАБА 1.docx
@@ -127,18 +127,8 @@
           <w:sz w:val="28"/>
           <w:szCs w:val="28"/>
         </w:rPr>
-        <w:t xml:space="preserve">Колледж </w:t>
-      </w:r>
-      <w:proofErr w:type="spellStart"/>
-      <w:r>
-        <w:rPr>
-          <w:color w:val="000000" w:themeColor="text1"/>
-          <w:sz w:val="28"/>
-          <w:szCs w:val="28"/>
-        </w:rPr>
-        <w:t>ВятГУ</w:t>
-      </w:r>
-      <w:proofErr w:type="spellEnd"/>
+        <w:t>Колледж ВятГУ</w:t>
+      </w:r>
     </w:p>
     <w:p>
       <w:pPr>
@@ -1810,14 +1800,585 @@
           <w:sz w:val="28"/>
           <w:szCs w:val="28"/>
         </w:rPr>
+        <mc:AlternateContent>
+          <mc:Choice Requires="wpi">
+            <w:drawing>
+              <wp:anchor distT="0" distB="0" distL="114300" distR="114300" simplePos="0" relativeHeight="251689984" behindDoc="0" locked="0" layoutInCell="1" allowOverlap="1" wp14:anchorId="679BAACA" wp14:editId="5E94BC5E">
+                <wp:simplePos x="0" y="0"/>
+                <wp:positionH relativeFrom="column">
+                  <wp:posOffset>683895</wp:posOffset>
+                </wp:positionH>
+                <wp:positionV relativeFrom="paragraph">
+                  <wp:posOffset>8629650</wp:posOffset>
+                </wp:positionV>
+                <wp:extent cx="169155" cy="220860"/>
+                <wp:effectExtent l="38100" t="38100" r="40640" b="46355"/>
+                <wp:wrapNone/>
+                <wp:docPr id="1655431783" name="Рукописный ввод 29"/>
+                <wp:cNvGraphicFramePr/>
+                <a:graphic xmlns:a="http://schemas.openxmlformats.org/drawingml/2006/main">
+                  <a:graphicData uri="http://schemas.microsoft.com/office/word/2010/wordprocessingInk">
+                    <w14:contentPart bwMode="auto" r:id="rId6">
+                      <w14:nvContentPartPr>
+                        <w14:cNvContentPartPr/>
+                      </w14:nvContentPartPr>
+                      <w14:xfrm>
+                        <a:off x="0" y="0"/>
+                        <a:ext cx="169155" cy="220860"/>
+                      </w14:xfrm>
+                    </w14:contentPart>
+                  </a:graphicData>
+                </a:graphic>
+              </wp:anchor>
+            </w:drawing>
+          </mc:Choice>
+          <mc:Fallback>
+            <w:pict>
+              <v:shapetype w14:anchorId="2148599B" id="_x0000_t75" coordsize="21600,21600" o:spt="75" o:preferrelative="t" path="m@4@5l@4@11@9@11@9@5xe" filled="f" stroked="f">
+                <v:stroke joinstyle="miter"/>
+                <v:formulas>
+                  <v:f eqn="if lineDrawn pixelLineWidth 0"/>
+                  <v:f eqn="sum @0 1 0"/>
+                  <v:f eqn="sum 0 0 @1"/>
+                  <v:f eqn="prod @2 1 2"/>
+                  <v:f eqn="prod @3 21600 pixelWidth"/>
+                  <v:f eqn="prod @3 21600 pixelHeight"/>
+                  <v:f eqn="sum @0 0 1"/>
+                  <v:f eqn="prod @6 1 2"/>
+                  <v:f eqn="prod @7 21600 pixelWidth"/>
+                  <v:f eqn="sum @8 21600 0"/>
+                  <v:f eqn="prod @7 21600 pixelHeight"/>
+                  <v:f eqn="sum @10 21600 0"/>
+                </v:formulas>
+                <v:path o:extrusionok="f" gradientshapeok="t" o:connecttype="rect"/>
+                <o:lock v:ext="edit" aspectratio="t"/>
+              </v:shapetype>
+              <v:shape id="Рукописный ввод 29" o:spid="_x0000_s1026" type="#_x0000_t75" style="position:absolute;margin-left:53.5pt;margin-top:679.15pt;width:14pt;height:18.1pt;z-index:251689984;visibility:visible;mso-wrap-style:square;mso-wrap-distance-left:9pt;mso-wrap-distance-top:0;mso-wrap-distance-right:9pt;mso-wrap-distance-bottom:0;mso-position-horizontal:absolute;mso-position-horizontal-relative:text;mso-position-vertical:absolute;mso-position-vertical-relative:text" o:gfxdata="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">
+                <v:imagedata r:id="rId7" o:title=""/>
+              </v:shape>
+            </w:pict>
+          </mc:Fallback>
+        </mc:AlternateContent>
+      </w:r>
+      <w:r>
+        <w:rPr>
+          <w:rFonts w:ascii="Times New Roman" w:hAnsi="Times New Roman" w:cs="Times New Roman"/>
+          <w:b/>
+          <w:bCs/>
+          <w:noProof/>
+          <w:color w:val="FFFFFF" w:themeColor="background1"/>
+          <w:sz w:val="28"/>
+          <w:szCs w:val="28"/>
+        </w:rPr>
+        <mc:AlternateContent>
+          <mc:Choice Requires="wpi">
+            <w:drawing>
+              <wp:anchor distT="0" distB="0" distL="114300" distR="114300" simplePos="0" relativeHeight="251686912" behindDoc="0" locked="0" layoutInCell="1" allowOverlap="1" wp14:anchorId="3F45B3B6" wp14:editId="42F64015">
+                <wp:simplePos x="0" y="0"/>
+                <wp:positionH relativeFrom="column">
+                  <wp:posOffset>649739</wp:posOffset>
+                </wp:positionH>
+                <wp:positionV relativeFrom="paragraph">
+                  <wp:posOffset>8740398</wp:posOffset>
+                </wp:positionV>
+                <wp:extent cx="333720" cy="360"/>
+                <wp:effectExtent l="38100" t="38100" r="47625" b="38100"/>
+                <wp:wrapNone/>
+                <wp:docPr id="518962771" name="Рукописный ввод 26"/>
+                <wp:cNvGraphicFramePr/>
+                <a:graphic xmlns:a="http://schemas.openxmlformats.org/drawingml/2006/main">
+                  <a:graphicData uri="http://schemas.microsoft.com/office/word/2010/wordprocessingInk">
+                    <w14:contentPart bwMode="auto" r:id="rId8">
+                      <w14:nvContentPartPr>
+                        <w14:cNvContentPartPr/>
+                      </w14:nvContentPartPr>
+                      <w14:xfrm>
+                        <a:off x="0" y="0"/>
+                        <a:ext cx="333720" cy="360"/>
+                      </w14:xfrm>
+                    </w14:contentPart>
+                  </a:graphicData>
+                </a:graphic>
+              </wp:anchor>
+            </w:drawing>
+          </mc:Choice>
+          <mc:Fallback>
+            <w:pict>
+              <v:shape w14:anchorId="74B185B1" id="Рукописный ввод 26" o:spid="_x0000_s1026" type="#_x0000_t75" style="position:absolute;margin-left:50.8pt;margin-top:687.85pt;width:27pt;height:.75pt;z-index:251686912;visibility:visible;mso-wrap-style:square;mso-wrap-distance-left:9pt;mso-wrap-distance-top:0;mso-wrap-distance-right:9pt;mso-wrap-distance-bottom:0;mso-position-horizontal:absolute;mso-position-horizontal-relative:text;mso-position-vertical:absolute;mso-position-vertical-relative:text" o:gfxdata="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">
+                <v:imagedata r:id="rId9" o:title=""/>
+              </v:shape>
+            </w:pict>
+          </mc:Fallback>
+        </mc:AlternateContent>
+      </w:r>
+      <w:r>
+        <w:rPr>
+          <w:rFonts w:ascii="Times New Roman" w:hAnsi="Times New Roman" w:cs="Times New Roman"/>
+          <w:b/>
+          <w:bCs/>
+          <w:noProof/>
+          <w:color w:val="FFFFFF" w:themeColor="background1"/>
+          <w:sz w:val="28"/>
+          <w:szCs w:val="28"/>
+        </w:rPr>
+        <mc:AlternateContent>
+          <mc:Choice Requires="wpi">
+            <w:drawing>
+              <wp:anchor distT="0" distB="0" distL="114300" distR="114300" simplePos="0" relativeHeight="251685888" behindDoc="0" locked="0" layoutInCell="1" allowOverlap="1" wp14:anchorId="53170493" wp14:editId="659A35E2">
+                <wp:simplePos x="0" y="0"/>
+                <wp:positionH relativeFrom="column">
+                  <wp:posOffset>7600315</wp:posOffset>
+                </wp:positionH>
+                <wp:positionV relativeFrom="paragraph">
+                  <wp:posOffset>690245</wp:posOffset>
+                </wp:positionV>
+                <wp:extent cx="360" cy="360"/>
+                <wp:effectExtent l="76200" t="76200" r="76200" b="76200"/>
+                <wp:wrapNone/>
+                <wp:docPr id="412246902" name="Рукописный ввод 25"/>
+                <wp:cNvGraphicFramePr/>
+                <a:graphic xmlns:a="http://schemas.openxmlformats.org/drawingml/2006/main">
+                  <a:graphicData uri="http://schemas.microsoft.com/office/word/2010/wordprocessingInk">
+                    <w14:contentPart bwMode="auto" r:id="rId10">
+                      <w14:nvContentPartPr>
+                        <w14:cNvContentPartPr/>
+                      </w14:nvContentPartPr>
+                      <w14:xfrm>
+                        <a:off x="0" y="0"/>
+                        <a:ext cx="360" cy="360"/>
+                      </w14:xfrm>
+                    </w14:contentPart>
+                  </a:graphicData>
+                </a:graphic>
+              </wp:anchor>
+            </w:drawing>
+          </mc:Choice>
+          <mc:Fallback>
+            <w:pict>
+              <v:shape w14:anchorId="5F963132" id="Рукописный ввод 25" o:spid="_x0000_s1026" type="#_x0000_t75" style="position:absolute;margin-left:595.6pt;margin-top:51.5pt;width:5.7pt;height:5.7pt;z-index:251685888;visibility:visible;mso-wrap-style:square;mso-wrap-distance-left:9pt;mso-wrap-distance-top:0;mso-wrap-distance-right:9pt;mso-wrap-distance-bottom:0;mso-position-horizontal:absolute;mso-position-horizontal-relative:text;mso-position-vertical:absolute;mso-position-vertical-relative:text" o:gfxdata="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">
+                <v:imagedata r:id="rId11" o:title=""/>
+              </v:shape>
+            </w:pict>
+          </mc:Fallback>
+        </mc:AlternateContent>
+      </w:r>
+      <w:r>
+        <w:rPr>
+          <w:rFonts w:ascii="Times New Roman" w:hAnsi="Times New Roman" w:cs="Times New Roman"/>
+          <w:b/>
+          <w:bCs/>
+          <w:noProof/>
+          <w:color w:val="FFFFFF" w:themeColor="background1"/>
+          <w:sz w:val="28"/>
+          <w:szCs w:val="28"/>
+        </w:rPr>
+        <mc:AlternateContent>
+          <mc:Choice Requires="wpi">
+            <w:drawing>
+              <wp:anchor distT="0" distB="0" distL="114300" distR="114300" simplePos="0" relativeHeight="251681792" behindDoc="0" locked="0" layoutInCell="1" allowOverlap="1" wp14:anchorId="170D1DF2" wp14:editId="4A26BA7E">
+                <wp:simplePos x="0" y="0"/>
+                <wp:positionH relativeFrom="column">
+                  <wp:posOffset>5373299</wp:posOffset>
+                </wp:positionH>
+                <wp:positionV relativeFrom="paragraph">
+                  <wp:posOffset>221302</wp:posOffset>
+                </wp:positionV>
+                <wp:extent cx="360" cy="360"/>
+                <wp:effectExtent l="76200" t="76200" r="76200" b="76200"/>
+                <wp:wrapNone/>
+                <wp:docPr id="386228894" name="Рукописный ввод 21"/>
+                <wp:cNvGraphicFramePr/>
+                <a:graphic xmlns:a="http://schemas.openxmlformats.org/drawingml/2006/main">
+                  <a:graphicData uri="http://schemas.microsoft.com/office/word/2010/wordprocessingInk">
+                    <w14:contentPart bwMode="auto" r:id="rId12">
+                      <w14:nvContentPartPr>
+                        <w14:cNvContentPartPr/>
+                      </w14:nvContentPartPr>
+                      <w14:xfrm>
+                        <a:off x="0" y="0"/>
+                        <a:ext cx="360" cy="360"/>
+                      </w14:xfrm>
+                    </w14:contentPart>
+                  </a:graphicData>
+                </a:graphic>
+              </wp:anchor>
+            </w:drawing>
+          </mc:Choice>
+          <mc:Fallback>
+            <w:pict>
+              <v:shape w14:anchorId="370E5026" id="Рукописный ввод 21" o:spid="_x0000_s1026" type="#_x0000_t75" style="position:absolute;margin-left:420.25pt;margin-top:14.6pt;width:5.7pt;height:5.7pt;z-index:251681792;visibility:visible;mso-wrap-style:square;mso-wrap-distance-left:9pt;mso-wrap-distance-top:0;mso-wrap-distance-right:9pt;mso-wrap-distance-bottom:0;mso-position-horizontal:absolute;mso-position-horizontal-relative:text;mso-position-vertical:absolute;mso-position-vertical-relative:text" o:gfxdata="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">
+                <v:imagedata r:id="rId13" o:title=""/>
+              </v:shape>
+            </w:pict>
+          </mc:Fallback>
+        </mc:AlternateContent>
+      </w:r>
+      <w:r>
+        <w:rPr>
+          <w:rFonts w:ascii="Times New Roman" w:hAnsi="Times New Roman" w:cs="Times New Roman"/>
+          <w:b/>
+          <w:bCs/>
+          <w:noProof/>
+          <w:color w:val="FFFFFF" w:themeColor="background1"/>
+          <w:sz w:val="28"/>
+          <w:szCs w:val="28"/>
+        </w:rPr>
+        <mc:AlternateContent>
+          <mc:Choice Requires="wpi">
+            <w:drawing>
+              <wp:anchor distT="0" distB="0" distL="114300" distR="114300" simplePos="0" relativeHeight="251680768" behindDoc="0" locked="0" layoutInCell="1" allowOverlap="1" wp14:anchorId="34206F3B" wp14:editId="0A1B9D50">
+                <wp:simplePos x="0" y="0"/>
+                <wp:positionH relativeFrom="column">
+                  <wp:posOffset>958850</wp:posOffset>
+                </wp:positionH>
+                <wp:positionV relativeFrom="paragraph">
+                  <wp:posOffset>8848725</wp:posOffset>
+                </wp:positionV>
+                <wp:extent cx="47625" cy="41910"/>
+                <wp:effectExtent l="76200" t="95250" r="85725" b="110490"/>
+                <wp:wrapNone/>
+                <wp:docPr id="1318331329" name="Рукописный ввод 19"/>
+                <wp:cNvGraphicFramePr/>
+                <a:graphic xmlns:a="http://schemas.openxmlformats.org/drawingml/2006/main">
+                  <a:graphicData uri="http://schemas.microsoft.com/office/word/2010/wordprocessingInk">
+                    <w14:contentPart bwMode="auto" r:id="rId14">
+                      <w14:nvContentPartPr>
+                        <w14:cNvContentPartPr/>
+                      </w14:nvContentPartPr>
+                      <w14:xfrm>
+                        <a:off x="0" y="0"/>
+                        <a:ext cx="47625" cy="41910"/>
+                      </w14:xfrm>
+                    </w14:contentPart>
+                  </a:graphicData>
+                </a:graphic>
+              </wp:anchor>
+            </w:drawing>
+          </mc:Choice>
+          <mc:Fallback>
+            <w:pict>
+              <v:shape w14:anchorId="1D1E98FF" id="Рукописный ввод 19" o:spid="_x0000_s1026" type="#_x0000_t75" style="position:absolute;margin-left:72.7pt;margin-top:693.95pt;width:9.35pt;height:8.9pt;z-index:251680768;visibility:visible;mso-wrap-style:square;mso-wrap-distance-left:9pt;mso-wrap-distance-top:0;mso-wrap-distance-right:9pt;mso-wrap-distance-bottom:0;mso-position-horizontal:absolute;mso-position-horizontal-relative:text;mso-position-vertical:absolute;mso-position-vertical-relative:text" o:gfxdata="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">
+                <v:imagedata r:id="rId15" o:title=""/>
+              </v:shape>
+            </w:pict>
+          </mc:Fallback>
+        </mc:AlternateContent>
+      </w:r>
+      <w:r>
+        <w:rPr>
+          <w:rFonts w:ascii="Times New Roman" w:hAnsi="Times New Roman" w:cs="Times New Roman"/>
+          <w:b/>
+          <w:bCs/>
+          <w:noProof/>
+          <w:color w:val="FFFFFF" w:themeColor="background1"/>
+          <w:sz w:val="28"/>
+          <w:szCs w:val="28"/>
+        </w:rPr>
+        <mc:AlternateContent>
+          <mc:Choice Requires="wpi">
+            <w:drawing>
+              <wp:anchor distT="0" distB="0" distL="114300" distR="114300" simplePos="0" relativeHeight="251671552" behindDoc="0" locked="0" layoutInCell="1" allowOverlap="1" wp14:anchorId="16F02F25" wp14:editId="2584FE79">
+                <wp:simplePos x="0" y="0"/>
+                <wp:positionH relativeFrom="column">
+                  <wp:posOffset>953135</wp:posOffset>
+                </wp:positionH>
+                <wp:positionV relativeFrom="paragraph">
+                  <wp:posOffset>8684895</wp:posOffset>
+                </wp:positionV>
+                <wp:extent cx="635" cy="252095"/>
+                <wp:effectExtent l="38100" t="38100" r="37465" b="52705"/>
+                <wp:wrapNone/>
+                <wp:docPr id="1848438739" name="Рукописный ввод 10"/>
+                <wp:cNvGraphicFramePr/>
+                <a:graphic xmlns:a="http://schemas.openxmlformats.org/drawingml/2006/main">
+                  <a:graphicData uri="http://schemas.microsoft.com/office/word/2010/wordprocessingInk">
+                    <w14:contentPart bwMode="auto" r:id="rId16">
+                      <w14:nvContentPartPr>
+                        <w14:cNvContentPartPr/>
+                      </w14:nvContentPartPr>
+                      <w14:xfrm>
+                        <a:off x="0" y="0"/>
+                        <a:ext cx="635" cy="252095"/>
+                      </w14:xfrm>
+                    </w14:contentPart>
+                  </a:graphicData>
+                </a:graphic>
+                <wp14:sizeRelH relativeFrom="margin">
+                  <wp14:pctWidth>0</wp14:pctWidth>
+                </wp14:sizeRelH>
+                <wp14:sizeRelV relativeFrom="margin">
+                  <wp14:pctHeight>0</wp14:pctHeight>
+                </wp14:sizeRelV>
+              </wp:anchor>
+            </w:drawing>
+          </mc:Choice>
+          <mc:Fallback>
+            <w:pict>
+              <v:shape w14:anchorId="62E511A2" id="Рукописный ввод 10" o:spid="_x0000_s1026" type="#_x0000_t75" style="position:absolute;margin-left:74.2pt;margin-top:683.35pt;width:1.75pt;height:20.8pt;z-index:251671552;visibility:visible;mso-wrap-style:square;mso-width-percent:0;mso-height-percent:0;mso-wrap-distance-left:9pt;mso-wrap-distance-top:0;mso-wrap-distance-right:9pt;mso-wrap-distance-bottom:0;mso-position-horizontal:absolute;mso-position-horizontal-relative:text;mso-position-vertical:absolute;mso-position-vertical-relative:text;mso-width-percent:0;mso-height-percent:0;mso-width-relative:margin;mso-height-relative:margin" o:gfxdata="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">
+                <v:imagedata r:id="rId17" o:title=""/>
+              </v:shape>
+            </w:pict>
+          </mc:Fallback>
+        </mc:AlternateContent>
+      </w:r>
+      <w:r>
+        <w:rPr>
+          <w:rFonts w:ascii="Times New Roman" w:hAnsi="Times New Roman" w:cs="Times New Roman"/>
+          <w:b/>
+          <w:bCs/>
+          <w:noProof/>
+          <w:color w:val="FFFFFF" w:themeColor="background1"/>
+          <w:sz w:val="28"/>
+          <w:szCs w:val="28"/>
+        </w:rPr>
+        <mc:AlternateContent>
+          <mc:Choice Requires="wpi">
+            <w:drawing>
+              <wp:anchor distT="0" distB="0" distL="114300" distR="114300" simplePos="0" relativeHeight="251669504" behindDoc="0" locked="0" layoutInCell="1" allowOverlap="1" wp14:anchorId="0F897494" wp14:editId="27BD3022">
+                <wp:simplePos x="0" y="0"/>
+                <wp:positionH relativeFrom="column">
+                  <wp:posOffset>878205</wp:posOffset>
+                </wp:positionH>
+                <wp:positionV relativeFrom="paragraph">
+                  <wp:posOffset>8816975</wp:posOffset>
+                </wp:positionV>
+                <wp:extent cx="83820" cy="81280"/>
+                <wp:effectExtent l="38100" t="38100" r="30480" b="52070"/>
+                <wp:wrapNone/>
+                <wp:docPr id="1681658509" name="Рукописный ввод 8"/>
+                <wp:cNvGraphicFramePr/>
+                <a:graphic xmlns:a="http://schemas.openxmlformats.org/drawingml/2006/main">
+                  <a:graphicData uri="http://schemas.microsoft.com/office/word/2010/wordprocessingInk">
+                    <w14:contentPart bwMode="auto" r:id="rId18">
+                      <w14:nvContentPartPr>
+                        <w14:cNvContentPartPr/>
+                      </w14:nvContentPartPr>
+                      <w14:xfrm rot="146220">
+                        <a:off x="0" y="0"/>
+                        <a:ext cx="83820" cy="81280"/>
+                      </w14:xfrm>
+                    </w14:contentPart>
+                  </a:graphicData>
+                </a:graphic>
+                <wp14:sizeRelH relativeFrom="margin">
+                  <wp14:pctWidth>0</wp14:pctWidth>
+                </wp14:sizeRelH>
+                <wp14:sizeRelV relativeFrom="margin">
+                  <wp14:pctHeight>0</wp14:pctHeight>
+                </wp14:sizeRelV>
+              </wp:anchor>
+            </w:drawing>
+          </mc:Choice>
+          <mc:Fallback>
+            <w:pict>
+              <v:shape w14:anchorId="3B7719C4" id="Рукописный ввод 8" o:spid="_x0000_s1026" type="#_x0000_t75" style="position:absolute;margin-left:68.65pt;margin-top:693.8pt;width:7.55pt;height:7.35pt;rotation:159711fd;z-index:251669504;visibility:visible;mso-wrap-style:square;mso-width-percent:0;mso-height-percent:0;mso-wrap-distance-left:9pt;mso-wrap-distance-top:0;mso-wrap-distance-right:9pt;mso-wrap-distance-bottom:0;mso-position-horizontal:absolute;mso-position-horizontal-relative:text;mso-position-vertical:absolute;mso-position-vertical-relative:text;mso-width-percent:0;mso-height-percent:0;mso-width-relative:margin;mso-height-relative:margin" o:gfxdata="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">
+                <v:imagedata r:id="rId19" o:title=""/>
+              </v:shape>
+            </w:pict>
+          </mc:Fallback>
+        </mc:AlternateContent>
+      </w:r>
+      <w:r>
+        <w:rPr>
+          <w:rFonts w:ascii="Times New Roman" w:hAnsi="Times New Roman" w:cs="Times New Roman"/>
+          <w:b/>
+          <w:bCs/>
+          <w:noProof/>
+          <w:color w:val="FFFFFF" w:themeColor="background1"/>
+          <w:sz w:val="28"/>
+          <w:szCs w:val="28"/>
+        </w:rPr>
+        <mc:AlternateContent>
+          <mc:Choice Requires="wpi">
+            <w:drawing>
+              <wp:anchor distT="0" distB="0" distL="114300" distR="114300" simplePos="0" relativeHeight="251667456" behindDoc="0" locked="0" layoutInCell="1" allowOverlap="1" wp14:anchorId="1721608C" wp14:editId="4C131FA1">
+                <wp:simplePos x="0" y="0"/>
+                <wp:positionH relativeFrom="column">
+                  <wp:posOffset>913765</wp:posOffset>
+                </wp:positionH>
+                <wp:positionV relativeFrom="paragraph">
+                  <wp:posOffset>8752205</wp:posOffset>
+                </wp:positionV>
+                <wp:extent cx="106680" cy="16510"/>
+                <wp:effectExtent l="45085" t="50165" r="52705" b="52705"/>
+                <wp:wrapNone/>
+                <wp:docPr id="1236348402" name="Рукописный ввод 6"/>
+                <wp:cNvGraphicFramePr/>
+                <a:graphic xmlns:a="http://schemas.openxmlformats.org/drawingml/2006/main">
+                  <a:graphicData uri="http://schemas.microsoft.com/office/word/2010/wordprocessingInk">
+                    <w14:contentPart bwMode="auto" r:id="rId20">
+                      <w14:nvContentPartPr>
+                        <w14:cNvContentPartPr/>
+                      </w14:nvContentPartPr>
+                      <w14:xfrm rot="-5056203">
+                        <a:off x="0" y="0"/>
+                        <a:ext cx="106680" cy="16510"/>
+                      </w14:xfrm>
+                    </w14:contentPart>
+                  </a:graphicData>
+                </a:graphic>
+                <wp14:sizeRelH relativeFrom="margin">
+                  <wp14:pctWidth>0</wp14:pctWidth>
+                </wp14:sizeRelH>
+                <wp14:sizeRelV relativeFrom="margin">
+                  <wp14:pctHeight>0</wp14:pctHeight>
+                </wp14:sizeRelV>
+              </wp:anchor>
+            </w:drawing>
+          </mc:Choice>
+          <mc:Fallback>
+            <w:pict>
+              <v:shape w14:anchorId="31822235" id="Рукописный ввод 6" o:spid="_x0000_s1026" type="#_x0000_t75" style="position:absolute;margin-left:71.5pt;margin-top:688.7pt;width:9.35pt;height:2.2pt;rotation:-5522722fd;z-index:251667456;visibility:visible;mso-wrap-style:square;mso-width-percent:0;mso-height-percent:0;mso-wrap-distance-left:9pt;mso-wrap-distance-top:0;mso-wrap-distance-right:9pt;mso-wrap-distance-bottom:0;mso-position-horizontal:absolute;mso-position-horizontal-relative:text;mso-position-vertical:absolute;mso-position-vertical-relative:text;mso-width-percent:0;mso-height-percent:0;mso-width-relative:margin;mso-height-relative:margin" o:gfxdata="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">
+                <v:imagedata r:id="rId21" o:title=""/>
+              </v:shape>
+            </w:pict>
+          </mc:Fallback>
+        </mc:AlternateContent>
+      </w:r>
+      <w:r>
+        <w:rPr>
+          <w:rFonts w:ascii="Times New Roman" w:hAnsi="Times New Roman" w:cs="Times New Roman"/>
+          <w:b/>
+          <w:bCs/>
+          <w:noProof/>
+          <w:color w:val="FFFFFF" w:themeColor="background1"/>
+          <w:sz w:val="28"/>
+          <w:szCs w:val="28"/>
+        </w:rPr>
+        <mc:AlternateContent>
+          <mc:Choice Requires="wpi">
+            <w:drawing>
+              <wp:anchor distT="0" distB="0" distL="114300" distR="114300" simplePos="0" relativeHeight="251665408" behindDoc="0" locked="0" layoutInCell="1" allowOverlap="1" wp14:anchorId="48658E0D" wp14:editId="1160E127">
+                <wp:simplePos x="0" y="0"/>
+                <wp:positionH relativeFrom="column">
+                  <wp:posOffset>994619</wp:posOffset>
+                </wp:positionH>
+                <wp:positionV relativeFrom="paragraph">
+                  <wp:posOffset>8755721</wp:posOffset>
+                </wp:positionV>
+                <wp:extent cx="360" cy="360"/>
+                <wp:effectExtent l="38100" t="38100" r="38100" b="38100"/>
+                <wp:wrapNone/>
+                <wp:docPr id="788557719" name="Рукописный ввод 4"/>
+                <wp:cNvGraphicFramePr/>
+                <a:graphic xmlns:a="http://schemas.openxmlformats.org/drawingml/2006/main">
+                  <a:graphicData uri="http://schemas.microsoft.com/office/word/2010/wordprocessingInk">
+                    <w14:contentPart bwMode="auto" r:id="rId22">
+                      <w14:nvContentPartPr>
+                        <w14:cNvContentPartPr/>
+                      </w14:nvContentPartPr>
+                      <w14:xfrm>
+                        <a:off x="0" y="0"/>
+                        <a:ext cx="360" cy="360"/>
+                      </w14:xfrm>
+                    </w14:contentPart>
+                  </a:graphicData>
+                </a:graphic>
+              </wp:anchor>
+            </w:drawing>
+          </mc:Choice>
+          <mc:Fallback>
+            <w:pict>
+              <v:shape w14:anchorId="4ACAD0EC" id="Рукописный ввод 4" o:spid="_x0000_s1026" type="#_x0000_t75" style="position:absolute;margin-left:77.8pt;margin-top:688.95pt;width:1.05pt;height:1.05pt;z-index:251665408;visibility:visible;mso-wrap-style:square;mso-wrap-distance-left:9pt;mso-wrap-distance-top:0;mso-wrap-distance-right:9pt;mso-wrap-distance-bottom:0;mso-position-horizontal:absolute;mso-position-horizontal-relative:text;mso-position-vertical:absolute;mso-position-vertical-relative:text" o:gfxdata="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">
+                <v:imagedata r:id="rId23" o:title=""/>
+              </v:shape>
+            </w:pict>
+          </mc:Fallback>
+        </mc:AlternateContent>
+      </w:r>
+      <w:r>
+        <w:rPr>
+          <w:rFonts w:ascii="Times New Roman" w:hAnsi="Times New Roman" w:cs="Times New Roman"/>
+          <w:b/>
+          <w:bCs/>
+          <w:noProof/>
+          <w:color w:val="FFFFFF" w:themeColor="background1"/>
+          <w:sz w:val="28"/>
+          <w:szCs w:val="28"/>
+        </w:rPr>
+        <mc:AlternateContent>
+          <mc:Choice Requires="wps">
+            <w:drawing>
+              <wp:anchor distT="0" distB="0" distL="114300" distR="114300" simplePos="0" relativeHeight="251664384" behindDoc="0" locked="0" layoutInCell="1" allowOverlap="1" wp14:anchorId="648B4E9B" wp14:editId="060F9106">
+                <wp:simplePos x="0" y="0"/>
+                <wp:positionH relativeFrom="column">
+                  <wp:posOffset>4247710</wp:posOffset>
+                </wp:positionH>
+                <wp:positionV relativeFrom="paragraph">
+                  <wp:posOffset>3351237</wp:posOffset>
+                </wp:positionV>
+                <wp:extent cx="0" cy="184484"/>
+                <wp:effectExtent l="0" t="0" r="38100" b="25400"/>
+                <wp:wrapNone/>
+                <wp:docPr id="337323858" name="Прямая соединительная линия 1"/>
+                <wp:cNvGraphicFramePr/>
+                <a:graphic xmlns:a="http://schemas.openxmlformats.org/drawingml/2006/main">
+                  <a:graphicData uri="http://schemas.microsoft.com/office/word/2010/wordprocessingShape">
+                    <wps:wsp>
+                      <wps:cNvCnPr/>
+                      <wps:spPr>
+                        <a:xfrm flipV="1">
+                          <a:off x="0" y="0"/>
+                          <a:ext cx="0" cy="184484"/>
+                        </a:xfrm>
+                        <a:prstGeom prst="line">
+                          <a:avLst/>
+                        </a:prstGeom>
+                      </wps:spPr>
+                      <wps:style>
+                        <a:lnRef idx="2">
+                          <a:schemeClr val="accent2"/>
+                        </a:lnRef>
+                        <a:fillRef idx="0">
+                          <a:schemeClr val="accent2"/>
+                        </a:fillRef>
+                        <a:effectRef idx="1">
+                          <a:schemeClr val="accent2"/>
+                        </a:effectRef>
+                        <a:fontRef idx="minor">
+                          <a:schemeClr val="tx1"/>
+                        </a:fontRef>
+                      </wps:style>
+                      <wps:bodyPr/>
+                    </wps:wsp>
+                  </a:graphicData>
+                </a:graphic>
+                <wp14:sizeRelH relativeFrom="margin">
+                  <wp14:pctWidth>0</wp14:pctWidth>
+                </wp14:sizeRelH>
+                <wp14:sizeRelV relativeFrom="margin">
+                  <wp14:pctHeight>0</wp14:pctHeight>
+                </wp14:sizeRelV>
+              </wp:anchor>
+            </w:drawing>
+          </mc:Choice>
+          <mc:Fallback>
+            <w:pict>
+              <v:line w14:anchorId="383D9461" id="Прямая соединительная линия 1" o:spid="_x0000_s1026" style="position:absolute;flip:y;z-index:251664384;visibility:visible;mso-wrap-style:square;mso-width-percent:0;mso-height-percent:0;mso-wrap-distance-left:9pt;mso-wrap-distance-top:0;mso-wrap-distance-right:9pt;mso-wrap-distance-bottom:0;mso-position-horizontal:absolute;mso-position-horizontal-relative:text;mso-position-vertical:absolute;mso-position-vertical-relative:text;mso-width-percent:0;mso-height-percent:0;mso-width-relative:margin;mso-height-relative:margin" from="334.45pt,263.9pt" to="334.45pt,278.45pt" o:gfxdata="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" strokecolor="#ed7d31 [3205]" strokeweight="1pt">
+                <v:stroke joinstyle="miter"/>
+              </v:line>
+            </w:pict>
+          </mc:Fallback>
+        </mc:AlternateContent>
+      </w:r>
+      <w:r>
+        <w:rPr>
+          <w:rFonts w:ascii="Times New Roman" w:hAnsi="Times New Roman" w:cs="Times New Roman"/>
+          <w:b/>
+          <w:bCs/>
+          <w:noProof/>
+          <w:color w:val="FFFFFF" w:themeColor="background1"/>
+          <w:sz w:val="28"/>
+          <w:szCs w:val="28"/>
+        </w:rPr>
         <w:drawing>
-          <wp:anchor distT="0" distB="0" distL="114300" distR="114300" simplePos="0" relativeHeight="251658240" behindDoc="1" locked="0" layoutInCell="1" allowOverlap="1" wp14:anchorId="48C85CC7" wp14:editId="7793A7B5">
+          <wp:anchor distT="0" distB="0" distL="114300" distR="114300" simplePos="0" relativeHeight="251658240" behindDoc="1" locked="0" layoutInCell="1" allowOverlap="1" wp14:anchorId="48C85CC7" wp14:editId="4E5CD25A">
             <wp:simplePos x="0" y="0"/>
             <wp:positionH relativeFrom="page">
-              <wp:posOffset>-1341912</wp:posOffset>
+              <wp:posOffset>-1337544</wp:posOffset>
             </wp:positionH>
             <wp:positionV relativeFrom="paragraph">
-              <wp:posOffset>388636</wp:posOffset>
+              <wp:posOffset>376388</wp:posOffset>
             </wp:positionV>
             <wp:extent cx="9559290" cy="9524011"/>
             <wp:effectExtent l="0" t="0" r="3810" b="1270"/>
@@ -1836,7 +2397,7 @@
                     </pic:cNvPicPr>
                   </pic:nvPicPr>
                   <pic:blipFill>
-                    <a:blip r:embed="rId6">
+                    <a:blip r:embed="rId24">
                       <a:extLst>
                         <a:ext uri="{28A0092B-C50C-407E-A947-70E740481C1C}">
                           <a14:useLocalDpi xmlns:a14="http://schemas.microsoft.com/office/drawing/2010/main" val="0"/>
@@ -1851,7 +2412,7 @@
                   <pic:spPr bwMode="auto">
                     <a:xfrm>
                       <a:off x="0" y="0"/>
-                      <a:ext cx="9560634" cy="9525350"/>
+                      <a:ext cx="9559290" cy="9524011"/>
                     </a:xfrm>
                     <a:prstGeom prst="rect">
                       <a:avLst/>
@@ -1878,6 +2439,81 @@
           <w:rFonts w:ascii="Times New Roman" w:hAnsi="Times New Roman" w:cs="Times New Roman"/>
           <w:b/>
           <w:bCs/>
+          <w:noProof/>
+          <w:color w:val="FFFFFF" w:themeColor="background1"/>
+          <w:sz w:val="28"/>
+          <w:szCs w:val="28"/>
+        </w:rPr>
+        <mc:AlternateContent>
+          <mc:Choice Requires="wps">
+            <w:drawing>
+              <wp:anchor distT="0" distB="0" distL="114300" distR="114300" simplePos="0" relativeHeight="251662336" behindDoc="0" locked="0" layoutInCell="1" allowOverlap="1" wp14:anchorId="77E1730D" wp14:editId="5EF9FE28">
+                <wp:simplePos x="0" y="0"/>
+                <wp:positionH relativeFrom="column">
+                  <wp:posOffset>3732296</wp:posOffset>
+                </wp:positionH>
+                <wp:positionV relativeFrom="paragraph">
+                  <wp:posOffset>3363562</wp:posOffset>
+                </wp:positionV>
+                <wp:extent cx="0" cy="184484"/>
+                <wp:effectExtent l="0" t="0" r="38100" b="25400"/>
+                <wp:wrapNone/>
+                <wp:docPr id="1085323408" name="Прямая соединительная линия 1"/>
+                <wp:cNvGraphicFramePr/>
+                <a:graphic xmlns:a="http://schemas.openxmlformats.org/drawingml/2006/main">
+                  <a:graphicData uri="http://schemas.microsoft.com/office/word/2010/wordprocessingShape">
+                    <wps:wsp>
+                      <wps:cNvCnPr/>
+                      <wps:spPr>
+                        <a:xfrm flipV="1">
+                          <a:off x="0" y="0"/>
+                          <a:ext cx="0" cy="184484"/>
+                        </a:xfrm>
+                        <a:prstGeom prst="line">
+                          <a:avLst/>
+                        </a:prstGeom>
+                      </wps:spPr>
+                      <wps:style>
+                        <a:lnRef idx="2">
+                          <a:schemeClr val="accent2"/>
+                        </a:lnRef>
+                        <a:fillRef idx="0">
+                          <a:schemeClr val="accent2"/>
+                        </a:fillRef>
+                        <a:effectRef idx="1">
+                          <a:schemeClr val="accent2"/>
+                        </a:effectRef>
+                        <a:fontRef idx="minor">
+                          <a:schemeClr val="tx1"/>
+                        </a:fontRef>
+                      </wps:style>
+                      <wps:bodyPr/>
+                    </wps:wsp>
+                  </a:graphicData>
+                </a:graphic>
+                <wp14:sizeRelH relativeFrom="margin">
+                  <wp14:pctWidth>0</wp14:pctWidth>
+                </wp14:sizeRelH>
+                <wp14:sizeRelV relativeFrom="margin">
+                  <wp14:pctHeight>0</wp14:pctHeight>
+                </wp14:sizeRelV>
+              </wp:anchor>
+            </w:drawing>
+          </mc:Choice>
+          <mc:Fallback>
+            <w:pict>
+              <v:line w14:anchorId="55DE6E20" id="Прямая соединительная линия 1" o:spid="_x0000_s1026" style="position:absolute;flip:y;z-index:251662336;visibility:visible;mso-wrap-style:square;mso-width-percent:0;mso-height-percent:0;mso-wrap-distance-left:9pt;mso-wrap-distance-top:0;mso-wrap-distance-right:9pt;mso-wrap-distance-bottom:0;mso-position-horizontal:absolute;mso-position-horizontal-relative:text;mso-position-vertical:absolute;mso-position-vertical-relative:text;mso-width-percent:0;mso-height-percent:0;mso-width-relative:margin;mso-height-relative:margin" from="293.9pt,264.85pt" to="293.9pt,279.4pt" o:gfxdata="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" strokecolor="#ed7d31 [3205]" strokeweight="1pt">
+                <v:stroke joinstyle="miter"/>
+              </v:line>
+            </w:pict>
+          </mc:Fallback>
+        </mc:AlternateContent>
+      </w:r>
+      <w:r>
+        <w:rPr>
+          <w:rFonts w:ascii="Times New Roman" w:hAnsi="Times New Roman" w:cs="Times New Roman"/>
+          <w:b/>
+          <w:bCs/>
           <w:color w:val="000000" w:themeColor="text1"/>
           <w:sz w:val="28"/>
           <w:szCs w:val="28"/>
@@ -1937,6 +2573,156 @@
           <w:szCs w:val="28"/>
         </w:rPr>
       </w:pPr>
+      <w:r>
+        <w:rPr>
+          <w:b/>
+          <w:bCs/>
+          <w:noProof/>
+          <w:color w:val="000000" w:themeColor="text1"/>
+          <w:sz w:val="28"/>
+          <w:szCs w:val="28"/>
+        </w:rPr>
+        <mc:AlternateContent>
+          <mc:Choice Requires="wpi">
+            <w:drawing>
+              <wp:anchor distT="0" distB="0" distL="114300" distR="114300" simplePos="0" relativeHeight="251700224" behindDoc="0" locked="0" layoutInCell="1" allowOverlap="1" wp14:anchorId="3F51E395" wp14:editId="0D97F4B5">
+                <wp:simplePos x="0" y="0"/>
+                <wp:positionH relativeFrom="column">
+                  <wp:posOffset>127000</wp:posOffset>
+                </wp:positionH>
+                <wp:positionV relativeFrom="paragraph">
+                  <wp:posOffset>8970645</wp:posOffset>
+                </wp:positionV>
+                <wp:extent cx="191160" cy="196925"/>
+                <wp:effectExtent l="38100" t="38100" r="37465" b="31750"/>
+                <wp:wrapNone/>
+                <wp:docPr id="1813510776" name="Рукописный ввод 39"/>
+                <wp:cNvGraphicFramePr/>
+                <a:graphic xmlns:a="http://schemas.openxmlformats.org/drawingml/2006/main">
+                  <a:graphicData uri="http://schemas.microsoft.com/office/word/2010/wordprocessingInk">
+                    <w14:contentPart bwMode="auto" r:id="rId25">
+                      <w14:nvContentPartPr>
+                        <w14:cNvContentPartPr/>
+                      </w14:nvContentPartPr>
+                      <w14:xfrm>
+                        <a:off x="0" y="0"/>
+                        <a:ext cx="191160" cy="196925"/>
+                      </w14:xfrm>
+                    </w14:contentPart>
+                  </a:graphicData>
+                </a:graphic>
+              </wp:anchor>
+            </w:drawing>
+          </mc:Choice>
+          <mc:Fallback>
+            <w:pict>
+              <v:shape w14:anchorId="48D0FAC5" id="Рукописный ввод 39" o:spid="_x0000_s1026" type="#_x0000_t75" style="position:absolute;margin-left:9.65pt;margin-top:706pt;width:15.75pt;height:16.2pt;z-index:251700224;visibility:visible;mso-wrap-style:square;mso-wrap-distance-left:9pt;mso-wrap-distance-top:0;mso-wrap-distance-right:9pt;mso-wrap-distance-bottom:0;mso-position-horizontal:absolute;mso-position-horizontal-relative:text;mso-position-vertical:absolute;mso-position-vertical-relative:text" o:gfxdata="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">
+                <v:imagedata r:id="rId26" o:title=""/>
+              </v:shape>
+            </w:pict>
+          </mc:Fallback>
+        </mc:AlternateContent>
+      </w:r>
+      <w:r>
+        <w:rPr>
+          <w:b/>
+          <w:bCs/>
+          <w:noProof/>
+          <w:color w:val="000000" w:themeColor="text1"/>
+          <w:sz w:val="28"/>
+          <w:szCs w:val="28"/>
+        </w:rPr>
+        <mc:AlternateContent>
+          <mc:Choice Requires="wpi">
+            <w:drawing>
+              <wp:anchor distT="0" distB="0" distL="114300" distR="114300" simplePos="0" relativeHeight="251697152" behindDoc="0" locked="0" layoutInCell="1" allowOverlap="1" wp14:anchorId="71A174DE" wp14:editId="5E805E17">
+                <wp:simplePos x="0" y="0"/>
+                <wp:positionH relativeFrom="column">
+                  <wp:posOffset>121285</wp:posOffset>
+                </wp:positionH>
+                <wp:positionV relativeFrom="paragraph">
+                  <wp:posOffset>9087485</wp:posOffset>
+                </wp:positionV>
+                <wp:extent cx="246380" cy="360"/>
+                <wp:effectExtent l="38100" t="38100" r="39370" b="38100"/>
+                <wp:wrapNone/>
+                <wp:docPr id="389284575" name="Рукописный ввод 36"/>
+                <wp:cNvGraphicFramePr/>
+                <a:graphic xmlns:a="http://schemas.openxmlformats.org/drawingml/2006/main">
+                  <a:graphicData uri="http://schemas.microsoft.com/office/word/2010/wordprocessingInk">
+                    <w14:contentPart bwMode="auto" r:id="rId27">
+                      <w14:nvContentPartPr>
+                        <w14:cNvContentPartPr/>
+                      </w14:nvContentPartPr>
+                      <w14:xfrm>
+                        <a:off x="0" y="0"/>
+                        <a:ext cx="246380" cy="360"/>
+                      </w14:xfrm>
+                    </w14:contentPart>
+                  </a:graphicData>
+                </a:graphic>
+              </wp:anchor>
+            </w:drawing>
+          </mc:Choice>
+          <mc:Fallback>
+            <w:pict>
+              <v:shape w14:anchorId="39979E40" id="Рукописный ввод 36" o:spid="_x0000_s1026" type="#_x0000_t75" style="position:absolute;margin-left:9.2pt;margin-top:715.2pt;width:20.1pt;height:.75pt;z-index:251697152;visibility:visible;mso-wrap-style:square;mso-wrap-distance-left:9pt;mso-wrap-distance-top:0;mso-wrap-distance-right:9pt;mso-wrap-distance-bottom:0;mso-position-horizontal:absolute;mso-position-horizontal-relative:text;mso-position-vertical:absolute;mso-position-vertical-relative:text" o:gfxdata="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">
+                <v:imagedata r:id="rId28" o:title=""/>
+              </v:shape>
+            </w:pict>
+          </mc:Fallback>
+        </mc:AlternateContent>
+      </w:r>
+      <w:r>
+        <w:rPr>
+          <w:b/>
+          <w:bCs/>
+          <w:noProof/>
+          <w:color w:val="000000" w:themeColor="text1"/>
+          <w:sz w:val="28"/>
+          <w:szCs w:val="28"/>
+        </w:rPr>
+        <mc:AlternateContent>
+          <mc:Choice Requires="wpi">
+            <w:drawing>
+              <wp:anchor distT="0" distB="0" distL="114300" distR="114300" simplePos="0" relativeHeight="251693056" behindDoc="0" locked="0" layoutInCell="1" allowOverlap="1" wp14:anchorId="327A7618" wp14:editId="3EF91FB8">
+                <wp:simplePos x="0" y="0"/>
+                <wp:positionH relativeFrom="column">
+                  <wp:posOffset>361315</wp:posOffset>
+                </wp:positionH>
+                <wp:positionV relativeFrom="paragraph">
+                  <wp:posOffset>9173210</wp:posOffset>
+                </wp:positionV>
+                <wp:extent cx="5715" cy="76200"/>
+                <wp:effectExtent l="114300" t="114300" r="89535" b="114300"/>
+                <wp:wrapNone/>
+                <wp:docPr id="1859742655" name="Рукописный ввод 32"/>
+                <wp:cNvGraphicFramePr/>
+                <a:graphic xmlns:a="http://schemas.openxmlformats.org/drawingml/2006/main">
+                  <a:graphicData uri="http://schemas.microsoft.com/office/word/2010/wordprocessingInk">
+                    <w14:contentPart bwMode="auto" r:id="rId29">
+                      <w14:nvContentPartPr>
+                        <w14:cNvContentPartPr/>
+                      </w14:nvContentPartPr>
+                      <w14:xfrm>
+                        <a:off x="0" y="0"/>
+                        <a:ext cx="5715" cy="76200"/>
+                      </w14:xfrm>
+                    </w14:contentPart>
+                  </a:graphicData>
+                </a:graphic>
+              </wp:anchor>
+            </w:drawing>
+          </mc:Choice>
+          <mc:Fallback>
+            <w:pict>
+              <v:shape w14:anchorId="160866B3" id="Рукописный ввод 32" o:spid="_x0000_s1026" type="#_x0000_t75" style="position:absolute;margin-left:23.85pt;margin-top:717.4pt;width:9.7pt;height:15.85pt;z-index:251693056;visibility:visible;mso-wrap-style:square;mso-wrap-distance-left:9pt;mso-wrap-distance-top:0;mso-wrap-distance-right:9pt;mso-wrap-distance-bottom:0;mso-position-horizontal:absolute;mso-position-horizontal-relative:text;mso-position-vertical:absolute;mso-position-vertical-relative:text" o:gfxdata="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">
+                <v:imagedata r:id="rId30" o:title=""/>
+              </v:shape>
+            </w:pict>
+          </mc:Fallback>
+        </mc:AlternateContent>
+      </w:r>
       <w:r>
         <w:rPr>
           <w:b/>
@@ -1972,7 +2758,7 @@
                     </pic:cNvPicPr>
                   </pic:nvPicPr>
                   <pic:blipFill>
-                    <a:blip r:embed="rId7">
+                    <a:blip r:embed="rId31">
                       <a:extLst>
                         <a:ext uri="{28A0092B-C50C-407E-A947-70E740481C1C}">
                           <a14:useLocalDpi xmlns:a14="http://schemas.microsoft.com/office/drawing/2010/main" val="0"/>
@@ -2093,7 +2879,7 @@
                     </pic:cNvPicPr>
                   </pic:nvPicPr>
                   <pic:blipFill>
-                    <a:blip r:embed="rId8">
+                    <a:blip r:embed="rId32">
                       <a:extLst>
                         <a:ext uri="{28A0092B-C50C-407E-A947-70E740481C1C}">
                           <a14:useLocalDpi xmlns:a14="http://schemas.microsoft.com/office/drawing/2010/main" val="0"/>
@@ -2213,7 +2999,7 @@
                     </pic:cNvPicPr>
                   </pic:nvPicPr>
                   <pic:blipFill>
-                    <a:blip r:embed="rId9">
+                    <a:blip r:embed="rId33">
                       <a:extLst>
                         <a:ext uri="{28A0092B-C50C-407E-A947-70E740481C1C}">
                           <a14:useLocalDpi xmlns:a14="http://schemas.microsoft.com/office/drawing/2010/main" val="0"/>
@@ -2359,7 +3145,7 @@
                     <pic:cNvPicPr/>
                   </pic:nvPicPr>
                   <pic:blipFill>
-                    <a:blip r:embed="rId10" cstate="print">
+                    <a:blip r:embed="rId34" cstate="print">
                       <a:extLst>
                         <a:ext uri="{28A0092B-C50C-407E-A947-70E740481C1C}">
                           <a14:useLocalDpi xmlns:a14="http://schemas.microsoft.com/office/drawing/2010/main" val="0"/>
@@ -2430,7 +3216,6 @@
         </w:rPr>
         <w:t xml:space="preserve"> (</w:t>
       </w:r>
-      <w:proofErr w:type="spellStart"/>
       <w:r>
         <w:rPr>
           <w:rFonts w:ascii="Times New Roman" w:hAnsi="Times New Roman" w:cs="Times New Roman"/>
@@ -2444,7 +3229,6 @@
         </w:rPr>
         <w:t>Pyt</w:t>
       </w:r>
-      <w:proofErr w:type="spellEnd"/>
     </w:p>
     <w:p>
       <w:pPr>
@@ -2488,27 +3272,7 @@
           <w:sz w:val="28"/>
           <w:szCs w:val="28"/>
         </w:rPr>
-        <w:t xml:space="preserve">В ходе данной лабораторной работы была успешно изучена базовая структура программы на языке </w:t>
-      </w:r>
-      <w:proofErr w:type="spellStart"/>
-      <w:r>
-        <w:rPr>
-          <w:rFonts w:ascii="Times New Roman" w:hAnsi="Times New Roman" w:cs="Times New Roman"/>
-          <w:color w:val="000000" w:themeColor="text1"/>
-          <w:sz w:val="28"/>
-          <w:szCs w:val="28"/>
-        </w:rPr>
-        <w:t>Pascal</w:t>
-      </w:r>
-      <w:proofErr w:type="spellEnd"/>
-      <w:r>
-        <w:rPr>
-          <w:rFonts w:ascii="Times New Roman" w:hAnsi="Times New Roman" w:cs="Times New Roman"/>
-          <w:color w:val="000000" w:themeColor="text1"/>
-          <w:sz w:val="28"/>
-          <w:szCs w:val="28"/>
-        </w:rPr>
-        <w:t xml:space="preserve">. </w:t>
+        <w:t xml:space="preserve">В ходе данной лабораторной работы была успешно изучена базовая структура программы на языке Pascal. </w:t>
       </w:r>
       <w:r>
         <w:rPr>
@@ -2544,87 +3308,7 @@
           <w:sz w:val="28"/>
           <w:szCs w:val="28"/>
         </w:rPr>
-        <w:t xml:space="preserve"> с обязательными разделами, такими как, раздел описаний и исполняемый блок. Ключевые слова </w:t>
-      </w:r>
-      <w:proofErr w:type="spellStart"/>
-      <w:r>
-        <w:rPr>
-          <w:rFonts w:ascii="Times New Roman" w:hAnsi="Times New Roman" w:cs="Times New Roman"/>
-          <w:color w:val="000000" w:themeColor="text1"/>
-          <w:sz w:val="28"/>
-          <w:szCs w:val="28"/>
-        </w:rPr>
-        <w:t>begin</w:t>
-      </w:r>
-      <w:proofErr w:type="spellEnd"/>
-      <w:r>
-        <w:rPr>
-          <w:rFonts w:ascii="Times New Roman" w:hAnsi="Times New Roman" w:cs="Times New Roman"/>
-          <w:color w:val="000000" w:themeColor="text1"/>
-          <w:sz w:val="28"/>
-          <w:szCs w:val="28"/>
-        </w:rPr>
-        <w:t xml:space="preserve"> и </w:t>
-      </w:r>
-      <w:proofErr w:type="spellStart"/>
-      <w:r>
-        <w:rPr>
-          <w:rFonts w:ascii="Times New Roman" w:hAnsi="Times New Roman" w:cs="Times New Roman"/>
-          <w:color w:val="000000" w:themeColor="text1"/>
-          <w:sz w:val="28"/>
-          <w:szCs w:val="28"/>
-        </w:rPr>
-        <w:t>end</w:t>
-      </w:r>
-      <w:proofErr w:type="spellEnd"/>
-      <w:r>
-        <w:rPr>
-          <w:rFonts w:ascii="Times New Roman" w:hAnsi="Times New Roman" w:cs="Times New Roman"/>
-          <w:color w:val="000000" w:themeColor="text1"/>
-          <w:sz w:val="28"/>
-          <w:szCs w:val="28"/>
-        </w:rPr>
-        <w:t xml:space="preserve"> с точкой были определены как границы главного блока, где размещается весь исполняемый код. Основное внимание было уделено освоению конструкции вывода данных на экран с помощью процедур </w:t>
-      </w:r>
-      <w:proofErr w:type="spellStart"/>
-      <w:r>
-        <w:rPr>
-          <w:rFonts w:ascii="Times New Roman" w:hAnsi="Times New Roman" w:cs="Times New Roman"/>
-          <w:color w:val="000000" w:themeColor="text1"/>
-          <w:sz w:val="28"/>
-          <w:szCs w:val="28"/>
-        </w:rPr>
-        <w:t>write</w:t>
-      </w:r>
-      <w:proofErr w:type="spellEnd"/>
-      <w:r>
-        <w:rPr>
-          <w:rFonts w:ascii="Times New Roman" w:hAnsi="Times New Roman" w:cs="Times New Roman"/>
-          <w:color w:val="000000" w:themeColor="text1"/>
-          <w:sz w:val="28"/>
-          <w:szCs w:val="28"/>
-        </w:rPr>
-        <w:t xml:space="preserve"> и </w:t>
-      </w:r>
-      <w:proofErr w:type="spellStart"/>
-      <w:r>
-        <w:rPr>
-          <w:rFonts w:ascii="Times New Roman" w:hAnsi="Times New Roman" w:cs="Times New Roman"/>
-          <w:color w:val="000000" w:themeColor="text1"/>
-          <w:sz w:val="28"/>
-          <w:szCs w:val="28"/>
-        </w:rPr>
-        <w:t>writeln</w:t>
-      </w:r>
-      <w:proofErr w:type="spellEnd"/>
-      <w:r>
-        <w:rPr>
-          <w:rFonts w:ascii="Times New Roman" w:hAnsi="Times New Roman" w:cs="Times New Roman"/>
-          <w:color w:val="000000" w:themeColor="text1"/>
-          <w:sz w:val="28"/>
-          <w:szCs w:val="28"/>
-        </w:rPr>
-        <w:t xml:space="preserve">. На практическом примере </w:t>
+        <w:t xml:space="preserve"> с обязательными разделами, такими как, раздел описаний и исполняемый блок. Ключевые слова begin и end с точкой были определены как границы главного блока, где размещается весь исполняемый код. Основное внимание было уделено освоению конструкции вывода данных на экран с помощью процедур write и writeln. На практическом примере </w:t>
       </w:r>
       <w:r>
         <w:rPr>
@@ -2642,47 +3326,7 @@
           <w:sz w:val="28"/>
           <w:szCs w:val="28"/>
         </w:rPr>
-        <w:t xml:space="preserve"> закрепили разницу между этими двумя операторами. Работа наглядно продемонстрировала порядок выполнения программы — сверху вниз, от первого оператора после </w:t>
-      </w:r>
-      <w:proofErr w:type="spellStart"/>
-      <w:r>
-        <w:rPr>
-          <w:rFonts w:ascii="Times New Roman" w:hAnsi="Times New Roman" w:cs="Times New Roman"/>
-          <w:color w:val="000000" w:themeColor="text1"/>
-          <w:sz w:val="28"/>
-          <w:szCs w:val="28"/>
-        </w:rPr>
-        <w:t>begin</w:t>
-      </w:r>
-      <w:proofErr w:type="spellEnd"/>
-      <w:r>
-        <w:rPr>
-          <w:rFonts w:ascii="Times New Roman" w:hAnsi="Times New Roman" w:cs="Times New Roman"/>
-          <w:color w:val="000000" w:themeColor="text1"/>
-          <w:sz w:val="28"/>
-          <w:szCs w:val="28"/>
-        </w:rPr>
-        <w:t xml:space="preserve"> до последнего перед </w:t>
-      </w:r>
-      <w:proofErr w:type="spellStart"/>
-      <w:r>
-        <w:rPr>
-          <w:rFonts w:ascii="Times New Roman" w:hAnsi="Times New Roman" w:cs="Times New Roman"/>
-          <w:color w:val="000000" w:themeColor="text1"/>
-          <w:sz w:val="28"/>
-          <w:szCs w:val="28"/>
-        </w:rPr>
-        <w:t>end</w:t>
-      </w:r>
-      <w:proofErr w:type="spellEnd"/>
-      <w:r>
-        <w:rPr>
-          <w:rFonts w:ascii="Times New Roman" w:hAnsi="Times New Roman" w:cs="Times New Roman"/>
-          <w:color w:val="000000" w:themeColor="text1"/>
-          <w:sz w:val="28"/>
-          <w:szCs w:val="28"/>
-        </w:rPr>
-        <w:t xml:space="preserve">. </w:t>
+        <w:t xml:space="preserve"> закрепили разницу между этими двумя операторами. Работа наглядно продемонстрировала порядок выполнения программы — сверху вниз, от первого оператора после begin до последнего перед end. </w:t>
       </w:r>
     </w:p>
     <w:p>
@@ -2740,27 +3384,7 @@
           <w:sz w:val="28"/>
           <w:szCs w:val="28"/>
         </w:rPr>
-        <w:t xml:space="preserve">ТЗ так же было выполнено полностью. Работу считаю </w:t>
-      </w:r>
-      <w:proofErr w:type="spellStart"/>
-      <w:r>
-        <w:rPr>
-          <w:rFonts w:ascii="Times New Roman" w:hAnsi="Times New Roman" w:cs="Times New Roman"/>
-          <w:color w:val="000000" w:themeColor="text1"/>
-          <w:sz w:val="28"/>
-          <w:szCs w:val="28"/>
-        </w:rPr>
-        <w:t>выполненой</w:t>
-      </w:r>
-      <w:proofErr w:type="spellEnd"/>
-      <w:r>
-        <w:rPr>
-          <w:rFonts w:ascii="Times New Roman" w:hAnsi="Times New Roman" w:cs="Times New Roman"/>
-          <w:color w:val="000000" w:themeColor="text1"/>
-          <w:sz w:val="28"/>
-          <w:szCs w:val="28"/>
-        </w:rPr>
-        <w:t>.</w:t>
+        <w:t>ТЗ так же было выполнено полностью. Работу считаю выполненой.</w:t>
       </w:r>
       <w:r>
         <w:rPr>
@@ -3751,6 +4375,343 @@
 </w:styles>
 </file>
 
+<file path=word/ink/ink1.xml><?xml version="1.0" encoding="utf-8"?>
+<inkml:ink xmlns:inkml="http://www.w3.org/2003/InkML">
+  <inkml:definitions>
+    <inkml:context xml:id="ctx0">
+      <inkml:inkSource xml:id="inkSrc0">
+        <inkml:traceFormat>
+          <inkml:channel name="X" type="integer" min="-2.14748E9" max="2.14748E9" units="cm"/>
+          <inkml:channel name="Y" type="integer" min="-2.14748E9" max="2.14748E9" units="cm"/>
+          <inkml:channel name="F" type="integer" max="32767" units="dev"/>
+        </inkml:traceFormat>
+        <inkml:channelProperties>
+          <inkml:channelProperty channel="X" name="resolution" value="1000" units="1/cm"/>
+          <inkml:channelProperty channel="Y" name="resolution" value="1000" units="1/cm"/>
+          <inkml:channelProperty channel="F" name="resolution" value="0" units="1/dev"/>
+        </inkml:channelProperties>
+      </inkml:inkSource>
+      <inkml:timestamp xml:id="ts0" timeString="2025-10-21T13:29:07.813"/>
+    </inkml:context>
+    <inkml:brush xml:id="br0">
+      <inkml:brushProperty name="width" value="0.025" units="cm"/>
+      <inkml:brushProperty name="height" value="0.025" units="cm"/>
+      <inkml:brushProperty name="color" value="#FFFFFF"/>
+    </inkml:brush>
+  </inkml:definitions>
+  <inkml:trace contextRef="#ctx0" brushRef="#br0">0 333 24575,'2'-2'0,"0"0"0,0-1 0,0 1 0,0-1 0,0 0 0,-1 1 0,1-1 0,-1 0 0,0 0 0,1-5 0,0 4 0,9-22 0,2 0 0,0 1 0,2 0 0,1 1 0,0 1 0,31-33 0,-12 9 129,-13 14-1623,-15 24-5332</inkml:trace>
+  <inkml:trace contextRef="#ctx0" brushRef="#br0" timeOffset="2557.47">16 318 24575,'36'20'0,"37"29"0,-17-11 0,142 90 0,-171-107 0,10 4 0,-24-18-1365,0 1-5461</inkml:trace>
+</inkml:ink>
+</file>
+
+<file path=word/ink/ink10.xml><?xml version="1.0" encoding="utf-8"?>
+<inkml:ink xmlns:inkml="http://www.w3.org/2003/InkML">
+  <inkml:definitions>
+    <inkml:context xml:id="ctx0">
+      <inkml:inkSource xml:id="inkSrc0">
+        <inkml:traceFormat>
+          <inkml:channel name="X" type="integer" min="-2.14748E9" max="2.14748E9" units="cm"/>
+          <inkml:channel name="Y" type="integer" min="-2.14748E9" max="2.14748E9" units="cm"/>
+          <inkml:channel name="F" type="integer" max="32767" units="dev"/>
+        </inkml:traceFormat>
+        <inkml:channelProperties>
+          <inkml:channelProperty channel="X" name="resolution" value="1000" units="1/cm"/>
+          <inkml:channelProperty channel="Y" name="resolution" value="1000" units="1/cm"/>
+          <inkml:channelProperty channel="F" name="resolution" value="0" units="1/dev"/>
+        </inkml:channelProperties>
+      </inkml:inkSource>
+      <inkml:timestamp xml:id="ts0" timeString="2025-10-21T13:29:57.419"/>
+    </inkml:context>
+    <inkml:brush xml:id="br0">
+      <inkml:brushProperty name="width" value="0.025" units="cm"/>
+      <inkml:brushProperty name="height" value="0.025" units="cm"/>
+      <inkml:brushProperty name="color" value="#FFFFFF"/>
+    </inkml:brush>
+  </inkml:definitions>
+  <inkml:trace contextRef="#ctx0" brushRef="#br0">32 286 24575,'1'-3'0,"-1"-1"0,1 1 0,-1 0 0,1 0 0,0-1 0,0 1 0,1 0 0,-1 0 0,0 0 0,1 1 0,0-1 0,4-5 0,31-31 0,-12 13 0,-3 1 0,-1-2 0,1 1 0,2 1 0,29-24 0,-16 30-1365,-28 14-5461</inkml:trace>
+  <inkml:trace contextRef="#ctx0" brushRef="#br0" timeOffset="2520.16">0 351 24575,'22'3'0,"0"0"0,0 1 0,-1 1 0,1 1 0,-1 1 0,-1 1 0,22 12 0,15 3 0,1-1 0,61 25 0,-81-34 37,-33-12-165,1 0 1,-1 0-1,0 1 1,0 0 0,0 0-1,0 0 1,-1 1-1,1 0 1,-1-1-1,5 5 1,-1 2-6699</inkml:trace>
+</inkml:ink>
+</file>
+
+<file path=word/ink/ink11.xml><?xml version="1.0" encoding="utf-8"?>
+<inkml:ink xmlns:inkml="http://www.w3.org/2003/InkML">
+  <inkml:definitions>
+    <inkml:context xml:id="ctx0">
+      <inkml:inkSource xml:id="inkSrc0">
+        <inkml:traceFormat>
+          <inkml:channel name="X" type="integer" min="-2.14748E9" max="2.14748E9" units="cm"/>
+          <inkml:channel name="Y" type="integer" min="-2.14748E9" max="2.14748E9" units="cm"/>
+        </inkml:traceFormat>
+        <inkml:channelProperties>
+          <inkml:channelProperty channel="X" name="resolution" value="1000" units="1/cm"/>
+          <inkml:channelProperty channel="Y" name="resolution" value="1000" units="1/cm"/>
+        </inkml:channelProperties>
+      </inkml:inkSource>
+      <inkml:timestamp xml:id="ts0" timeString="2025-10-21T13:29:50.669"/>
+    </inkml:context>
+    <inkml:brush xml:id="br0">
+      <inkml:brushProperty name="width" value="0.025" units="cm"/>
+      <inkml:brushProperty name="height" value="0.025" units="cm"/>
+      <inkml:brushProperty name="color" value="#FFFFFF"/>
+      <inkml:brushProperty name="ignorePressure" value="1"/>
+    </inkml:brush>
+  </inkml:definitions>
+  <inkml:trace contextRef="#ctx0" brushRef="#br0">684 1,'-668'0,"657"0</inkml:trace>
+  <inkml:trace contextRef="#ctx0" brushRef="#br0" timeOffset="635.93">0 1,'0'0</inkml:trace>
+  <inkml:trace contextRef="#ctx0" brushRef="#br0" timeOffset="2720.13">0 1,'304'0,"-476"0,167 0</inkml:trace>
+</inkml:ink>
+</file>
+
+<file path=word/ink/ink12.xml><?xml version="1.0" encoding="utf-8"?>
+<inkml:ink xmlns:inkml="http://www.w3.org/2003/InkML">
+  <inkml:definitions>
+    <inkml:context xml:id="ctx0">
+      <inkml:inkSource xml:id="inkSrc0">
+        <inkml:traceFormat>
+          <inkml:channel name="X" type="integer" min="-2.14748E9" max="2.14748E9" units="cm"/>
+          <inkml:channel name="Y" type="integer" min="-2.14748E9" max="2.14748E9" units="cm"/>
+        </inkml:traceFormat>
+        <inkml:channelProperties>
+          <inkml:channelProperty channel="X" name="resolution" value="1000" units="1/cm"/>
+          <inkml:channelProperty channel="Y" name="resolution" value="1000" units="1/cm"/>
+        </inkml:channelProperties>
+      </inkml:inkSource>
+      <inkml:timestamp xml:id="ts0" timeString="2025-10-21T13:29:30.555"/>
+    </inkml:context>
+    <inkml:brush xml:id="br0">
+      <inkml:brushProperty name="width" value="0.35" units="cm"/>
+      <inkml:brushProperty name="height" value="0.35" units="cm"/>
+      <inkml:brushProperty name="ignorePressure" value="1"/>
+    </inkml:brush>
+  </inkml:definitions>
+  <inkml:trace contextRef="#ctx0" brushRef="#br0">17 212</inkml:trace>
+  <inkml:trace contextRef="#ctx0" brushRef="#br0" timeOffset="2950.73">1 1</inkml:trace>
+</inkml:ink>
+</file>
+
+<file path=word/ink/ink2.xml><?xml version="1.0" encoding="utf-8"?>
+<inkml:ink xmlns:inkml="http://www.w3.org/2003/InkML">
+  <inkml:definitions>
+    <inkml:context xml:id="ctx0">
+      <inkml:inkSource xml:id="inkSrc0">
+        <inkml:traceFormat>
+          <inkml:channel name="X" type="integer" min="-2.14748E9" max="2.14748E9" units="cm"/>
+          <inkml:channel name="Y" type="integer" min="-2.14748E9" max="2.14748E9" units="cm"/>
+        </inkml:traceFormat>
+        <inkml:channelProperties>
+          <inkml:channelProperty channel="X" name="resolution" value="1000" units="1/cm"/>
+          <inkml:channelProperty channel="Y" name="resolution" value="1000" units="1/cm"/>
+        </inkml:channelProperties>
+      </inkml:inkSource>
+      <inkml:timestamp xml:id="ts0" timeString="2025-10-21T13:29:01.762"/>
+    </inkml:context>
+    <inkml:brush xml:id="br0">
+      <inkml:brushProperty name="width" value="0.025" units="cm"/>
+      <inkml:brushProperty name="height" value="0.025" units="cm"/>
+      <inkml:brushProperty name="color" value="#FFFFFF"/>
+      <inkml:brushProperty name="ignorePressure" value="1"/>
+    </inkml:brush>
+  </inkml:definitions>
+  <inkml:trace contextRef="#ctx0" brushRef="#br0">926 1,'-926'0,"926"0</inkml:trace>
+</inkml:ink>
+</file>
+
+<file path=word/ink/ink3.xml><?xml version="1.0" encoding="utf-8"?>
+<inkml:ink xmlns:inkml="http://www.w3.org/2003/InkML">
+  <inkml:definitions>
+    <inkml:context xml:id="ctx0">
+      <inkml:inkSource xml:id="inkSrc0">
+        <inkml:traceFormat>
+          <inkml:channel name="X" type="integer" min="-2.14748E9" max="2.14748E9" units="cm"/>
+          <inkml:channel name="Y" type="integer" min="-2.14748E9" max="2.14748E9" units="cm"/>
+        </inkml:traceFormat>
+        <inkml:channelProperties>
+          <inkml:channelProperty channel="X" name="resolution" value="1000" units="1/cm"/>
+          <inkml:channelProperty channel="Y" name="resolution" value="1000" units="1/cm"/>
+        </inkml:channelProperties>
+      </inkml:inkSource>
+      <inkml:timestamp xml:id="ts0" timeString="2025-10-21T13:28:38.481"/>
+    </inkml:context>
+    <inkml:brush xml:id="br0">
+      <inkml:brushProperty name="width" value="0.2" units="cm"/>
+      <inkml:brushProperty name="height" value="0.2" units="cm"/>
+      <inkml:brushProperty name="color" value="#FFFFFF"/>
+      <inkml:brushProperty name="ignorePressure" value="1"/>
+    </inkml:brush>
+  </inkml:definitions>
+  <inkml:trace contextRef="#ctx0" brushRef="#br0">0 0</inkml:trace>
+  <inkml:trace contextRef="#ctx0" brushRef="#br0" timeOffset="130.79">0 0</inkml:trace>
+  <inkml:trace contextRef="#ctx0" brushRef="#br0" timeOffset="701.55">0 0</inkml:trace>
+</inkml:ink>
+</file>
+
+<file path=word/ink/ink4.xml><?xml version="1.0" encoding="utf-8"?>
+<inkml:ink xmlns:inkml="http://www.w3.org/2003/InkML">
+  <inkml:definitions>
+    <inkml:context xml:id="ctx0">
+      <inkml:inkSource xml:id="inkSrc0">
+        <inkml:traceFormat>
+          <inkml:channel name="X" type="integer" min="-2.14748E9" max="2.14748E9" units="cm"/>
+          <inkml:channel name="Y" type="integer" min="-2.14748E9" max="2.14748E9" units="cm"/>
+        </inkml:traceFormat>
+        <inkml:channelProperties>
+          <inkml:channelProperty channel="X" name="resolution" value="1000" units="1/cm"/>
+          <inkml:channelProperty channel="Y" name="resolution" value="1000" units="1/cm"/>
+        </inkml:channelProperties>
+      </inkml:inkSource>
+      <inkml:timestamp xml:id="ts0" timeString="2025-10-21T13:28:36.771"/>
+    </inkml:context>
+    <inkml:brush xml:id="br0">
+      <inkml:brushProperty name="width" value="0.2" units="cm"/>
+      <inkml:brushProperty name="height" value="0.2" units="cm"/>
+      <inkml:brushProperty name="color" value="#FFFFFF"/>
+      <inkml:brushProperty name="ignorePressure" value="1"/>
+    </inkml:brush>
+  </inkml:definitions>
+  <inkml:trace contextRef="#ctx0" brushRef="#br0">0 0</inkml:trace>
+</inkml:ink>
+</file>
+
+<file path=word/ink/ink5.xml><?xml version="1.0" encoding="utf-8"?>
+<inkml:ink xmlns:inkml="http://www.w3.org/2003/InkML">
+  <inkml:definitions>
+    <inkml:context xml:id="ctx0">
+      <inkml:inkSource xml:id="inkSrc0">
+        <inkml:traceFormat>
+          <inkml:channel name="X" type="integer" min="-2.14748E9" max="2.14748E9" units="cm"/>
+          <inkml:channel name="Y" type="integer" min="-2.14748E9" max="2.14748E9" units="cm"/>
+          <inkml:channel name="F" type="integer" max="32767" units="dev"/>
+        </inkml:traceFormat>
+        <inkml:channelProperties>
+          <inkml:channelProperty channel="X" name="resolution" value="1000" units="1/cm"/>
+          <inkml:channelProperty channel="Y" name="resolution" value="1000" units="1/cm"/>
+          <inkml:channelProperty channel="F" name="resolution" value="0" units="1/dev"/>
+        </inkml:channelProperties>
+      </inkml:inkSource>
+      <inkml:timestamp xml:id="ts0" timeString="2025-10-21T13:27:33.876"/>
+    </inkml:context>
+    <inkml:brush xml:id="br0">
+      <inkml:brushProperty name="width" value="0.2" units="cm"/>
+      <inkml:brushProperty name="height" value="0.2" units="cm"/>
+    </inkml:brush>
+  </inkml:definitions>
+  <inkml:trace contextRef="#ctx0" brushRef="#br0">132 116 24575,'0'0'-8191</inkml:trace>
+  <inkml:trace contextRef="#ctx0" brushRef="#br0" timeOffset="210.81">132 116 24575,'0'0'-8191</inkml:trace>
+  <inkml:trace contextRef="#ctx0" brushRef="#br0" timeOffset="1728.7">1 116 24575,'0'0'-8191</inkml:trace>
+  <inkml:trace contextRef="#ctx0" brushRef="#br0" timeOffset="1951.11">1 116 24575,'0'0'-8191</inkml:trace>
+  <inkml:trace contextRef="#ctx0" brushRef="#br0" timeOffset="3354.37">19 1 24575,'0'0'-8191</inkml:trace>
+  <inkml:trace contextRef="#ctx0" brushRef="#br0" timeOffset="3567.7">19 1 24575,'0'0'-8191</inkml:trace>
+</inkml:ink>
+</file>
+
+<file path=word/ink/ink6.xml><?xml version="1.0" encoding="utf-8"?>
+<inkml:ink xmlns:inkml="http://www.w3.org/2003/InkML">
+  <inkml:definitions>
+    <inkml:context xml:id="ctx0">
+      <inkml:inkSource xml:id="inkSrc0">
+        <inkml:traceFormat>
+          <inkml:channel name="X" type="integer" min="-2.14748E9" max="2.14748E9" units="cm"/>
+          <inkml:channel name="Y" type="integer" min="-2.14748E9" max="2.14748E9" units="cm"/>
+          <inkml:channel name="F" type="integer" max="32767" units="dev"/>
+        </inkml:traceFormat>
+        <inkml:channelProperties>
+          <inkml:channelProperty channel="X" name="resolution" value="1000" units="1/cm"/>
+          <inkml:channelProperty channel="Y" name="resolution" value="1000" units="1/cm"/>
+          <inkml:channelProperty channel="F" name="resolution" value="0" units="1/dev"/>
+        </inkml:channelProperties>
+      </inkml:inkSource>
+      <inkml:timestamp xml:id="ts0" timeString="2025-10-21T13:27:13.858"/>
+    </inkml:context>
+    <inkml:brush xml:id="br0">
+      <inkml:brushProperty name="width" value="0.035" units="cm"/>
+      <inkml:brushProperty name="height" value="0.035" units="cm"/>
+    </inkml:brush>
+  </inkml:definitions>
+  <inkml:trace contextRef="#ctx0" brushRef="#br0">2 1 23380,'0'700'0</inkml:trace>
+</inkml:ink>
+</file>
+
+<file path=word/ink/ink7.xml><?xml version="1.0" encoding="utf-8"?>
+<inkml:ink xmlns:inkml="http://www.w3.org/2003/InkML">
+  <inkml:definitions>
+    <inkml:context xml:id="ctx0">
+      <inkml:inkSource xml:id="inkSrc0">
+        <inkml:traceFormat>
+          <inkml:channel name="X" type="integer" min="-2.14748E9" max="2.14748E9" units="cm"/>
+          <inkml:channel name="Y" type="integer" min="-2.14748E9" max="2.14748E9" units="cm"/>
+          <inkml:channel name="F" type="integer" max="32767" units="dev"/>
+        </inkml:traceFormat>
+        <inkml:channelProperties>
+          <inkml:channelProperty channel="X" name="resolution" value="1000" units="1/cm"/>
+          <inkml:channelProperty channel="Y" name="resolution" value="1000" units="1/cm"/>
+          <inkml:channelProperty channel="F" name="resolution" value="0" units="1/dev"/>
+        </inkml:channelProperties>
+      </inkml:inkSource>
+      <inkml:timestamp xml:id="ts0" timeString="2025-10-21T13:26:59.257"/>
+    </inkml:context>
+    <inkml:brush xml:id="br0">
+      <inkml:brushProperty name="width" value="0.035" units="cm"/>
+      <inkml:brushProperty name="height" value="0.035" units="cm"/>
+    </inkml:brush>
+  </inkml:definitions>
+  <inkml:trace contextRef="#ctx0" brushRef="#br0">0 159 24560,'90'-10'0,"-52"90"0,-21-167 0,73 76 0,-169-32 0,97-45 0,-85 149 0,-11-105 0,116 125 0,-105-20 0</inkml:trace>
+</inkml:ink>
+</file>
+
+<file path=word/ink/ink8.xml><?xml version="1.0" encoding="utf-8"?>
+<inkml:ink xmlns:inkml="http://www.w3.org/2003/InkML">
+  <inkml:definitions>
+    <inkml:context xml:id="ctx0">
+      <inkml:inkSource xml:id="inkSrc0">
+        <inkml:traceFormat>
+          <inkml:channel name="X" type="integer" min="-2.14748E9" max="2.14748E9" units="cm"/>
+          <inkml:channel name="Y" type="integer" min="-2.14748E9" max="2.14748E9" units="cm"/>
+          <inkml:channel name="F" type="integer" max="32767" units="dev"/>
+        </inkml:traceFormat>
+        <inkml:channelProperties>
+          <inkml:channelProperty channel="X" name="resolution" value="1000" units="1/cm"/>
+          <inkml:channelProperty channel="Y" name="resolution" value="1000" units="1/cm"/>
+          <inkml:channelProperty channel="F" name="resolution" value="0" units="1/dev"/>
+        </inkml:channelProperties>
+      </inkml:inkSource>
+      <inkml:timestamp xml:id="ts0" timeString="2025-10-21T13:26:47.750"/>
+    </inkml:context>
+    <inkml:brush xml:id="br0">
+      <inkml:brushProperty name="width" value="0.035" units="cm"/>
+      <inkml:brushProperty name="height" value="0.035" units="cm"/>
+    </inkml:brush>
+  </inkml:definitions>
+  <inkml:trace contextRef="#ctx0" brushRef="#br0">43 48 24311,'258'-48'0,"-558"48"0,342 48 0</inkml:trace>
+</inkml:ink>
+</file>
+
+<file path=word/ink/ink9.xml><?xml version="1.0" encoding="utf-8"?>
+<inkml:ink xmlns:inkml="http://www.w3.org/2003/InkML">
+  <inkml:definitions>
+    <inkml:context xml:id="ctx0">
+      <inkml:inkSource xml:id="inkSrc0">
+        <inkml:traceFormat>
+          <inkml:channel name="X" type="integer" min="-2.14748E9" max="2.14748E9" units="cm"/>
+          <inkml:channel name="Y" type="integer" min="-2.14748E9" max="2.14748E9" units="cm"/>
+          <inkml:channel name="F" type="integer" max="32767" units="dev"/>
+        </inkml:traceFormat>
+        <inkml:channelProperties>
+          <inkml:channelProperty channel="X" name="resolution" value="1000" units="1/cm"/>
+          <inkml:channelProperty channel="Y" name="resolution" value="1000" units="1/cm"/>
+          <inkml:channelProperty channel="F" name="resolution" value="0" units="1/dev"/>
+        </inkml:channelProperties>
+      </inkml:inkSource>
+      <inkml:timestamp xml:id="ts0" timeString="2025-10-21T13:26:46.453"/>
+    </inkml:context>
+    <inkml:brush xml:id="br0">
+      <inkml:brushProperty name="width" value="0.035" units="cm"/>
+      <inkml:brushProperty name="height" value="0.035" units="cm"/>
+    </inkml:brush>
+  </inkml:definitions>
+  <inkml:trace contextRef="#ctx0" brushRef="#br0">0 1 24575,'0'0'-8191</inkml:trace>
+</inkml:ink>
+</file>
+
 <file path=word/theme/theme1.xml><?xml version="1.0" encoding="utf-8"?>
 <a:theme xmlns:a="http://schemas.openxmlformats.org/drawingml/2006/main" name="Тема Office">
   <a:themeElements>
